--- a/01_Module Content/Module 1 – Cybersecurity Fundamentals.docx
+++ b/01_Module Content/Module 1 – Cybersecurity Fundamentals.docx
@@ -4,291 +4,335 @@
   <w:body>
     <w:p>
       <w:pPr>
+        <w:jc w:val="both"/>
+        <w:rPr>
+          <w:rFonts w:ascii="Times New Roman" w:hAnsi="Times New Roman" w:cs="Times New Roman"/>
+          <w:color w:val="000000" w:themeColor="text1"/>
+        </w:rPr>
+      </w:pPr>
+      <w:r>
+        <w:rPr>
+          <w:rFonts w:ascii="Times New Roman" w:hAnsi="Times New Roman" w:cs="Times New Roman"/>
+          <w:color w:val="000000" w:themeColor="text1"/>
+          <w:sz w:val="48"/>
+        </w:rPr>
+        <w:t>Module 1 Cybersecurity Fundamentals</w:t>
+      </w:r>
+    </w:p>
+    <w:p>
+      <w:pPr>
+        <w:spacing w:after="240"/>
+        <w:jc w:val="both"/>
+        <w:rPr>
+          <w:rFonts w:ascii="Times New Roman" w:hAnsi="Times New Roman" w:cs="Times New Roman"/>
+          <w:iCs/>
+          <w:color w:val="000000" w:themeColor="text1"/>
+        </w:rPr>
+      </w:pPr>
+      <w:r>
+        <w:rPr>
+          <w:rFonts w:ascii="Times New Roman" w:hAnsi="Times New Roman" w:cs="Times New Roman"/>
+          <w:iCs/>
+          <w:color w:val="000000" w:themeColor="text1"/>
+        </w:rPr>
+        <w:t>Employee learning module | Cybersecurity Education and Awareness Training Application</w:t>
+      </w:r>
+    </w:p>
+    <w:p>
+      <w:pPr>
         <w:pStyle w:val="Heading1"/>
-        <w:rPr>
-          <w:rFonts w:ascii="Times New Roman" w:hAnsi="Times New Roman" w:cs="Times New Roman"/>
-        </w:rPr>
-      </w:pPr>
-      <w:r>
-        <w:rPr>
-          <w:rFonts w:ascii="Times New Roman" w:hAnsi="Times New Roman" w:cs="Times New Roman"/>
-        </w:rPr>
-        <w:t>Module 1 Cybersecurity Fundamentals</w:t>
-      </w:r>
-    </w:p>
-    <w:p>
-      <w:pPr>
-        <w:rPr>
-          <w:rFonts w:ascii="Times New Roman" w:hAnsi="Times New Roman" w:cs="Times New Roman"/>
-        </w:rPr>
-      </w:pPr>
-      <w:r>
-        <w:rPr>
-          <w:rFonts w:ascii="Times New Roman" w:hAnsi="Times New Roman" w:cs="Times New Roman"/>
-        </w:rPr>
-        <w:t>Employee learning module for the Cybersecurity Education and Awareness Training Application</w:t>
+        <w:jc w:val="both"/>
+        <w:rPr>
+          <w:rFonts w:ascii="Times New Roman" w:hAnsi="Times New Roman" w:cs="Times New Roman"/>
+          <w:color w:val="000000" w:themeColor="text1"/>
+        </w:rPr>
+      </w:pPr>
+      <w:r>
+        <w:rPr>
+          <w:rFonts w:ascii="Times New Roman" w:hAnsi="Times New Roman" w:cs="Times New Roman"/>
+          <w:color w:val="000000" w:themeColor="text1"/>
+        </w:rPr>
+        <w:t>Module purpose</w:t>
+      </w:r>
+    </w:p>
+    <w:p>
+      <w:pPr>
+        <w:jc w:val="both"/>
+        <w:rPr>
+          <w:rFonts w:ascii="Times New Roman" w:hAnsi="Times New Roman" w:cs="Times New Roman"/>
+          <w:color w:val="000000" w:themeColor="text1"/>
+          <w:sz w:val="24"/>
+          <w:szCs w:val="24"/>
+        </w:rPr>
+      </w:pPr>
+      <w:r>
+        <w:rPr>
+          <w:rFonts w:ascii="Times New Roman" w:hAnsi="Times New Roman" w:cs="Times New Roman"/>
+          <w:color w:val="000000" w:themeColor="text1"/>
+          <w:sz w:val="24"/>
+          <w:szCs w:val="24"/>
+        </w:rPr>
+        <w:t xml:space="preserve">This module is a practical starting point for anyone who uses a work account, device or information. It explains the everyday choices that help keep an </w:t>
+      </w:r>
+      <w:r>
+        <w:rPr>
+          <w:rFonts w:ascii="Times New Roman" w:hAnsi="Times New Roman" w:cs="Times New Roman"/>
+          <w:color w:val="000000" w:themeColor="text1"/>
+          <w:sz w:val="24"/>
+          <w:szCs w:val="24"/>
+        </w:rPr>
+        <w:t>organization</w:t>
+      </w:r>
+      <w:r>
+        <w:rPr>
+          <w:rFonts w:ascii="Times New Roman" w:hAnsi="Times New Roman" w:cs="Times New Roman"/>
+          <w:color w:val="000000" w:themeColor="text1"/>
+          <w:sz w:val="24"/>
+          <w:szCs w:val="24"/>
+        </w:rPr>
+        <w:t xml:space="preserve"> safe: checking an unexpected request, protecting a login, handling a file carefully and speaking up when something seems wrong. It focuses on what employees can do, rather than technical tasks handled by IT staff.</w:t>
       </w:r>
     </w:p>
     <w:p>
       <w:pPr>
         <w:pStyle w:val="Heading1"/>
-        <w:rPr>
-          <w:rFonts w:ascii="Times New Roman" w:hAnsi="Times New Roman" w:cs="Times New Roman"/>
-        </w:rPr>
-      </w:pPr>
-      <w:r>
-        <w:rPr>
-          <w:rFonts w:ascii="Times New Roman" w:hAnsi="Times New Roman" w:cs="Times New Roman"/>
-        </w:rPr>
-        <w:t>Module purpose</w:t>
-      </w:r>
-    </w:p>
-    <w:p>
-      <w:pPr>
-        <w:rPr>
-          <w:rFonts w:ascii="Times New Roman" w:hAnsi="Times New Roman" w:cs="Times New Roman"/>
-        </w:rPr>
-      </w:pPr>
-      <w:r>
-        <w:rPr>
-          <w:rFonts w:ascii="Times New Roman" w:hAnsi="Times New Roman" w:cs="Times New Roman"/>
-        </w:rPr>
-        <w:t xml:space="preserve">This module introduces the everyday habits and decisions that help protect people, information and technology at work. It explains cybersecurity in practical language so employees can </w:t>
-      </w:r>
-      <w:proofErr w:type="spellStart"/>
-      <w:r>
-        <w:rPr>
-          <w:rFonts w:ascii="Times New Roman" w:hAnsi="Times New Roman" w:cs="Times New Roman"/>
-        </w:rPr>
-        <w:t>recognise</w:t>
-      </w:r>
-      <w:proofErr w:type="spellEnd"/>
-      <w:r>
-        <w:rPr>
-          <w:rFonts w:ascii="Times New Roman" w:hAnsi="Times New Roman" w:cs="Times New Roman"/>
-        </w:rPr>
-        <w:t xml:space="preserve"> common risks, choose safer actions and report concerns early. The focus is on responsible </w:t>
-      </w:r>
-      <w:proofErr w:type="spellStart"/>
-      <w:r>
-        <w:rPr>
-          <w:rFonts w:ascii="Times New Roman" w:hAnsi="Times New Roman" w:cs="Times New Roman"/>
-        </w:rPr>
-        <w:t>behaviour</w:t>
-      </w:r>
-      <w:proofErr w:type="spellEnd"/>
-      <w:r>
-        <w:rPr>
-          <w:rFonts w:ascii="Times New Roman" w:hAnsi="Times New Roman" w:cs="Times New Roman"/>
-        </w:rPr>
-        <w:t xml:space="preserve"> rather than technical administration.</w:t>
+        <w:jc w:val="both"/>
+        <w:rPr>
+          <w:rFonts w:ascii="Times New Roman" w:hAnsi="Times New Roman" w:cs="Times New Roman"/>
+          <w:color w:val="000000" w:themeColor="text1"/>
+          <w:sz w:val="32"/>
+          <w:szCs w:val="32"/>
+        </w:rPr>
+      </w:pPr>
+      <w:r>
+        <w:rPr>
+          <w:rFonts w:ascii="Times New Roman" w:hAnsi="Times New Roman" w:cs="Times New Roman"/>
+          <w:color w:val="000000" w:themeColor="text1"/>
+          <w:sz w:val="32"/>
+          <w:szCs w:val="32"/>
+        </w:rPr>
+        <w:t>Why this matters at work</w:t>
+      </w:r>
+    </w:p>
+    <w:p>
+      <w:pPr>
+        <w:jc w:val="both"/>
+        <w:rPr>
+          <w:rFonts w:ascii="Times New Roman" w:hAnsi="Times New Roman" w:cs="Times New Roman"/>
+          <w:color w:val="000000" w:themeColor="text1"/>
+          <w:sz w:val="24"/>
+          <w:szCs w:val="24"/>
+        </w:rPr>
+      </w:pPr>
+      <w:r>
+        <w:rPr>
+          <w:rFonts w:ascii="Times New Roman" w:hAnsi="Times New Roman" w:cs="Times New Roman"/>
+          <w:color w:val="000000" w:themeColor="text1"/>
+          <w:sz w:val="24"/>
+          <w:szCs w:val="24"/>
+        </w:rPr>
+        <w:t xml:space="preserve">A security incident does not always begin with a complicated attack. It may start when someone reuses a password, opens an unexpected attachment, leaves a laptop unlocked or sends a file to the wrong person. One mistake can interrupt work, expose customer or staff information, lead to fraudulent payments and weaken trust. Reporting a concern early gives the </w:t>
+      </w:r>
+      <w:r>
+        <w:rPr>
+          <w:rFonts w:ascii="Times New Roman" w:hAnsi="Times New Roman" w:cs="Times New Roman"/>
+          <w:color w:val="000000" w:themeColor="text1"/>
+          <w:sz w:val="24"/>
+          <w:szCs w:val="24"/>
+        </w:rPr>
+        <w:t>organization</w:t>
+      </w:r>
+      <w:r>
+        <w:rPr>
+          <w:rFonts w:ascii="Times New Roman" w:hAnsi="Times New Roman" w:cs="Times New Roman"/>
+          <w:color w:val="000000" w:themeColor="text1"/>
+          <w:sz w:val="24"/>
+          <w:szCs w:val="24"/>
+        </w:rPr>
+        <w:t xml:space="preserve"> a better chance to limit the damage and restore normal work.</w:t>
       </w:r>
     </w:p>
     <w:p>
       <w:pPr>
         <w:pStyle w:val="Heading1"/>
-        <w:rPr>
-          <w:rFonts w:ascii="Times New Roman" w:hAnsi="Times New Roman" w:cs="Times New Roman"/>
-        </w:rPr>
-      </w:pPr>
-      <w:r>
-        <w:rPr>
-          <w:rFonts w:ascii="Times New Roman" w:hAnsi="Times New Roman" w:cs="Times New Roman"/>
-        </w:rPr>
-        <w:t>Why the module is important</w:t>
-      </w:r>
-    </w:p>
-    <w:p>
-      <w:pPr>
-        <w:rPr>
-          <w:rFonts w:ascii="Times New Roman" w:hAnsi="Times New Roman" w:cs="Times New Roman"/>
-        </w:rPr>
-      </w:pPr>
-      <w:r>
-        <w:rPr>
-          <w:rFonts w:ascii="Times New Roman" w:hAnsi="Times New Roman" w:cs="Times New Roman"/>
-        </w:rPr>
-        <w:t xml:space="preserve">Cybersecurity is part of every employee’s role. A stolen password, a rushed click, an unlocked laptop or an incorrectly shared file can give an attacker an opportunity to access business systems. Good security reduces the likelihood of fraud, data loss, service disruption and harm to customers or colleagues. Early reporting also gives the </w:t>
-      </w:r>
-      <w:proofErr w:type="spellStart"/>
-      <w:r>
-        <w:rPr>
-          <w:rFonts w:ascii="Times New Roman" w:hAnsi="Times New Roman" w:cs="Times New Roman"/>
-        </w:rPr>
-        <w:t>organisation</w:t>
-      </w:r>
-      <w:proofErr w:type="spellEnd"/>
-      <w:r>
-        <w:rPr>
-          <w:rFonts w:ascii="Times New Roman" w:hAnsi="Times New Roman" w:cs="Times New Roman"/>
-        </w:rPr>
-        <w:t xml:space="preserve"> more time to contain an incident.</w:t>
+        <w:jc w:val="both"/>
+        <w:rPr>
+          <w:rFonts w:ascii="Times New Roman" w:hAnsi="Times New Roman" w:cs="Times New Roman"/>
+          <w:color w:val="000000" w:themeColor="text1"/>
+          <w:sz w:val="32"/>
+          <w:szCs w:val="32"/>
+        </w:rPr>
+      </w:pPr>
+      <w:r>
+        <w:rPr>
+          <w:rFonts w:ascii="Times New Roman" w:hAnsi="Times New Roman" w:cs="Times New Roman"/>
+          <w:color w:val="000000" w:themeColor="text1"/>
+          <w:sz w:val="32"/>
+          <w:szCs w:val="32"/>
+        </w:rPr>
+        <w:t>What learners should be able to do</w:t>
+      </w:r>
+    </w:p>
+    <w:p>
+      <w:pPr>
+        <w:pStyle w:val="ListBullet"/>
+        <w:tabs>
+          <w:tab w:val="num" w:pos="360"/>
+        </w:tabs>
+        <w:ind w:left="360" w:hanging="360"/>
+        <w:jc w:val="both"/>
+        <w:rPr>
+          <w:rFonts w:ascii="Times New Roman" w:hAnsi="Times New Roman" w:cs="Times New Roman"/>
+          <w:color w:val="000000" w:themeColor="text1"/>
+          <w:sz w:val="24"/>
+          <w:szCs w:val="24"/>
+        </w:rPr>
+      </w:pPr>
+      <w:r>
+        <w:rPr>
+          <w:rFonts w:ascii="Times New Roman" w:hAnsi="Times New Roman" w:cs="Times New Roman"/>
+          <w:color w:val="000000" w:themeColor="text1"/>
+          <w:sz w:val="24"/>
+          <w:szCs w:val="24"/>
+        </w:rPr>
+        <w:t>Explain confidentiality, integrity and availability using familiar workplace examples.</w:t>
+      </w:r>
+    </w:p>
+    <w:p>
+      <w:pPr>
+        <w:pStyle w:val="ListBullet"/>
+        <w:tabs>
+          <w:tab w:val="num" w:pos="360"/>
+        </w:tabs>
+        <w:ind w:left="360" w:hanging="360"/>
+        <w:jc w:val="both"/>
+        <w:rPr>
+          <w:rFonts w:ascii="Times New Roman" w:hAnsi="Times New Roman" w:cs="Times New Roman"/>
+          <w:color w:val="000000" w:themeColor="text1"/>
+          <w:sz w:val="24"/>
+          <w:szCs w:val="24"/>
+        </w:rPr>
+      </w:pPr>
+      <w:r>
+        <w:rPr>
+          <w:rFonts w:ascii="Times New Roman" w:hAnsi="Times New Roman" w:cs="Times New Roman"/>
+          <w:color w:val="000000" w:themeColor="text1"/>
+          <w:sz w:val="24"/>
+          <w:szCs w:val="24"/>
+        </w:rPr>
+        <w:t>Spot common risks, including phishing, malware, weak passwords, excessive access and accidental information sharing.</w:t>
+      </w:r>
+    </w:p>
+    <w:p>
+      <w:pPr>
+        <w:pStyle w:val="ListBullet"/>
+        <w:tabs>
+          <w:tab w:val="num" w:pos="360"/>
+        </w:tabs>
+        <w:ind w:left="360" w:hanging="360"/>
+        <w:jc w:val="both"/>
+        <w:rPr>
+          <w:rFonts w:ascii="Times New Roman" w:hAnsi="Times New Roman" w:cs="Times New Roman"/>
+          <w:color w:val="000000" w:themeColor="text1"/>
+          <w:sz w:val="24"/>
+          <w:szCs w:val="24"/>
+        </w:rPr>
+      </w:pPr>
+      <w:r>
+        <w:rPr>
+          <w:rFonts w:ascii="Times New Roman" w:hAnsi="Times New Roman" w:cs="Times New Roman"/>
+          <w:color w:val="000000" w:themeColor="text1"/>
+          <w:sz w:val="24"/>
+          <w:szCs w:val="24"/>
+        </w:rPr>
+        <w:t>Choose safer ways to use accounts, devices, email, websites and business information.</w:t>
+      </w:r>
+    </w:p>
+    <w:p>
+      <w:pPr>
+        <w:pStyle w:val="ListBullet"/>
+        <w:tabs>
+          <w:tab w:val="num" w:pos="360"/>
+        </w:tabs>
+        <w:ind w:left="360" w:hanging="360"/>
+        <w:jc w:val="both"/>
+        <w:rPr>
+          <w:rFonts w:ascii="Times New Roman" w:hAnsi="Times New Roman" w:cs="Times New Roman"/>
+          <w:color w:val="000000" w:themeColor="text1"/>
+          <w:sz w:val="24"/>
+          <w:szCs w:val="24"/>
+        </w:rPr>
+      </w:pPr>
+      <w:r>
+        <w:rPr>
+          <w:rFonts w:ascii="Times New Roman" w:hAnsi="Times New Roman" w:cs="Times New Roman"/>
+          <w:color w:val="000000" w:themeColor="text1"/>
+          <w:sz w:val="24"/>
+          <w:szCs w:val="24"/>
+        </w:rPr>
+        <w:t xml:space="preserve">Follow the </w:t>
+      </w:r>
+      <w:r>
+        <w:rPr>
+          <w:rFonts w:ascii="Times New Roman" w:hAnsi="Times New Roman" w:cs="Times New Roman"/>
+          <w:color w:val="000000" w:themeColor="text1"/>
+          <w:sz w:val="24"/>
+          <w:szCs w:val="24"/>
+        </w:rPr>
+        <w:t>organization’s</w:t>
+      </w:r>
+      <w:r>
+        <w:rPr>
+          <w:rFonts w:ascii="Times New Roman" w:hAnsi="Times New Roman" w:cs="Times New Roman"/>
+          <w:color w:val="000000" w:themeColor="text1"/>
+          <w:sz w:val="24"/>
+          <w:szCs w:val="24"/>
+        </w:rPr>
+        <w:t xml:space="preserve"> approved process when reporting a suspicious event or an accidental mistake.</w:t>
+      </w:r>
+    </w:p>
+    <w:p>
+      <w:pPr>
+        <w:pStyle w:val="ListBullet"/>
+        <w:tabs>
+          <w:tab w:val="num" w:pos="360"/>
+        </w:tabs>
+        <w:ind w:left="360" w:hanging="360"/>
+        <w:jc w:val="both"/>
+        <w:rPr>
+          <w:rFonts w:ascii="Times New Roman" w:hAnsi="Times New Roman" w:cs="Times New Roman"/>
+          <w:color w:val="000000" w:themeColor="text1"/>
+          <w:sz w:val="24"/>
+          <w:szCs w:val="24"/>
+        </w:rPr>
+      </w:pPr>
+      <w:r>
+        <w:rPr>
+          <w:rFonts w:ascii="Times New Roman" w:hAnsi="Times New Roman" w:cs="Times New Roman"/>
+          <w:color w:val="000000" w:themeColor="text1"/>
+          <w:sz w:val="24"/>
+          <w:szCs w:val="24"/>
+        </w:rPr>
+        <w:t>Describe how a security incident could affect daily operations, privacy, trust and legal or contractual responsibilities.</w:t>
       </w:r>
     </w:p>
     <w:p>
       <w:pPr>
         <w:pStyle w:val="Heading1"/>
-        <w:rPr>
-          <w:rFonts w:ascii="Times New Roman" w:hAnsi="Times New Roman" w:cs="Times New Roman"/>
-        </w:rPr>
-      </w:pPr>
-      <w:r>
-        <w:rPr>
-          <w:rFonts w:ascii="Times New Roman" w:hAnsi="Times New Roman" w:cs="Times New Roman"/>
-        </w:rPr>
-        <w:t>Learning outcomes</w:t>
-      </w:r>
-    </w:p>
-    <w:p>
-      <w:pPr>
-        <w:pStyle w:val="ListBullet"/>
-        <w:numPr>
-          <w:ilvl w:val="0"/>
-          <w:numId w:val="2"/>
-        </w:numPr>
-        <w:rPr>
-          <w:rFonts w:ascii="Times New Roman" w:hAnsi="Times New Roman" w:cs="Times New Roman"/>
-        </w:rPr>
-      </w:pPr>
-      <w:r>
-        <w:rPr>
-          <w:rFonts w:ascii="Times New Roman" w:hAnsi="Times New Roman" w:cs="Times New Roman"/>
-        </w:rPr>
-        <w:t>Explain confidentiality, integrity and availability in an everyday workplace context.</w:t>
-      </w:r>
-    </w:p>
-    <w:p>
-      <w:pPr>
-        <w:pStyle w:val="ListBullet"/>
-        <w:numPr>
-          <w:ilvl w:val="0"/>
-          <w:numId w:val="2"/>
-        </w:numPr>
-        <w:rPr>
-          <w:rFonts w:ascii="Times New Roman" w:hAnsi="Times New Roman" w:cs="Times New Roman"/>
-        </w:rPr>
-      </w:pPr>
-      <w:proofErr w:type="spellStart"/>
-      <w:r>
-        <w:rPr>
-          <w:rFonts w:ascii="Times New Roman" w:hAnsi="Times New Roman" w:cs="Times New Roman"/>
-        </w:rPr>
-        <w:t>Recognise</w:t>
-      </w:r>
-      <w:proofErr w:type="spellEnd"/>
-      <w:r>
-        <w:rPr>
-          <w:rFonts w:ascii="Times New Roman" w:hAnsi="Times New Roman" w:cs="Times New Roman"/>
-        </w:rPr>
-        <w:t xml:space="preserve"> common threats such as phishing, malware, weak passwords, </w:t>
-      </w:r>
-      <w:proofErr w:type="spellStart"/>
-      <w:r>
-        <w:rPr>
-          <w:rFonts w:ascii="Times New Roman" w:hAnsi="Times New Roman" w:cs="Times New Roman"/>
-        </w:rPr>
-        <w:t>unauthorised</w:t>
-      </w:r>
-      <w:proofErr w:type="spellEnd"/>
-      <w:r>
-        <w:rPr>
-          <w:rFonts w:ascii="Times New Roman" w:hAnsi="Times New Roman" w:cs="Times New Roman"/>
-        </w:rPr>
-        <w:t xml:space="preserve"> access and accidental disclosure.</w:t>
-      </w:r>
-    </w:p>
-    <w:p>
-      <w:pPr>
-        <w:pStyle w:val="ListBullet"/>
-        <w:numPr>
-          <w:ilvl w:val="0"/>
-          <w:numId w:val="2"/>
-        </w:numPr>
-        <w:rPr>
-          <w:rFonts w:ascii="Times New Roman" w:hAnsi="Times New Roman" w:cs="Times New Roman"/>
-        </w:rPr>
-      </w:pPr>
-      <w:r>
-        <w:rPr>
-          <w:rFonts w:ascii="Times New Roman" w:hAnsi="Times New Roman" w:cs="Times New Roman"/>
-        </w:rPr>
-        <w:t xml:space="preserve">Apply safer </w:t>
-      </w:r>
-      <w:proofErr w:type="spellStart"/>
-      <w:r>
-        <w:rPr>
-          <w:rFonts w:ascii="Times New Roman" w:hAnsi="Times New Roman" w:cs="Times New Roman"/>
-        </w:rPr>
-        <w:t>behaviours</w:t>
-      </w:r>
-      <w:proofErr w:type="spellEnd"/>
-      <w:r>
-        <w:rPr>
-          <w:rFonts w:ascii="Times New Roman" w:hAnsi="Times New Roman" w:cs="Times New Roman"/>
-        </w:rPr>
-        <w:t xml:space="preserve"> when using accounts, devices, email, websites and business information.</w:t>
-      </w:r>
-    </w:p>
-    <w:p>
-      <w:pPr>
-        <w:pStyle w:val="ListBullet"/>
-        <w:numPr>
-          <w:ilvl w:val="0"/>
-          <w:numId w:val="2"/>
-        </w:numPr>
-        <w:rPr>
-          <w:rFonts w:ascii="Times New Roman" w:hAnsi="Times New Roman" w:cs="Times New Roman"/>
-        </w:rPr>
-      </w:pPr>
-      <w:r>
-        <w:rPr>
-          <w:rFonts w:ascii="Times New Roman" w:hAnsi="Times New Roman" w:cs="Times New Roman"/>
-        </w:rPr>
-        <w:t xml:space="preserve">Use the </w:t>
-      </w:r>
-      <w:proofErr w:type="spellStart"/>
-      <w:r>
-        <w:rPr>
-          <w:rFonts w:ascii="Times New Roman" w:hAnsi="Times New Roman" w:cs="Times New Roman"/>
-        </w:rPr>
-        <w:t>organisation’s</w:t>
-      </w:r>
-      <w:proofErr w:type="spellEnd"/>
-      <w:r>
-        <w:rPr>
-          <w:rFonts w:ascii="Times New Roman" w:hAnsi="Times New Roman" w:cs="Times New Roman"/>
-        </w:rPr>
-        <w:t xml:space="preserve"> approved process to report suspicious activity or a mistake.</w:t>
-      </w:r>
-    </w:p>
-    <w:p>
-      <w:pPr>
-        <w:pStyle w:val="ListBullet"/>
-        <w:numPr>
-          <w:ilvl w:val="0"/>
-          <w:numId w:val="2"/>
-        </w:numPr>
-        <w:rPr>
-          <w:rFonts w:ascii="Times New Roman" w:hAnsi="Times New Roman" w:cs="Times New Roman"/>
-        </w:rPr>
-      </w:pPr>
-      <w:r>
-        <w:rPr>
-          <w:rFonts w:ascii="Times New Roman" w:hAnsi="Times New Roman" w:cs="Times New Roman"/>
-        </w:rPr>
-        <w:t>Describe how an employee action can affect business operations, privacy, trust and legal obligations.</w:t>
-      </w:r>
-    </w:p>
-    <w:p>
-      <w:pPr>
-        <w:pStyle w:val="Heading1"/>
-        <w:rPr>
-          <w:rFonts w:ascii="Times New Roman" w:hAnsi="Times New Roman" w:cs="Times New Roman"/>
-        </w:rPr>
-      </w:pPr>
-      <w:r>
-        <w:rPr>
-          <w:rFonts w:ascii="Times New Roman" w:hAnsi="Times New Roman" w:cs="Times New Roman"/>
+        <w:jc w:val="both"/>
+        <w:rPr>
+          <w:rFonts w:ascii="Times New Roman" w:hAnsi="Times New Roman" w:cs="Times New Roman"/>
+          <w:color w:val="000000" w:themeColor="text1"/>
+          <w:sz w:val="32"/>
+          <w:szCs w:val="32"/>
+        </w:rPr>
+      </w:pPr>
+      <w:r>
+        <w:rPr>
+          <w:rFonts w:ascii="Times New Roman" w:hAnsi="Times New Roman" w:cs="Times New Roman"/>
+          <w:color w:val="000000" w:themeColor="text1"/>
+          <w:sz w:val="32"/>
+          <w:szCs w:val="32"/>
         </w:rPr>
         <w:t>Key terms</w:t>
       </w:r>
@@ -299,49 +343,47 @@
         <w:tblW w:w="0" w:type="auto"/>
         <w:jc w:val="center"/>
         <w:tblInd w:w="0" w:type="dxa"/>
-        <w:tblBorders>
-          <w:top w:val="single" w:sz="4" w:space="0" w:color="D9D9D9"/>
-          <w:left w:val="single" w:sz="4" w:space="0" w:color="D9D9D9"/>
-          <w:bottom w:val="single" w:sz="4" w:space="0" w:color="D9D9D9"/>
-          <w:right w:val="single" w:sz="4" w:space="0" w:color="D9D9D9"/>
-          <w:insideH w:val="single" w:sz="4" w:space="0" w:color="D9D9D9"/>
-          <w:insideV w:val="single" w:sz="4" w:space="0" w:color="D9D9D9"/>
-        </w:tblBorders>
         <w:tblLook w:val="04A0" w:firstRow="1" w:lastRow="0" w:firstColumn="1" w:lastColumn="0" w:noHBand="0" w:noVBand="1"/>
       </w:tblPr>
       <w:tblGrid>
-        <w:gridCol w:w="4520"/>
-        <w:gridCol w:w="4496"/>
+        <w:gridCol w:w="2188"/>
+        <w:gridCol w:w="7680"/>
       </w:tblGrid>
       <w:tr>
         <w:trPr>
+          <w:cantSplit/>
+          <w:tblHeader/>
           <w:jc w:val="center"/>
         </w:trPr>
         <w:tc>
           <w:tcPr>
-            <w:tcW w:w="4968" w:type="dxa"/>
+            <w:tcW w:w="2232" w:type="dxa"/>
             <w:tcBorders>
-              <w:top w:val="single" w:sz="4" w:space="0" w:color="D9D9D9"/>
-              <w:left w:val="single" w:sz="4" w:space="0" w:color="D9D9D9"/>
-              <w:bottom w:val="single" w:sz="4" w:space="0" w:color="D9D9D9"/>
-              <w:right w:val="single" w:sz="4" w:space="0" w:color="D9D9D9"/>
+              <w:top w:val="single" w:sz="4" w:space="0" w:color="D9E0E6"/>
+              <w:left w:val="single" w:sz="4" w:space="0" w:color="D9E0E6"/>
+              <w:bottom w:val="single" w:sz="4" w:space="0" w:color="D9E0E6"/>
+              <w:right w:val="single" w:sz="4" w:space="0" w:color="D9E0E6"/>
             </w:tcBorders>
-            <w:shd w:val="clear" w:color="auto" w:fill="1F4E79"/>
+            <w:shd w:val="clear" w:color="auto" w:fill="24476B"/>
             <w:vAlign w:val="center"/>
-            <w:hideMark/>
           </w:tcPr>
           <w:p>
             <w:pPr>
-              <w:spacing w:line="240" w:lineRule="auto"/>
-              <w:rPr>
-                <w:rFonts w:ascii="Times New Roman" w:hAnsi="Times New Roman" w:cs="Times New Roman"/>
+              <w:jc w:val="both"/>
+              <w:rPr>
+                <w:rFonts w:ascii="Times New Roman" w:hAnsi="Times New Roman" w:cs="Times New Roman"/>
+                <w:color w:val="FFFFFF" w:themeColor="background1"/>
+                <w:sz w:val="24"/>
+                <w:szCs w:val="24"/>
               </w:rPr>
             </w:pPr>
             <w:r>
               <w:rPr>
                 <w:rFonts w:ascii="Times New Roman" w:hAnsi="Times New Roman" w:cs="Times New Roman"/>
                 <w:b/>
-                <w:color w:val="FFFFFF"/>
+                <w:color w:val="FFFFFF" w:themeColor="background1"/>
+                <w:sz w:val="24"/>
+                <w:szCs w:val="24"/>
               </w:rPr>
               <w:t>Term</w:t>
             </w:r>
@@ -349,61 +391,73 @@
         </w:tc>
         <w:tc>
           <w:tcPr>
-            <w:tcW w:w="4968" w:type="dxa"/>
+            <w:tcW w:w="8208" w:type="dxa"/>
             <w:tcBorders>
-              <w:top w:val="single" w:sz="4" w:space="0" w:color="D9D9D9"/>
-              <w:left w:val="single" w:sz="4" w:space="0" w:color="D9D9D9"/>
-              <w:bottom w:val="single" w:sz="4" w:space="0" w:color="D9D9D9"/>
-              <w:right w:val="single" w:sz="4" w:space="0" w:color="D9D9D9"/>
+              <w:top w:val="single" w:sz="4" w:space="0" w:color="D9E0E6"/>
+              <w:left w:val="single" w:sz="4" w:space="0" w:color="D9E0E6"/>
+              <w:bottom w:val="single" w:sz="4" w:space="0" w:color="D9E0E6"/>
+              <w:right w:val="single" w:sz="4" w:space="0" w:color="D9E0E6"/>
             </w:tcBorders>
-            <w:shd w:val="clear" w:color="auto" w:fill="1F4E79"/>
+            <w:shd w:val="clear" w:color="auto" w:fill="24476B"/>
             <w:vAlign w:val="center"/>
-            <w:hideMark/>
           </w:tcPr>
           <w:p>
             <w:pPr>
-              <w:spacing w:line="240" w:lineRule="auto"/>
-              <w:rPr>
-                <w:rFonts w:ascii="Times New Roman" w:hAnsi="Times New Roman" w:cs="Times New Roman"/>
+              <w:jc w:val="both"/>
+              <w:rPr>
+                <w:rFonts w:ascii="Times New Roman" w:hAnsi="Times New Roman" w:cs="Times New Roman"/>
+                <w:color w:val="FFFFFF" w:themeColor="background1"/>
+                <w:sz w:val="24"/>
+                <w:szCs w:val="24"/>
               </w:rPr>
             </w:pPr>
             <w:r>
               <w:rPr>
                 <w:rFonts w:ascii="Times New Roman" w:hAnsi="Times New Roman" w:cs="Times New Roman"/>
                 <w:b/>
-                <w:color w:val="FFFFFF"/>
-              </w:rPr>
-              <w:t>Plain-language meaning</w:t>
+                <w:color w:val="FFFFFF" w:themeColor="background1"/>
+                <w:sz w:val="24"/>
+                <w:szCs w:val="24"/>
+              </w:rPr>
+              <w:t>Plain-language explanation</w:t>
             </w:r>
           </w:p>
         </w:tc>
       </w:tr>
       <w:tr>
         <w:trPr>
+          <w:cantSplit/>
           <w:jc w:val="center"/>
         </w:trPr>
         <w:tc>
           <w:tcPr>
-            <w:tcW w:w="4968" w:type="dxa"/>
+            <w:tcW w:w="2232" w:type="dxa"/>
             <w:tcBorders>
-              <w:top w:val="single" w:sz="4" w:space="0" w:color="D9D9D9"/>
-              <w:left w:val="single" w:sz="4" w:space="0" w:color="D9D9D9"/>
-              <w:bottom w:val="single" w:sz="4" w:space="0" w:color="D9D9D9"/>
-              <w:right w:val="single" w:sz="4" w:space="0" w:color="D9D9D9"/>
+              <w:top w:val="single" w:sz="4" w:space="0" w:color="D9E0E6"/>
+              <w:left w:val="single" w:sz="4" w:space="0" w:color="D9E0E6"/>
+              <w:bottom w:val="single" w:sz="4" w:space="0" w:color="D9E0E6"/>
+              <w:right w:val="single" w:sz="4" w:space="0" w:color="D9E0E6"/>
             </w:tcBorders>
+            <w:shd w:val="clear" w:color="auto" w:fill="F2F6FA"/>
             <w:vAlign w:val="center"/>
-            <w:hideMark/>
           </w:tcPr>
           <w:p>
             <w:pPr>
-              <w:spacing w:line="240" w:lineRule="auto"/>
-              <w:rPr>
-                <w:rFonts w:ascii="Times New Roman" w:hAnsi="Times New Roman" w:cs="Times New Roman"/>
+              <w:spacing w:after="40"/>
+              <w:jc w:val="both"/>
+              <w:rPr>
+                <w:rFonts w:ascii="Times New Roman" w:hAnsi="Times New Roman" w:cs="Times New Roman"/>
+                <w:color w:val="000000" w:themeColor="text1"/>
+                <w:sz w:val="24"/>
+                <w:szCs w:val="24"/>
               </w:rPr>
             </w:pPr>
             <w:r>
               <w:rPr>
                 <w:rFonts w:ascii="Times New Roman" w:hAnsi="Times New Roman" w:cs="Times New Roman"/>
+                <w:color w:val="000000" w:themeColor="text1"/>
+                <w:sz w:val="24"/>
+                <w:szCs w:val="24"/>
               </w:rPr>
               <w:t>Cybersecurity</w:t>
             </w:r>
@@ -411,72 +465,90 @@
         </w:tc>
         <w:tc>
           <w:tcPr>
-            <w:tcW w:w="4968" w:type="dxa"/>
+            <w:tcW w:w="8208" w:type="dxa"/>
             <w:tcBorders>
-              <w:top w:val="single" w:sz="4" w:space="0" w:color="D9D9D9"/>
-              <w:left w:val="single" w:sz="4" w:space="0" w:color="D9D9D9"/>
-              <w:bottom w:val="single" w:sz="4" w:space="0" w:color="D9D9D9"/>
-              <w:right w:val="single" w:sz="4" w:space="0" w:color="D9D9D9"/>
+              <w:top w:val="single" w:sz="4" w:space="0" w:color="D9E0E6"/>
+              <w:left w:val="single" w:sz="4" w:space="0" w:color="D9E0E6"/>
+              <w:bottom w:val="single" w:sz="4" w:space="0" w:color="D9E0E6"/>
+              <w:right w:val="single" w:sz="4" w:space="0" w:color="D9E0E6"/>
             </w:tcBorders>
+            <w:shd w:val="clear" w:color="auto" w:fill="F2F6FA"/>
             <w:vAlign w:val="center"/>
-            <w:hideMark/>
           </w:tcPr>
           <w:p>
             <w:pPr>
-              <w:spacing w:line="240" w:lineRule="auto"/>
-              <w:rPr>
-                <w:rFonts w:ascii="Times New Roman" w:hAnsi="Times New Roman" w:cs="Times New Roman"/>
+              <w:spacing w:after="40"/>
+              <w:jc w:val="both"/>
+              <w:rPr>
+                <w:rFonts w:ascii="Times New Roman" w:hAnsi="Times New Roman" w:cs="Times New Roman"/>
+                <w:color w:val="000000" w:themeColor="text1"/>
+                <w:sz w:val="24"/>
+                <w:szCs w:val="24"/>
               </w:rPr>
             </w:pPr>
             <w:r>
               <w:rPr>
                 <w:rFonts w:ascii="Times New Roman" w:hAnsi="Times New Roman" w:cs="Times New Roman"/>
-              </w:rPr>
-              <w:t xml:space="preserve">Protecting systems, devices, accounts and information from misuse, damage or </w:t>
-            </w:r>
-            <w:proofErr w:type="spellStart"/>
-            <w:r>
-              <w:rPr>
-                <w:rFonts w:ascii="Times New Roman" w:hAnsi="Times New Roman" w:cs="Times New Roman"/>
-              </w:rPr>
-              <w:t>unauthorised</w:t>
-            </w:r>
-            <w:proofErr w:type="spellEnd"/>
-            <w:r>
-              <w:rPr>
-                <w:rFonts w:ascii="Times New Roman" w:hAnsi="Times New Roman" w:cs="Times New Roman"/>
-              </w:rPr>
-              <w:t xml:space="preserve"> access.</w:t>
+                <w:color w:val="000000" w:themeColor="text1"/>
+                <w:sz w:val="24"/>
+                <w:szCs w:val="24"/>
+              </w:rPr>
+              <w:t xml:space="preserve">The steps people and </w:t>
+            </w:r>
+            <w:r>
+              <w:rPr>
+                <w:rFonts w:ascii="Times New Roman" w:hAnsi="Times New Roman" w:cs="Times New Roman"/>
+                <w:color w:val="000000" w:themeColor="text1"/>
+                <w:sz w:val="24"/>
+                <w:szCs w:val="24"/>
+              </w:rPr>
+              <w:t>organizations</w:t>
+            </w:r>
+            <w:r>
+              <w:rPr>
+                <w:rFonts w:ascii="Times New Roman" w:hAnsi="Times New Roman" w:cs="Times New Roman"/>
+                <w:color w:val="000000" w:themeColor="text1"/>
+                <w:sz w:val="24"/>
+                <w:szCs w:val="24"/>
+              </w:rPr>
+              <w:t xml:space="preserve"> take to protect devices, accounts, systems and information from misuse, damage or access by the wrong people.</w:t>
             </w:r>
           </w:p>
         </w:tc>
       </w:tr>
       <w:tr>
         <w:trPr>
+          <w:cantSplit/>
           <w:jc w:val="center"/>
         </w:trPr>
         <w:tc>
           <w:tcPr>
-            <w:tcW w:w="4968" w:type="dxa"/>
+            <w:tcW w:w="2232" w:type="dxa"/>
             <w:tcBorders>
-              <w:top w:val="single" w:sz="4" w:space="0" w:color="D9D9D9"/>
-              <w:left w:val="single" w:sz="4" w:space="0" w:color="D9D9D9"/>
-              <w:bottom w:val="single" w:sz="4" w:space="0" w:color="D9D9D9"/>
-              <w:right w:val="single" w:sz="4" w:space="0" w:color="D9D9D9"/>
+              <w:top w:val="single" w:sz="4" w:space="0" w:color="D9E0E6"/>
+              <w:left w:val="single" w:sz="4" w:space="0" w:color="D9E0E6"/>
+              <w:bottom w:val="single" w:sz="4" w:space="0" w:color="D9E0E6"/>
+              <w:right w:val="single" w:sz="4" w:space="0" w:color="D9E0E6"/>
             </w:tcBorders>
             <w:vAlign w:val="center"/>
-            <w:hideMark/>
           </w:tcPr>
           <w:p>
             <w:pPr>
-              <w:spacing w:line="240" w:lineRule="auto"/>
-              <w:rPr>
-                <w:rFonts w:ascii="Times New Roman" w:hAnsi="Times New Roman" w:cs="Times New Roman"/>
+              <w:spacing w:after="40"/>
+              <w:jc w:val="both"/>
+              <w:rPr>
+                <w:rFonts w:ascii="Times New Roman" w:hAnsi="Times New Roman" w:cs="Times New Roman"/>
+                <w:color w:val="000000" w:themeColor="text1"/>
+                <w:sz w:val="24"/>
+                <w:szCs w:val="24"/>
               </w:rPr>
             </w:pPr>
             <w:r>
               <w:rPr>
                 <w:rFonts w:ascii="Times New Roman" w:hAnsi="Times New Roman" w:cs="Times New Roman"/>
+                <w:color w:val="000000" w:themeColor="text1"/>
+                <w:sz w:val="24"/>
+                <w:szCs w:val="24"/>
               </w:rPr>
               <w:t>Asset</w:t>
             </w:r>
@@ -484,58 +556,90 @@
         </w:tc>
         <w:tc>
           <w:tcPr>
-            <w:tcW w:w="4968" w:type="dxa"/>
+            <w:tcW w:w="8208" w:type="dxa"/>
             <w:tcBorders>
-              <w:top w:val="single" w:sz="4" w:space="0" w:color="D9D9D9"/>
-              <w:left w:val="single" w:sz="4" w:space="0" w:color="D9D9D9"/>
-              <w:bottom w:val="single" w:sz="4" w:space="0" w:color="D9D9D9"/>
-              <w:right w:val="single" w:sz="4" w:space="0" w:color="D9D9D9"/>
+              <w:top w:val="single" w:sz="4" w:space="0" w:color="D9E0E6"/>
+              <w:left w:val="single" w:sz="4" w:space="0" w:color="D9E0E6"/>
+              <w:bottom w:val="single" w:sz="4" w:space="0" w:color="D9E0E6"/>
+              <w:right w:val="single" w:sz="4" w:space="0" w:color="D9E0E6"/>
             </w:tcBorders>
             <w:vAlign w:val="center"/>
-            <w:hideMark/>
           </w:tcPr>
           <w:p>
             <w:pPr>
-              <w:spacing w:line="240" w:lineRule="auto"/>
-              <w:rPr>
-                <w:rFonts w:ascii="Times New Roman" w:hAnsi="Times New Roman" w:cs="Times New Roman"/>
+              <w:spacing w:after="40"/>
+              <w:jc w:val="both"/>
+              <w:rPr>
+                <w:rFonts w:ascii="Times New Roman" w:hAnsi="Times New Roman" w:cs="Times New Roman"/>
+                <w:color w:val="000000" w:themeColor="text1"/>
+                <w:sz w:val="24"/>
+                <w:szCs w:val="24"/>
               </w:rPr>
             </w:pPr>
             <w:r>
               <w:rPr>
                 <w:rFonts w:ascii="Times New Roman" w:hAnsi="Times New Roman" w:cs="Times New Roman"/>
-              </w:rPr>
-              <w:t>Something valuable that needs protection, such as a laptop, account, customer record or business process.</w:t>
+                <w:color w:val="000000" w:themeColor="text1"/>
+                <w:sz w:val="24"/>
+                <w:szCs w:val="24"/>
+              </w:rPr>
+              <w:t xml:space="preserve">Something the </w:t>
+            </w:r>
+            <w:r>
+              <w:rPr>
+                <w:rFonts w:ascii="Times New Roman" w:hAnsi="Times New Roman" w:cs="Times New Roman"/>
+                <w:color w:val="000000" w:themeColor="text1"/>
+                <w:sz w:val="24"/>
+                <w:szCs w:val="24"/>
+              </w:rPr>
+              <w:t>organization</w:t>
+            </w:r>
+            <w:r>
+              <w:rPr>
+                <w:rFonts w:ascii="Times New Roman" w:hAnsi="Times New Roman" w:cs="Times New Roman"/>
+                <w:color w:val="000000" w:themeColor="text1"/>
+                <w:sz w:val="24"/>
+                <w:szCs w:val="24"/>
+              </w:rPr>
+              <w:t xml:space="preserve"> values and needs to protect, such as a laptop, login, customer record or business process.</w:t>
             </w:r>
           </w:p>
         </w:tc>
       </w:tr>
       <w:tr>
         <w:trPr>
+          <w:cantSplit/>
           <w:jc w:val="center"/>
         </w:trPr>
         <w:tc>
           <w:tcPr>
-            <w:tcW w:w="4968" w:type="dxa"/>
+            <w:tcW w:w="2232" w:type="dxa"/>
             <w:tcBorders>
-              <w:top w:val="single" w:sz="4" w:space="0" w:color="D9D9D9"/>
-              <w:left w:val="single" w:sz="4" w:space="0" w:color="D9D9D9"/>
-              <w:bottom w:val="single" w:sz="4" w:space="0" w:color="D9D9D9"/>
-              <w:right w:val="single" w:sz="4" w:space="0" w:color="D9D9D9"/>
+              <w:top w:val="single" w:sz="4" w:space="0" w:color="D9E0E6"/>
+              <w:left w:val="single" w:sz="4" w:space="0" w:color="D9E0E6"/>
+              <w:bottom w:val="single" w:sz="4" w:space="0" w:color="D9E0E6"/>
+              <w:right w:val="single" w:sz="4" w:space="0" w:color="D9E0E6"/>
             </w:tcBorders>
+            <w:shd w:val="clear" w:color="auto" w:fill="F2F6FA"/>
             <w:vAlign w:val="center"/>
-            <w:hideMark/>
           </w:tcPr>
           <w:p>
             <w:pPr>
-              <w:spacing w:line="240" w:lineRule="auto"/>
-              <w:rPr>
-                <w:rFonts w:ascii="Times New Roman" w:hAnsi="Times New Roman" w:cs="Times New Roman"/>
+              <w:spacing w:after="40"/>
+              <w:jc w:val="both"/>
+              <w:rPr>
+                <w:rFonts w:ascii="Times New Roman" w:hAnsi="Times New Roman" w:cs="Times New Roman"/>
+                <w:color w:val="000000" w:themeColor="text1"/>
+                <w:sz w:val="24"/>
+                <w:szCs w:val="24"/>
               </w:rPr>
             </w:pPr>
             <w:r>
               <w:rPr>
                 <w:rFonts w:ascii="Times New Roman" w:hAnsi="Times New Roman" w:cs="Times New Roman"/>
+                <w:color w:val="000000" w:themeColor="text1"/>
+                <w:sz w:val="24"/>
+                <w:szCs w:val="24"/>
               </w:rPr>
               <w:t>Threat</w:t>
             </w:r>
@@ -543,58 +647,72 @@
         </w:tc>
         <w:tc>
           <w:tcPr>
-            <w:tcW w:w="4968" w:type="dxa"/>
+            <w:tcW w:w="8208" w:type="dxa"/>
             <w:tcBorders>
-              <w:top w:val="single" w:sz="4" w:space="0" w:color="D9D9D9"/>
-              <w:left w:val="single" w:sz="4" w:space="0" w:color="D9D9D9"/>
-              <w:bottom w:val="single" w:sz="4" w:space="0" w:color="D9D9D9"/>
-              <w:right w:val="single" w:sz="4" w:space="0" w:color="D9D9D9"/>
+              <w:top w:val="single" w:sz="4" w:space="0" w:color="D9E0E6"/>
+              <w:left w:val="single" w:sz="4" w:space="0" w:color="D9E0E6"/>
+              <w:bottom w:val="single" w:sz="4" w:space="0" w:color="D9E0E6"/>
+              <w:right w:val="single" w:sz="4" w:space="0" w:color="D9E0E6"/>
             </w:tcBorders>
+            <w:shd w:val="clear" w:color="auto" w:fill="F2F6FA"/>
             <w:vAlign w:val="center"/>
-            <w:hideMark/>
           </w:tcPr>
           <w:p>
             <w:pPr>
-              <w:spacing w:line="240" w:lineRule="auto"/>
-              <w:rPr>
-                <w:rFonts w:ascii="Times New Roman" w:hAnsi="Times New Roman" w:cs="Times New Roman"/>
+              <w:spacing w:after="40"/>
+              <w:jc w:val="both"/>
+              <w:rPr>
+                <w:rFonts w:ascii="Times New Roman" w:hAnsi="Times New Roman" w:cs="Times New Roman"/>
+                <w:color w:val="000000" w:themeColor="text1"/>
+                <w:sz w:val="24"/>
+                <w:szCs w:val="24"/>
               </w:rPr>
             </w:pPr>
             <w:r>
               <w:rPr>
                 <w:rFonts w:ascii="Times New Roman" w:hAnsi="Times New Roman" w:cs="Times New Roman"/>
-              </w:rPr>
-              <w:t>A person, event or activity that could cause harm.</w:t>
+                <w:color w:val="000000" w:themeColor="text1"/>
+                <w:sz w:val="24"/>
+                <w:szCs w:val="24"/>
+              </w:rPr>
+              <w:t>Something that could cause harm. It might be a criminal, a malicious program or an event that disrupts a service.</w:t>
             </w:r>
           </w:p>
         </w:tc>
       </w:tr>
       <w:tr>
         <w:trPr>
+          <w:cantSplit/>
           <w:jc w:val="center"/>
         </w:trPr>
         <w:tc>
           <w:tcPr>
-            <w:tcW w:w="4968" w:type="dxa"/>
+            <w:tcW w:w="2232" w:type="dxa"/>
             <w:tcBorders>
-              <w:top w:val="single" w:sz="4" w:space="0" w:color="D9D9D9"/>
-              <w:left w:val="single" w:sz="4" w:space="0" w:color="D9D9D9"/>
-              <w:bottom w:val="single" w:sz="4" w:space="0" w:color="D9D9D9"/>
-              <w:right w:val="single" w:sz="4" w:space="0" w:color="D9D9D9"/>
+              <w:top w:val="single" w:sz="4" w:space="0" w:color="D9E0E6"/>
+              <w:left w:val="single" w:sz="4" w:space="0" w:color="D9E0E6"/>
+              <w:bottom w:val="single" w:sz="4" w:space="0" w:color="D9E0E6"/>
+              <w:right w:val="single" w:sz="4" w:space="0" w:color="D9E0E6"/>
             </w:tcBorders>
             <w:vAlign w:val="center"/>
-            <w:hideMark/>
           </w:tcPr>
           <w:p>
             <w:pPr>
-              <w:spacing w:line="240" w:lineRule="auto"/>
-              <w:rPr>
-                <w:rFonts w:ascii="Times New Roman" w:hAnsi="Times New Roman" w:cs="Times New Roman"/>
+              <w:spacing w:after="40"/>
+              <w:jc w:val="both"/>
+              <w:rPr>
+                <w:rFonts w:ascii="Times New Roman" w:hAnsi="Times New Roman" w:cs="Times New Roman"/>
+                <w:color w:val="000000" w:themeColor="text1"/>
+                <w:sz w:val="24"/>
+                <w:szCs w:val="24"/>
               </w:rPr>
             </w:pPr>
             <w:r>
               <w:rPr>
                 <w:rFonts w:ascii="Times New Roman" w:hAnsi="Times New Roman" w:cs="Times New Roman"/>
+                <w:color w:val="000000" w:themeColor="text1"/>
+                <w:sz w:val="24"/>
+                <w:szCs w:val="24"/>
               </w:rPr>
               <w:t>Vulnerability</w:t>
             </w:r>
@@ -602,131 +720,146 @@
         </w:tc>
         <w:tc>
           <w:tcPr>
-            <w:tcW w:w="4968" w:type="dxa"/>
+            <w:tcW w:w="8208" w:type="dxa"/>
             <w:tcBorders>
-              <w:top w:val="single" w:sz="4" w:space="0" w:color="D9D9D9"/>
-              <w:left w:val="single" w:sz="4" w:space="0" w:color="D9D9D9"/>
-              <w:bottom w:val="single" w:sz="4" w:space="0" w:color="D9D9D9"/>
-              <w:right w:val="single" w:sz="4" w:space="0" w:color="D9D9D9"/>
+              <w:top w:val="single" w:sz="4" w:space="0" w:color="D9E0E6"/>
+              <w:left w:val="single" w:sz="4" w:space="0" w:color="D9E0E6"/>
+              <w:bottom w:val="single" w:sz="4" w:space="0" w:color="D9E0E6"/>
+              <w:right w:val="single" w:sz="4" w:space="0" w:color="D9E0E6"/>
             </w:tcBorders>
             <w:vAlign w:val="center"/>
-            <w:hideMark/>
           </w:tcPr>
           <w:p>
             <w:pPr>
-              <w:spacing w:line="240" w:lineRule="auto"/>
-              <w:rPr>
-                <w:rFonts w:ascii="Times New Roman" w:hAnsi="Times New Roman" w:cs="Times New Roman"/>
+              <w:spacing w:after="40"/>
+              <w:jc w:val="both"/>
+              <w:rPr>
+                <w:rFonts w:ascii="Times New Roman" w:hAnsi="Times New Roman" w:cs="Times New Roman"/>
+                <w:color w:val="000000" w:themeColor="text1"/>
+                <w:sz w:val="24"/>
+                <w:szCs w:val="24"/>
               </w:rPr>
             </w:pPr>
             <w:r>
               <w:rPr>
                 <w:rFonts w:ascii="Times New Roman" w:hAnsi="Times New Roman" w:cs="Times New Roman"/>
-              </w:rPr>
-              <w:t>A weakness that could be used by a threat.</w:t>
+                <w:color w:val="000000" w:themeColor="text1"/>
+                <w:sz w:val="24"/>
+                <w:szCs w:val="24"/>
+              </w:rPr>
+              <w:t>A weakness that could make it easier for a threat to cause harm, such as an unpatched device or a reused password.</w:t>
             </w:r>
           </w:p>
         </w:tc>
       </w:tr>
       <w:tr>
         <w:trPr>
+          <w:cantSplit/>
           <w:jc w:val="center"/>
         </w:trPr>
         <w:tc>
           <w:tcPr>
-            <w:tcW w:w="4968" w:type="dxa"/>
+            <w:tcW w:w="2232" w:type="dxa"/>
             <w:tcBorders>
-              <w:top w:val="single" w:sz="4" w:space="0" w:color="D9D9D9"/>
-              <w:left w:val="single" w:sz="4" w:space="0" w:color="D9D9D9"/>
-              <w:bottom w:val="single" w:sz="4" w:space="0" w:color="D9D9D9"/>
-              <w:right w:val="single" w:sz="4" w:space="0" w:color="D9D9D9"/>
+              <w:top w:val="single" w:sz="4" w:space="0" w:color="D9E0E6"/>
+              <w:left w:val="single" w:sz="4" w:space="0" w:color="D9E0E6"/>
+              <w:bottom w:val="single" w:sz="4" w:space="0" w:color="D9E0E6"/>
+              <w:right w:val="single" w:sz="4" w:space="0" w:color="D9E0E6"/>
             </w:tcBorders>
+            <w:shd w:val="clear" w:color="auto" w:fill="F2F6FA"/>
             <w:vAlign w:val="center"/>
-            <w:hideMark/>
           </w:tcPr>
           <w:p>
             <w:pPr>
-              <w:spacing w:line="240" w:lineRule="auto"/>
-              <w:rPr>
-                <w:rFonts w:ascii="Times New Roman" w:hAnsi="Times New Roman" w:cs="Times New Roman"/>
+              <w:spacing w:after="40"/>
+              <w:jc w:val="both"/>
+              <w:rPr>
+                <w:rFonts w:ascii="Times New Roman" w:hAnsi="Times New Roman" w:cs="Times New Roman"/>
+                <w:color w:val="000000" w:themeColor="text1"/>
+                <w:sz w:val="24"/>
+                <w:szCs w:val="24"/>
               </w:rPr>
             </w:pPr>
             <w:r>
               <w:rPr>
                 <w:rFonts w:ascii="Times New Roman" w:hAnsi="Times New Roman" w:cs="Times New Roman"/>
-              </w:rPr>
+                <w:color w:val="000000" w:themeColor="text1"/>
+                <w:sz w:val="24"/>
+                <w:szCs w:val="24"/>
+              </w:rPr>
+              <w:lastRenderedPageBreak/>
               <w:t>Risk</w:t>
             </w:r>
           </w:p>
         </w:tc>
         <w:tc>
           <w:tcPr>
-            <w:tcW w:w="4968" w:type="dxa"/>
+            <w:tcW w:w="8208" w:type="dxa"/>
             <w:tcBorders>
-              <w:top w:val="single" w:sz="4" w:space="0" w:color="D9D9D9"/>
-              <w:left w:val="single" w:sz="4" w:space="0" w:color="D9D9D9"/>
-              <w:bottom w:val="single" w:sz="4" w:space="0" w:color="D9D9D9"/>
-              <w:right w:val="single" w:sz="4" w:space="0" w:color="D9D9D9"/>
+              <w:top w:val="single" w:sz="4" w:space="0" w:color="D9E0E6"/>
+              <w:left w:val="single" w:sz="4" w:space="0" w:color="D9E0E6"/>
+              <w:bottom w:val="single" w:sz="4" w:space="0" w:color="D9E0E6"/>
+              <w:right w:val="single" w:sz="4" w:space="0" w:color="D9E0E6"/>
             </w:tcBorders>
+            <w:shd w:val="clear" w:color="auto" w:fill="F2F6FA"/>
             <w:vAlign w:val="center"/>
-            <w:hideMark/>
           </w:tcPr>
           <w:p>
             <w:pPr>
-              <w:spacing w:line="240" w:lineRule="auto"/>
-              <w:rPr>
-                <w:rFonts w:ascii="Times New Roman" w:hAnsi="Times New Roman" w:cs="Times New Roman"/>
+              <w:spacing w:after="40"/>
+              <w:jc w:val="both"/>
+              <w:rPr>
+                <w:rFonts w:ascii="Times New Roman" w:hAnsi="Times New Roman" w:cs="Times New Roman"/>
+                <w:color w:val="000000" w:themeColor="text1"/>
+                <w:sz w:val="24"/>
+                <w:szCs w:val="24"/>
               </w:rPr>
             </w:pPr>
             <w:r>
               <w:rPr>
                 <w:rFonts w:ascii="Times New Roman" w:hAnsi="Times New Roman" w:cs="Times New Roman"/>
-              </w:rPr>
-              <w:t xml:space="preserve">The possibility that a threat will use </w:t>
-            </w:r>
-            <w:proofErr w:type="gramStart"/>
-            <w:r>
-              <w:rPr>
-                <w:rFonts w:ascii="Times New Roman" w:hAnsi="Times New Roman" w:cs="Times New Roman"/>
-              </w:rPr>
-              <w:t>a vulnerability</w:t>
-            </w:r>
-            <w:proofErr w:type="gramEnd"/>
-            <w:r>
-              <w:rPr>
-                <w:rFonts w:ascii="Times New Roman" w:hAnsi="Times New Roman" w:cs="Times New Roman"/>
-              </w:rPr>
-              <w:t xml:space="preserve"> and cause an unwanted outcome.</w:t>
+                <w:color w:val="000000" w:themeColor="text1"/>
+                <w:sz w:val="24"/>
+                <w:szCs w:val="24"/>
+              </w:rPr>
+              <w:t>The likelihood that a threat will take advantage of a weakness, together with the harm that could result.</w:t>
             </w:r>
           </w:p>
         </w:tc>
       </w:tr>
       <w:tr>
         <w:trPr>
+          <w:cantSplit/>
           <w:jc w:val="center"/>
         </w:trPr>
         <w:tc>
           <w:tcPr>
-            <w:tcW w:w="4968" w:type="dxa"/>
+            <w:tcW w:w="2232" w:type="dxa"/>
             <w:tcBorders>
-              <w:top w:val="single" w:sz="4" w:space="0" w:color="D9D9D9"/>
-              <w:left w:val="single" w:sz="4" w:space="0" w:color="D9D9D9"/>
-              <w:bottom w:val="single" w:sz="4" w:space="0" w:color="D9D9D9"/>
-              <w:right w:val="single" w:sz="4" w:space="0" w:color="D9D9D9"/>
+              <w:top w:val="single" w:sz="4" w:space="0" w:color="D9E0E6"/>
+              <w:left w:val="single" w:sz="4" w:space="0" w:color="D9E0E6"/>
+              <w:bottom w:val="single" w:sz="4" w:space="0" w:color="D9E0E6"/>
+              <w:right w:val="single" w:sz="4" w:space="0" w:color="D9E0E6"/>
             </w:tcBorders>
             <w:vAlign w:val="center"/>
-            <w:hideMark/>
           </w:tcPr>
           <w:p>
             <w:pPr>
-              <w:spacing w:line="240" w:lineRule="auto"/>
-              <w:rPr>
-                <w:rFonts w:ascii="Times New Roman" w:hAnsi="Times New Roman" w:cs="Times New Roman"/>
+              <w:spacing w:after="40"/>
+              <w:jc w:val="both"/>
+              <w:rPr>
+                <w:rFonts w:ascii="Times New Roman" w:hAnsi="Times New Roman" w:cs="Times New Roman"/>
+                <w:color w:val="000000" w:themeColor="text1"/>
+                <w:sz w:val="24"/>
+                <w:szCs w:val="24"/>
               </w:rPr>
             </w:pPr>
             <w:r>
               <w:rPr>
                 <w:rFonts w:ascii="Times New Roman" w:hAnsi="Times New Roman" w:cs="Times New Roman"/>
+                <w:color w:val="000000" w:themeColor="text1"/>
+                <w:sz w:val="24"/>
+                <w:szCs w:val="24"/>
               </w:rPr>
               <w:t>Confidentiality</w:t>
             </w:r>
@@ -734,72 +867,90 @@
         </w:tc>
         <w:tc>
           <w:tcPr>
-            <w:tcW w:w="4968" w:type="dxa"/>
+            <w:tcW w:w="8208" w:type="dxa"/>
             <w:tcBorders>
-              <w:top w:val="single" w:sz="4" w:space="0" w:color="D9D9D9"/>
-              <w:left w:val="single" w:sz="4" w:space="0" w:color="D9D9D9"/>
-              <w:bottom w:val="single" w:sz="4" w:space="0" w:color="D9D9D9"/>
-              <w:right w:val="single" w:sz="4" w:space="0" w:color="D9D9D9"/>
+              <w:top w:val="single" w:sz="4" w:space="0" w:color="D9E0E6"/>
+              <w:left w:val="single" w:sz="4" w:space="0" w:color="D9E0E6"/>
+              <w:bottom w:val="single" w:sz="4" w:space="0" w:color="D9E0E6"/>
+              <w:right w:val="single" w:sz="4" w:space="0" w:color="D9E0E6"/>
             </w:tcBorders>
             <w:vAlign w:val="center"/>
-            <w:hideMark/>
           </w:tcPr>
           <w:p>
             <w:pPr>
-              <w:spacing w:line="240" w:lineRule="auto"/>
-              <w:rPr>
-                <w:rFonts w:ascii="Times New Roman" w:hAnsi="Times New Roman" w:cs="Times New Roman"/>
+              <w:spacing w:after="40"/>
+              <w:jc w:val="both"/>
+              <w:rPr>
+                <w:rFonts w:ascii="Times New Roman" w:hAnsi="Times New Roman" w:cs="Times New Roman"/>
+                <w:color w:val="000000" w:themeColor="text1"/>
+                <w:sz w:val="24"/>
+                <w:szCs w:val="24"/>
               </w:rPr>
             </w:pPr>
             <w:r>
               <w:rPr>
                 <w:rFonts w:ascii="Times New Roman" w:hAnsi="Times New Roman" w:cs="Times New Roman"/>
-              </w:rPr>
-              <w:t xml:space="preserve">Only </w:t>
-            </w:r>
-            <w:proofErr w:type="spellStart"/>
-            <w:r>
-              <w:rPr>
-                <w:rFonts w:ascii="Times New Roman" w:hAnsi="Times New Roman" w:cs="Times New Roman"/>
-              </w:rPr>
-              <w:t>authorised</w:t>
-            </w:r>
-            <w:proofErr w:type="spellEnd"/>
-            <w:r>
-              <w:rPr>
-                <w:rFonts w:ascii="Times New Roman" w:hAnsi="Times New Roman" w:cs="Times New Roman"/>
-              </w:rPr>
-              <w:t xml:space="preserve"> people can see information.</w:t>
+                <w:color w:val="000000" w:themeColor="text1"/>
+                <w:sz w:val="24"/>
+                <w:szCs w:val="24"/>
+              </w:rPr>
+              <w:t xml:space="preserve">Keeping information visible only to people who are </w:t>
+            </w:r>
+            <w:r>
+              <w:rPr>
+                <w:rFonts w:ascii="Times New Roman" w:hAnsi="Times New Roman" w:cs="Times New Roman"/>
+                <w:color w:val="000000" w:themeColor="text1"/>
+                <w:sz w:val="24"/>
+                <w:szCs w:val="24"/>
+              </w:rPr>
+              <w:t>authorized</w:t>
+            </w:r>
+            <w:r>
+              <w:rPr>
+                <w:rFonts w:ascii="Times New Roman" w:hAnsi="Times New Roman" w:cs="Times New Roman"/>
+                <w:color w:val="000000" w:themeColor="text1"/>
+                <w:sz w:val="24"/>
+                <w:szCs w:val="24"/>
+              </w:rPr>
+              <w:t xml:space="preserve"> to see it.</w:t>
             </w:r>
           </w:p>
         </w:tc>
       </w:tr>
       <w:tr>
         <w:trPr>
+          <w:cantSplit/>
           <w:jc w:val="center"/>
         </w:trPr>
         <w:tc>
           <w:tcPr>
-            <w:tcW w:w="4968" w:type="dxa"/>
+            <w:tcW w:w="2232" w:type="dxa"/>
             <w:tcBorders>
-              <w:top w:val="single" w:sz="4" w:space="0" w:color="D9D9D9"/>
-              <w:left w:val="single" w:sz="4" w:space="0" w:color="D9D9D9"/>
-              <w:bottom w:val="single" w:sz="4" w:space="0" w:color="D9D9D9"/>
-              <w:right w:val="single" w:sz="4" w:space="0" w:color="D9D9D9"/>
+              <w:top w:val="single" w:sz="4" w:space="0" w:color="D9E0E6"/>
+              <w:left w:val="single" w:sz="4" w:space="0" w:color="D9E0E6"/>
+              <w:bottom w:val="single" w:sz="4" w:space="0" w:color="D9E0E6"/>
+              <w:right w:val="single" w:sz="4" w:space="0" w:color="D9E0E6"/>
             </w:tcBorders>
+            <w:shd w:val="clear" w:color="auto" w:fill="F2F6FA"/>
             <w:vAlign w:val="center"/>
-            <w:hideMark/>
           </w:tcPr>
           <w:p>
             <w:pPr>
-              <w:spacing w:line="240" w:lineRule="auto"/>
-              <w:rPr>
-                <w:rFonts w:ascii="Times New Roman" w:hAnsi="Times New Roman" w:cs="Times New Roman"/>
+              <w:spacing w:after="40"/>
+              <w:jc w:val="both"/>
+              <w:rPr>
+                <w:rFonts w:ascii="Times New Roman" w:hAnsi="Times New Roman" w:cs="Times New Roman"/>
+                <w:color w:val="000000" w:themeColor="text1"/>
+                <w:sz w:val="24"/>
+                <w:szCs w:val="24"/>
               </w:rPr>
             </w:pPr>
             <w:r>
               <w:rPr>
                 <w:rFonts w:ascii="Times New Roman" w:hAnsi="Times New Roman" w:cs="Times New Roman"/>
+                <w:color w:val="000000" w:themeColor="text1"/>
+                <w:sz w:val="24"/>
+                <w:szCs w:val="24"/>
               </w:rPr>
               <w:t>Integrity</w:t>
             </w:r>
@@ -807,40 +958,51 @@
         </w:tc>
         <w:tc>
           <w:tcPr>
-            <w:tcW w:w="4968" w:type="dxa"/>
+            <w:tcW w:w="8208" w:type="dxa"/>
             <w:tcBorders>
-              <w:top w:val="single" w:sz="4" w:space="0" w:color="D9D9D9"/>
-              <w:left w:val="single" w:sz="4" w:space="0" w:color="D9D9D9"/>
-              <w:bottom w:val="single" w:sz="4" w:space="0" w:color="D9D9D9"/>
-              <w:right w:val="single" w:sz="4" w:space="0" w:color="D9D9D9"/>
+              <w:top w:val="single" w:sz="4" w:space="0" w:color="D9E0E6"/>
+              <w:left w:val="single" w:sz="4" w:space="0" w:color="D9E0E6"/>
+              <w:bottom w:val="single" w:sz="4" w:space="0" w:color="D9E0E6"/>
+              <w:right w:val="single" w:sz="4" w:space="0" w:color="D9E0E6"/>
             </w:tcBorders>
+            <w:shd w:val="clear" w:color="auto" w:fill="F2F6FA"/>
             <w:vAlign w:val="center"/>
-            <w:hideMark/>
           </w:tcPr>
           <w:p>
             <w:pPr>
-              <w:spacing w:line="240" w:lineRule="auto"/>
-              <w:rPr>
-                <w:rFonts w:ascii="Times New Roman" w:hAnsi="Times New Roman" w:cs="Times New Roman"/>
+              <w:spacing w:after="40"/>
+              <w:jc w:val="both"/>
+              <w:rPr>
+                <w:rFonts w:ascii="Times New Roman" w:hAnsi="Times New Roman" w:cs="Times New Roman"/>
+                <w:color w:val="000000" w:themeColor="text1"/>
+                <w:sz w:val="24"/>
+                <w:szCs w:val="24"/>
               </w:rPr>
             </w:pPr>
             <w:r>
               <w:rPr>
                 <w:rFonts w:ascii="Times New Roman" w:hAnsi="Times New Roman" w:cs="Times New Roman"/>
-              </w:rPr>
-              <w:t xml:space="preserve">Information remains accurate and is changed only by </w:t>
-            </w:r>
-            <w:proofErr w:type="spellStart"/>
-            <w:r>
-              <w:rPr>
-                <w:rFonts w:ascii="Times New Roman" w:hAnsi="Times New Roman" w:cs="Times New Roman"/>
-              </w:rPr>
-              <w:t>authorised</w:t>
-            </w:r>
-            <w:proofErr w:type="spellEnd"/>
-            <w:r>
-              <w:rPr>
-                <w:rFonts w:ascii="Times New Roman" w:hAnsi="Times New Roman" w:cs="Times New Roman"/>
+                <w:color w:val="000000" w:themeColor="text1"/>
+                <w:sz w:val="24"/>
+                <w:szCs w:val="24"/>
+              </w:rPr>
+              <w:t xml:space="preserve">Keeping information accurate and ensuring that changes are made only by </w:t>
+            </w:r>
+            <w:r>
+              <w:rPr>
+                <w:rFonts w:ascii="Times New Roman" w:hAnsi="Times New Roman" w:cs="Times New Roman"/>
+                <w:color w:val="000000" w:themeColor="text1"/>
+                <w:sz w:val="24"/>
+                <w:szCs w:val="24"/>
+              </w:rPr>
+              <w:t>authorized</w:t>
+            </w:r>
+            <w:r>
+              <w:rPr>
+                <w:rFonts w:ascii="Times New Roman" w:hAnsi="Times New Roman" w:cs="Times New Roman"/>
+                <w:color w:val="000000" w:themeColor="text1"/>
+                <w:sz w:val="24"/>
+                <w:szCs w:val="24"/>
               </w:rPr>
               <w:t xml:space="preserve"> people.</w:t>
             </w:r>
@@ -849,163 +1011,201 @@
       </w:tr>
       <w:tr>
         <w:trPr>
+          <w:cantSplit/>
           <w:jc w:val="center"/>
         </w:trPr>
         <w:tc>
           <w:tcPr>
-            <w:tcW w:w="4968" w:type="dxa"/>
+            <w:tcW w:w="2232" w:type="dxa"/>
             <w:tcBorders>
-              <w:top w:val="single" w:sz="4" w:space="0" w:color="D9D9D9"/>
-              <w:left w:val="single" w:sz="4" w:space="0" w:color="D9D9D9"/>
-              <w:bottom w:val="single" w:sz="4" w:space="0" w:color="D9D9D9"/>
-              <w:right w:val="single" w:sz="4" w:space="0" w:color="D9D9D9"/>
+              <w:top w:val="single" w:sz="4" w:space="0" w:color="D9E0E6"/>
+              <w:left w:val="single" w:sz="4" w:space="0" w:color="D9E0E6"/>
+              <w:bottom w:val="single" w:sz="4" w:space="0" w:color="D9E0E6"/>
+              <w:right w:val="single" w:sz="4" w:space="0" w:color="D9E0E6"/>
             </w:tcBorders>
             <w:vAlign w:val="center"/>
-            <w:hideMark/>
           </w:tcPr>
           <w:p>
             <w:pPr>
-              <w:spacing w:line="240" w:lineRule="auto"/>
-              <w:rPr>
-                <w:rFonts w:ascii="Times New Roman" w:hAnsi="Times New Roman" w:cs="Times New Roman"/>
+              <w:spacing w:after="40"/>
+              <w:jc w:val="both"/>
+              <w:rPr>
+                <w:rFonts w:ascii="Times New Roman" w:hAnsi="Times New Roman" w:cs="Times New Roman"/>
+                <w:color w:val="000000" w:themeColor="text1"/>
+                <w:sz w:val="24"/>
+                <w:szCs w:val="24"/>
               </w:rPr>
             </w:pPr>
             <w:r>
               <w:rPr>
                 <w:rFonts w:ascii="Times New Roman" w:hAnsi="Times New Roman" w:cs="Times New Roman"/>
-              </w:rPr>
-              <w:lastRenderedPageBreak/>
+                <w:color w:val="000000" w:themeColor="text1"/>
+                <w:sz w:val="24"/>
+                <w:szCs w:val="24"/>
+              </w:rPr>
               <w:t>Availability</w:t>
             </w:r>
           </w:p>
         </w:tc>
         <w:tc>
           <w:tcPr>
-            <w:tcW w:w="4968" w:type="dxa"/>
+            <w:tcW w:w="8208" w:type="dxa"/>
             <w:tcBorders>
-              <w:top w:val="single" w:sz="4" w:space="0" w:color="D9D9D9"/>
-              <w:left w:val="single" w:sz="4" w:space="0" w:color="D9D9D9"/>
-              <w:bottom w:val="single" w:sz="4" w:space="0" w:color="D9D9D9"/>
-              <w:right w:val="single" w:sz="4" w:space="0" w:color="D9D9D9"/>
+              <w:top w:val="single" w:sz="4" w:space="0" w:color="D9E0E6"/>
+              <w:left w:val="single" w:sz="4" w:space="0" w:color="D9E0E6"/>
+              <w:bottom w:val="single" w:sz="4" w:space="0" w:color="D9E0E6"/>
+              <w:right w:val="single" w:sz="4" w:space="0" w:color="D9E0E6"/>
             </w:tcBorders>
             <w:vAlign w:val="center"/>
-            <w:hideMark/>
           </w:tcPr>
           <w:p>
             <w:pPr>
-              <w:spacing w:line="240" w:lineRule="auto"/>
-              <w:rPr>
-                <w:rFonts w:ascii="Times New Roman" w:hAnsi="Times New Roman" w:cs="Times New Roman"/>
+              <w:spacing w:after="40"/>
+              <w:jc w:val="both"/>
+              <w:rPr>
+                <w:rFonts w:ascii="Times New Roman" w:hAnsi="Times New Roman" w:cs="Times New Roman"/>
+                <w:color w:val="000000" w:themeColor="text1"/>
+                <w:sz w:val="24"/>
+                <w:szCs w:val="24"/>
               </w:rPr>
             </w:pPr>
             <w:r>
               <w:rPr>
                 <w:rFonts w:ascii="Times New Roman" w:hAnsi="Times New Roman" w:cs="Times New Roman"/>
-              </w:rPr>
-              <w:t xml:space="preserve">Systems and information are accessible when </w:t>
-            </w:r>
-            <w:proofErr w:type="spellStart"/>
-            <w:r>
-              <w:rPr>
-                <w:rFonts w:ascii="Times New Roman" w:hAnsi="Times New Roman" w:cs="Times New Roman"/>
-              </w:rPr>
-              <w:t>authorised</w:t>
-            </w:r>
-            <w:proofErr w:type="spellEnd"/>
-            <w:r>
-              <w:rPr>
-                <w:rFonts w:ascii="Times New Roman" w:hAnsi="Times New Roman" w:cs="Times New Roman"/>
-              </w:rPr>
-              <w:t xml:space="preserve"> users need them.</w:t>
+                <w:color w:val="000000" w:themeColor="text1"/>
+                <w:sz w:val="24"/>
+                <w:szCs w:val="24"/>
+              </w:rPr>
+              <w:t xml:space="preserve">Making sure </w:t>
+            </w:r>
+            <w:r>
+              <w:rPr>
+                <w:rFonts w:ascii="Times New Roman" w:hAnsi="Times New Roman" w:cs="Times New Roman"/>
+                <w:color w:val="000000" w:themeColor="text1"/>
+                <w:sz w:val="24"/>
+                <w:szCs w:val="24"/>
+              </w:rPr>
+              <w:t>authorized</w:t>
+            </w:r>
+            <w:r>
+              <w:rPr>
+                <w:rFonts w:ascii="Times New Roman" w:hAnsi="Times New Roman" w:cs="Times New Roman"/>
+                <w:color w:val="000000" w:themeColor="text1"/>
+                <w:sz w:val="24"/>
+                <w:szCs w:val="24"/>
+              </w:rPr>
+              <w:t xml:space="preserve"> people can access systems and information when they need them.</w:t>
             </w:r>
           </w:p>
         </w:tc>
       </w:tr>
       <w:tr>
         <w:trPr>
+          <w:cantSplit/>
           <w:jc w:val="center"/>
         </w:trPr>
         <w:tc>
           <w:tcPr>
-            <w:tcW w:w="4968" w:type="dxa"/>
+            <w:tcW w:w="2232" w:type="dxa"/>
             <w:tcBorders>
-              <w:top w:val="single" w:sz="4" w:space="0" w:color="D9D9D9"/>
-              <w:left w:val="single" w:sz="4" w:space="0" w:color="D9D9D9"/>
-              <w:bottom w:val="single" w:sz="4" w:space="0" w:color="D9D9D9"/>
-              <w:right w:val="single" w:sz="4" w:space="0" w:color="D9D9D9"/>
+              <w:top w:val="single" w:sz="4" w:space="0" w:color="D9E0E6"/>
+              <w:left w:val="single" w:sz="4" w:space="0" w:color="D9E0E6"/>
+              <w:bottom w:val="single" w:sz="4" w:space="0" w:color="D9E0E6"/>
+              <w:right w:val="single" w:sz="4" w:space="0" w:color="D9E0E6"/>
             </w:tcBorders>
+            <w:shd w:val="clear" w:color="auto" w:fill="F2F6FA"/>
             <w:vAlign w:val="center"/>
-            <w:hideMark/>
           </w:tcPr>
           <w:p>
             <w:pPr>
-              <w:spacing w:line="240" w:lineRule="auto"/>
-              <w:rPr>
-                <w:rFonts w:ascii="Times New Roman" w:hAnsi="Times New Roman" w:cs="Times New Roman"/>
+              <w:spacing w:after="40"/>
+              <w:jc w:val="both"/>
+              <w:rPr>
+                <w:rFonts w:ascii="Times New Roman" w:hAnsi="Times New Roman" w:cs="Times New Roman"/>
+                <w:color w:val="000000" w:themeColor="text1"/>
+                <w:sz w:val="24"/>
+                <w:szCs w:val="24"/>
               </w:rPr>
             </w:pPr>
             <w:r>
               <w:rPr>
                 <w:rFonts w:ascii="Times New Roman" w:hAnsi="Times New Roman" w:cs="Times New Roman"/>
-              </w:rPr>
-              <w:t>Multi-factor authentication</w:t>
+                <w:color w:val="000000" w:themeColor="text1"/>
+                <w:sz w:val="24"/>
+                <w:szCs w:val="24"/>
+              </w:rPr>
+              <w:t>Multi-factor authentication (MFA)</w:t>
             </w:r>
           </w:p>
         </w:tc>
         <w:tc>
           <w:tcPr>
-            <w:tcW w:w="4968" w:type="dxa"/>
+            <w:tcW w:w="8208" w:type="dxa"/>
             <w:tcBorders>
-              <w:top w:val="single" w:sz="4" w:space="0" w:color="D9D9D9"/>
-              <w:left w:val="single" w:sz="4" w:space="0" w:color="D9D9D9"/>
-              <w:bottom w:val="single" w:sz="4" w:space="0" w:color="D9D9D9"/>
-              <w:right w:val="single" w:sz="4" w:space="0" w:color="D9D9D9"/>
+              <w:top w:val="single" w:sz="4" w:space="0" w:color="D9E0E6"/>
+              <w:left w:val="single" w:sz="4" w:space="0" w:color="D9E0E6"/>
+              <w:bottom w:val="single" w:sz="4" w:space="0" w:color="D9E0E6"/>
+              <w:right w:val="single" w:sz="4" w:space="0" w:color="D9E0E6"/>
             </w:tcBorders>
+            <w:shd w:val="clear" w:color="auto" w:fill="F2F6FA"/>
             <w:vAlign w:val="center"/>
-            <w:hideMark/>
           </w:tcPr>
           <w:p>
             <w:pPr>
-              <w:spacing w:line="240" w:lineRule="auto"/>
-              <w:rPr>
-                <w:rFonts w:ascii="Times New Roman" w:hAnsi="Times New Roman" w:cs="Times New Roman"/>
+              <w:spacing w:after="40"/>
+              <w:jc w:val="both"/>
+              <w:rPr>
+                <w:rFonts w:ascii="Times New Roman" w:hAnsi="Times New Roman" w:cs="Times New Roman"/>
+                <w:color w:val="000000" w:themeColor="text1"/>
+                <w:sz w:val="24"/>
+                <w:szCs w:val="24"/>
               </w:rPr>
             </w:pPr>
             <w:r>
               <w:rPr>
                 <w:rFonts w:ascii="Times New Roman" w:hAnsi="Times New Roman" w:cs="Times New Roman"/>
-              </w:rPr>
-              <w:t>Using two or more different types of evidence to verify identity, such as a password and an approval on a trusted device.</w:t>
+                <w:color w:val="000000" w:themeColor="text1"/>
+                <w:sz w:val="24"/>
+                <w:szCs w:val="24"/>
+              </w:rPr>
+              <w:t>A sign-in check that uses more than one type of proof, such as a password plus an approval on a trusted device.</w:t>
             </w:r>
           </w:p>
         </w:tc>
       </w:tr>
       <w:tr>
         <w:trPr>
+          <w:cantSplit/>
           <w:jc w:val="center"/>
         </w:trPr>
         <w:tc>
           <w:tcPr>
-            <w:tcW w:w="4968" w:type="dxa"/>
+            <w:tcW w:w="2232" w:type="dxa"/>
             <w:tcBorders>
-              <w:top w:val="single" w:sz="4" w:space="0" w:color="D9D9D9"/>
-              <w:left w:val="single" w:sz="4" w:space="0" w:color="D9D9D9"/>
-              <w:bottom w:val="single" w:sz="4" w:space="0" w:color="D9D9D9"/>
-              <w:right w:val="single" w:sz="4" w:space="0" w:color="D9D9D9"/>
+              <w:top w:val="single" w:sz="4" w:space="0" w:color="D9E0E6"/>
+              <w:left w:val="single" w:sz="4" w:space="0" w:color="D9E0E6"/>
+              <w:bottom w:val="single" w:sz="4" w:space="0" w:color="D9E0E6"/>
+              <w:right w:val="single" w:sz="4" w:space="0" w:color="D9E0E6"/>
             </w:tcBorders>
             <w:vAlign w:val="center"/>
-            <w:hideMark/>
           </w:tcPr>
           <w:p>
             <w:pPr>
-              <w:spacing w:line="240" w:lineRule="auto"/>
-              <w:rPr>
-                <w:rFonts w:ascii="Times New Roman" w:hAnsi="Times New Roman" w:cs="Times New Roman"/>
+              <w:spacing w:after="40"/>
+              <w:jc w:val="both"/>
+              <w:rPr>
+                <w:rFonts w:ascii="Times New Roman" w:hAnsi="Times New Roman" w:cs="Times New Roman"/>
+                <w:color w:val="000000" w:themeColor="text1"/>
+                <w:sz w:val="24"/>
+                <w:szCs w:val="24"/>
               </w:rPr>
             </w:pPr>
             <w:r>
               <w:rPr>
                 <w:rFonts w:ascii="Times New Roman" w:hAnsi="Times New Roman" w:cs="Times New Roman"/>
+                <w:color w:val="000000" w:themeColor="text1"/>
+                <w:sz w:val="24"/>
+                <w:szCs w:val="24"/>
               </w:rPr>
               <w:t>Malware</w:t>
             </w:r>
@@ -1013,42 +1213,52 @@
         </w:tc>
         <w:tc>
           <w:tcPr>
-            <w:tcW w:w="4968" w:type="dxa"/>
+            <w:tcW w:w="8208" w:type="dxa"/>
             <w:tcBorders>
-              <w:top w:val="single" w:sz="4" w:space="0" w:color="D9D9D9"/>
-              <w:left w:val="single" w:sz="4" w:space="0" w:color="D9D9D9"/>
-              <w:bottom w:val="single" w:sz="4" w:space="0" w:color="D9D9D9"/>
-              <w:right w:val="single" w:sz="4" w:space="0" w:color="D9D9D9"/>
+              <w:top w:val="single" w:sz="4" w:space="0" w:color="D9E0E6"/>
+              <w:left w:val="single" w:sz="4" w:space="0" w:color="D9E0E6"/>
+              <w:bottom w:val="single" w:sz="4" w:space="0" w:color="D9E0E6"/>
+              <w:right w:val="single" w:sz="4" w:space="0" w:color="D9E0E6"/>
             </w:tcBorders>
             <w:vAlign w:val="center"/>
-            <w:hideMark/>
           </w:tcPr>
           <w:p>
             <w:pPr>
-              <w:spacing w:line="240" w:lineRule="auto"/>
-              <w:rPr>
-                <w:rFonts w:ascii="Times New Roman" w:hAnsi="Times New Roman" w:cs="Times New Roman"/>
+              <w:spacing w:after="40"/>
+              <w:jc w:val="both"/>
+              <w:rPr>
+                <w:rFonts w:ascii="Times New Roman" w:hAnsi="Times New Roman" w:cs="Times New Roman"/>
+                <w:color w:val="000000" w:themeColor="text1"/>
+                <w:sz w:val="24"/>
+                <w:szCs w:val="24"/>
               </w:rPr>
             </w:pPr>
             <w:r>
               <w:rPr>
                 <w:rFonts w:ascii="Times New Roman" w:hAnsi="Times New Roman" w:cs="Times New Roman"/>
-              </w:rPr>
-              <w:t xml:space="preserve">Malicious software designed to disrupt, damage, spy on or gain </w:t>
-            </w:r>
-            <w:proofErr w:type="spellStart"/>
-            <w:r>
-              <w:rPr>
-                <w:rFonts w:ascii="Times New Roman" w:hAnsi="Times New Roman" w:cs="Times New Roman"/>
-              </w:rPr>
-              <w:t>unauthorised</w:t>
-            </w:r>
-            <w:proofErr w:type="spellEnd"/>
-            <w:r>
-              <w:rPr>
-                <w:rFonts w:ascii="Times New Roman" w:hAnsi="Times New Roman" w:cs="Times New Roman"/>
-              </w:rPr>
-              <w:t xml:space="preserve"> access to systems.</w:t>
+                <w:color w:val="000000" w:themeColor="text1"/>
+                <w:sz w:val="24"/>
+                <w:szCs w:val="24"/>
+              </w:rPr>
+              <w:t xml:space="preserve">Software designed to spy on, damage, disrupt or gain </w:t>
+            </w:r>
+            <w:r>
+              <w:rPr>
+                <w:rFonts w:ascii="Times New Roman" w:hAnsi="Times New Roman" w:cs="Times New Roman"/>
+                <w:color w:val="000000" w:themeColor="text1"/>
+                <w:sz w:val="24"/>
+                <w:szCs w:val="24"/>
+              </w:rPr>
+              <w:t>unauthorized</w:t>
+            </w:r>
+            <w:r>
+              <w:rPr>
+                <w:rFonts w:ascii="Times New Roman" w:hAnsi="Times New Roman" w:cs="Times New Roman"/>
+                <w:color w:val="000000" w:themeColor="text1"/>
+                <w:sz w:val="24"/>
+                <w:szCs w:val="24"/>
+              </w:rPr>
+              <w:t xml:space="preserve"> access to a device or system.</w:t>
             </w:r>
           </w:p>
         </w:tc>
@@ -1056,509 +1266,891 @@
     </w:tbl>
     <w:p>
       <w:pPr>
+        <w:spacing w:after="20"/>
+        <w:jc w:val="both"/>
+        <w:rPr>
+          <w:rFonts w:ascii="Times New Roman" w:hAnsi="Times New Roman" w:cs="Times New Roman"/>
+          <w:color w:val="000000" w:themeColor="text1"/>
+          <w:sz w:val="24"/>
+          <w:szCs w:val="24"/>
+        </w:rPr>
+      </w:pPr>
+    </w:p>
+    <w:p>
+      <w:pPr>
         <w:pStyle w:val="Heading1"/>
-        <w:rPr>
-          <w:rFonts w:ascii="Times New Roman" w:hAnsi="Times New Roman" w:cs="Times New Roman"/>
-          <w:sz w:val="30"/>
+        <w:jc w:val="both"/>
+        <w:rPr>
+          <w:rFonts w:ascii="Times New Roman" w:hAnsi="Times New Roman" w:cs="Times New Roman"/>
+          <w:color w:val="000000" w:themeColor="text1"/>
+          <w:sz w:val="32"/>
+          <w:szCs w:val="32"/>
+        </w:rPr>
+      </w:pPr>
+      <w:r>
+        <w:rPr>
+          <w:rFonts w:ascii="Times New Roman" w:hAnsi="Times New Roman" w:cs="Times New Roman"/>
+          <w:color w:val="000000" w:themeColor="text1"/>
+          <w:sz w:val="32"/>
+          <w:szCs w:val="32"/>
+        </w:rPr>
+        <w:t>Topics covered</w:t>
+      </w:r>
+    </w:p>
+    <w:p>
+      <w:pPr>
+        <w:pStyle w:val="ListBullet"/>
+        <w:tabs>
+          <w:tab w:val="num" w:pos="360"/>
+        </w:tabs>
+        <w:ind w:left="360" w:hanging="360"/>
+        <w:jc w:val="both"/>
+        <w:rPr>
+          <w:rFonts w:ascii="Times New Roman" w:hAnsi="Times New Roman" w:cs="Times New Roman"/>
+          <w:color w:val="000000" w:themeColor="text1"/>
+          <w:sz w:val="24"/>
+          <w:szCs w:val="24"/>
+        </w:rPr>
+      </w:pPr>
+      <w:r>
+        <w:rPr>
+          <w:rFonts w:ascii="Times New Roman" w:hAnsi="Times New Roman" w:cs="Times New Roman"/>
+          <w:color w:val="000000" w:themeColor="text1"/>
+          <w:sz w:val="24"/>
+          <w:szCs w:val="24"/>
+        </w:rPr>
+        <w:t>Confidentiality, integrity and availability (the CIA triad)</w:t>
+      </w:r>
+    </w:p>
+    <w:p>
+      <w:pPr>
+        <w:pStyle w:val="ListBullet"/>
+        <w:tabs>
+          <w:tab w:val="num" w:pos="360"/>
+        </w:tabs>
+        <w:ind w:left="360" w:hanging="360"/>
+        <w:jc w:val="both"/>
+        <w:rPr>
+          <w:rFonts w:ascii="Times New Roman" w:hAnsi="Times New Roman" w:cs="Times New Roman"/>
+          <w:color w:val="000000" w:themeColor="text1"/>
+          <w:sz w:val="24"/>
+          <w:szCs w:val="24"/>
+        </w:rPr>
+      </w:pPr>
+      <w:r>
+        <w:rPr>
+          <w:rFonts w:ascii="Times New Roman" w:hAnsi="Times New Roman" w:cs="Times New Roman"/>
+          <w:color w:val="000000" w:themeColor="text1"/>
+          <w:sz w:val="24"/>
+          <w:szCs w:val="24"/>
+        </w:rPr>
+        <w:t>Threats, vulnerabilities and risk</w:t>
+      </w:r>
+    </w:p>
+    <w:p>
+      <w:pPr>
+        <w:pStyle w:val="ListBullet"/>
+        <w:tabs>
+          <w:tab w:val="num" w:pos="360"/>
+        </w:tabs>
+        <w:ind w:left="360" w:hanging="360"/>
+        <w:jc w:val="both"/>
+        <w:rPr>
+          <w:rFonts w:ascii="Times New Roman" w:hAnsi="Times New Roman" w:cs="Times New Roman"/>
+          <w:color w:val="000000" w:themeColor="text1"/>
+          <w:sz w:val="24"/>
+          <w:szCs w:val="24"/>
+        </w:rPr>
+      </w:pPr>
+      <w:r>
+        <w:rPr>
+          <w:rFonts w:ascii="Times New Roman" w:hAnsi="Times New Roman" w:cs="Times New Roman"/>
+          <w:color w:val="000000" w:themeColor="text1"/>
+          <w:sz w:val="24"/>
+          <w:szCs w:val="24"/>
+        </w:rPr>
+        <w:t>Accounts, identity and using only the access needed for a task</w:t>
+      </w:r>
+    </w:p>
+    <w:p>
+      <w:pPr>
+        <w:pStyle w:val="ListBullet"/>
+        <w:tabs>
+          <w:tab w:val="num" w:pos="360"/>
+        </w:tabs>
+        <w:ind w:left="360" w:hanging="360"/>
+        <w:jc w:val="both"/>
+        <w:rPr>
+          <w:rFonts w:ascii="Times New Roman" w:hAnsi="Times New Roman" w:cs="Times New Roman"/>
+          <w:color w:val="000000" w:themeColor="text1"/>
+          <w:sz w:val="24"/>
+          <w:szCs w:val="24"/>
+        </w:rPr>
+      </w:pPr>
+      <w:r>
+        <w:rPr>
+          <w:rFonts w:ascii="Times New Roman" w:hAnsi="Times New Roman" w:cs="Times New Roman"/>
+          <w:color w:val="000000" w:themeColor="text1"/>
+          <w:sz w:val="24"/>
+          <w:szCs w:val="24"/>
+        </w:rPr>
+        <w:t>Devices, approved software and updates</w:t>
+      </w:r>
+    </w:p>
+    <w:p>
+      <w:pPr>
+        <w:pStyle w:val="ListBullet"/>
+        <w:tabs>
+          <w:tab w:val="num" w:pos="360"/>
+        </w:tabs>
+        <w:ind w:left="360" w:hanging="360"/>
+        <w:jc w:val="both"/>
+        <w:rPr>
+          <w:rFonts w:ascii="Times New Roman" w:hAnsi="Times New Roman" w:cs="Times New Roman"/>
+          <w:color w:val="000000" w:themeColor="text1"/>
+          <w:sz w:val="24"/>
+          <w:szCs w:val="24"/>
+        </w:rPr>
+      </w:pPr>
+      <w:r>
+        <w:rPr>
+          <w:rFonts w:ascii="Times New Roman" w:hAnsi="Times New Roman" w:cs="Times New Roman"/>
+          <w:color w:val="000000" w:themeColor="text1"/>
+          <w:sz w:val="24"/>
+          <w:szCs w:val="24"/>
+        </w:rPr>
+        <w:t>Safe handling of business information</w:t>
+      </w:r>
+    </w:p>
+    <w:p>
+      <w:pPr>
+        <w:pStyle w:val="ListBullet"/>
+        <w:tabs>
+          <w:tab w:val="num" w:pos="360"/>
+        </w:tabs>
+        <w:ind w:left="360" w:hanging="360"/>
+        <w:jc w:val="both"/>
+        <w:rPr>
+          <w:rFonts w:ascii="Times New Roman" w:hAnsi="Times New Roman" w:cs="Times New Roman"/>
+          <w:color w:val="000000" w:themeColor="text1"/>
+          <w:sz w:val="24"/>
+          <w:szCs w:val="24"/>
+        </w:rPr>
+      </w:pPr>
+      <w:r>
+        <w:rPr>
+          <w:rFonts w:ascii="Times New Roman" w:hAnsi="Times New Roman" w:cs="Times New Roman"/>
+          <w:color w:val="000000" w:themeColor="text1"/>
+          <w:sz w:val="24"/>
+          <w:szCs w:val="24"/>
+        </w:rPr>
+        <w:t>Recognizing</w:t>
+      </w:r>
+      <w:r>
+        <w:rPr>
+          <w:rFonts w:ascii="Times New Roman" w:hAnsi="Times New Roman" w:cs="Times New Roman"/>
+          <w:color w:val="000000" w:themeColor="text1"/>
+          <w:sz w:val="24"/>
+          <w:szCs w:val="24"/>
+        </w:rPr>
+        <w:t xml:space="preserve"> and reporting suspicious activity</w:t>
+      </w:r>
+    </w:p>
+    <w:p>
+      <w:pPr>
+        <w:pStyle w:val="ListBullet"/>
+        <w:tabs>
+          <w:tab w:val="num" w:pos="360"/>
+        </w:tabs>
+        <w:ind w:left="360" w:hanging="360"/>
+        <w:jc w:val="both"/>
+        <w:rPr>
+          <w:rFonts w:ascii="Times New Roman" w:hAnsi="Times New Roman" w:cs="Times New Roman"/>
+          <w:color w:val="000000" w:themeColor="text1"/>
+          <w:sz w:val="24"/>
+          <w:szCs w:val="24"/>
+        </w:rPr>
+      </w:pPr>
+      <w:r>
+        <w:rPr>
+          <w:rFonts w:ascii="Times New Roman" w:hAnsi="Times New Roman" w:cs="Times New Roman"/>
+          <w:color w:val="000000" w:themeColor="text1"/>
+          <w:sz w:val="24"/>
+          <w:szCs w:val="24"/>
+        </w:rPr>
+        <w:t>Cybersecurity as a shared responsibility across the workplace</w:t>
+      </w:r>
+    </w:p>
+    <w:p>
+      <w:pPr>
+        <w:pStyle w:val="Heading1"/>
+        <w:jc w:val="both"/>
+        <w:rPr>
+          <w:rFonts w:ascii="Times New Roman" w:hAnsi="Times New Roman" w:cs="Times New Roman"/>
+          <w:color w:val="000000" w:themeColor="text1"/>
+          <w:sz w:val="32"/>
+          <w:szCs w:val="32"/>
+        </w:rPr>
+      </w:pPr>
+      <w:r>
+        <w:rPr>
+          <w:rFonts w:ascii="Times New Roman" w:hAnsi="Times New Roman" w:cs="Times New Roman"/>
+          <w:color w:val="000000" w:themeColor="text1"/>
+          <w:sz w:val="32"/>
+          <w:szCs w:val="32"/>
+        </w:rPr>
+        <w:t>Core ideas in everyday language</w:t>
+      </w:r>
+    </w:p>
+    <w:p>
+      <w:pPr>
+        <w:pStyle w:val="Heading2"/>
+        <w:jc w:val="both"/>
+        <w:rPr>
+          <w:rFonts w:ascii="Times New Roman" w:hAnsi="Times New Roman" w:cs="Times New Roman"/>
+          <w:color w:val="000000" w:themeColor="text1"/>
+          <w:sz w:val="28"/>
           <w:szCs w:val="28"/>
         </w:rPr>
       </w:pPr>
       <w:r>
         <w:rPr>
           <w:rFonts w:ascii="Times New Roman" w:hAnsi="Times New Roman" w:cs="Times New Roman"/>
-        </w:rPr>
-        <w:t>Main topics</w:t>
+          <w:color w:val="000000" w:themeColor="text1"/>
+          <w:sz w:val="28"/>
+          <w:szCs w:val="28"/>
+        </w:rPr>
+        <w:t>Confidentiality, integrity and availability</w:t>
+      </w:r>
+    </w:p>
+    <w:p>
+      <w:pPr>
+        <w:jc w:val="both"/>
+        <w:rPr>
+          <w:rFonts w:ascii="Times New Roman" w:hAnsi="Times New Roman" w:cs="Times New Roman"/>
+          <w:color w:val="000000" w:themeColor="text1"/>
+          <w:sz w:val="24"/>
+          <w:szCs w:val="24"/>
+        </w:rPr>
+      </w:pPr>
+      <w:r>
+        <w:rPr>
+          <w:rFonts w:ascii="Times New Roman" w:hAnsi="Times New Roman" w:cs="Times New Roman"/>
+          <w:color w:val="000000" w:themeColor="text1"/>
+          <w:sz w:val="24"/>
+          <w:szCs w:val="24"/>
+        </w:rPr>
+        <w:t>These three ideas help explain what security is protecting. Confidentiality is about who can see information. Integrity is about whether information stays accurate and is changed appropriately. Availability is about whether people can use systems and information when work requires them. For example, ransomware could lock staff out of files, change or encrypt the files, and—in some incidents—be linked to stolen copies of the information. That can affect all three areas at once.</w:t>
+      </w:r>
+    </w:p>
+    <w:p>
+      <w:pPr>
+        <w:pStyle w:val="Heading2"/>
+        <w:jc w:val="both"/>
+        <w:rPr>
+          <w:rFonts w:ascii="Times New Roman" w:hAnsi="Times New Roman" w:cs="Times New Roman"/>
+          <w:color w:val="000000" w:themeColor="text1"/>
+          <w:sz w:val="28"/>
+          <w:szCs w:val="28"/>
+        </w:rPr>
+      </w:pPr>
+      <w:r>
+        <w:rPr>
+          <w:rFonts w:ascii="Times New Roman" w:hAnsi="Times New Roman" w:cs="Times New Roman"/>
+          <w:color w:val="000000" w:themeColor="text1"/>
+          <w:sz w:val="28"/>
+          <w:szCs w:val="28"/>
+        </w:rPr>
+        <w:t>Threats, weaknesses and risk</w:t>
+      </w:r>
+    </w:p>
+    <w:p>
+      <w:pPr>
+        <w:jc w:val="both"/>
+        <w:rPr>
+          <w:rFonts w:ascii="Times New Roman" w:hAnsi="Times New Roman" w:cs="Times New Roman"/>
+          <w:color w:val="000000" w:themeColor="text1"/>
+          <w:sz w:val="24"/>
+          <w:szCs w:val="24"/>
+        </w:rPr>
+      </w:pPr>
+      <w:r>
+        <w:rPr>
+          <w:rFonts w:ascii="Times New Roman" w:hAnsi="Times New Roman" w:cs="Times New Roman"/>
+          <w:color w:val="000000" w:themeColor="text1"/>
+          <w:sz w:val="24"/>
+          <w:szCs w:val="24"/>
+        </w:rPr>
+        <w:t xml:space="preserve">Imagine an employee </w:t>
+      </w:r>
+      <w:proofErr w:type="gramStart"/>
+      <w:r>
+        <w:rPr>
+          <w:rFonts w:ascii="Times New Roman" w:hAnsi="Times New Roman" w:cs="Times New Roman"/>
+          <w:color w:val="000000" w:themeColor="text1"/>
+          <w:sz w:val="24"/>
+          <w:szCs w:val="24"/>
+        </w:rPr>
+        <w:t>receives</w:t>
+      </w:r>
+      <w:proofErr w:type="gramEnd"/>
+      <w:r>
+        <w:rPr>
+          <w:rFonts w:ascii="Times New Roman" w:hAnsi="Times New Roman" w:cs="Times New Roman"/>
+          <w:color w:val="000000" w:themeColor="text1"/>
+          <w:sz w:val="24"/>
+          <w:szCs w:val="24"/>
+        </w:rPr>
+        <w:t xml:space="preserve"> a fake invoice from someone pretending to be a supplier. The message is the threat. If the employee skips the usual payment checks, that is a weakness the attacker may exploit. The risk is that money could be sent to the wrong account. Following the normal process, checking unusual requests and reporting weaknesses can reduce that risk.</w:t>
+      </w:r>
+    </w:p>
+    <w:p>
+      <w:pPr>
+        <w:pStyle w:val="Heading2"/>
+        <w:jc w:val="both"/>
+        <w:rPr>
+          <w:rFonts w:ascii="Times New Roman" w:hAnsi="Times New Roman" w:cs="Times New Roman"/>
+          <w:color w:val="000000" w:themeColor="text1"/>
+          <w:sz w:val="28"/>
+          <w:szCs w:val="28"/>
+        </w:rPr>
+      </w:pPr>
+      <w:r>
+        <w:rPr>
+          <w:rFonts w:ascii="Times New Roman" w:hAnsi="Times New Roman" w:cs="Times New Roman"/>
+          <w:color w:val="000000" w:themeColor="text1"/>
+          <w:sz w:val="28"/>
+          <w:szCs w:val="28"/>
+        </w:rPr>
+        <w:lastRenderedPageBreak/>
+        <w:t>Accounts and access</w:t>
+      </w:r>
+    </w:p>
+    <w:p>
+      <w:pPr>
+        <w:jc w:val="both"/>
+        <w:rPr>
+          <w:rFonts w:ascii="Times New Roman" w:hAnsi="Times New Roman" w:cs="Times New Roman"/>
+          <w:color w:val="000000" w:themeColor="text1"/>
+          <w:sz w:val="24"/>
+          <w:szCs w:val="24"/>
+        </w:rPr>
+      </w:pPr>
+      <w:r>
+        <w:rPr>
+          <w:rFonts w:ascii="Times New Roman" w:hAnsi="Times New Roman" w:cs="Times New Roman"/>
+          <w:color w:val="000000" w:themeColor="text1"/>
+          <w:sz w:val="24"/>
+          <w:szCs w:val="24"/>
+        </w:rPr>
+        <w:t xml:space="preserve">Use your own account and keep your sign-in details private. Do not </w:t>
+      </w:r>
+      <w:proofErr w:type="gramStart"/>
+      <w:r>
+        <w:rPr>
+          <w:rFonts w:ascii="Times New Roman" w:hAnsi="Times New Roman" w:cs="Times New Roman"/>
+          <w:color w:val="000000" w:themeColor="text1"/>
+          <w:sz w:val="24"/>
+          <w:szCs w:val="24"/>
+        </w:rPr>
+        <w:t>approve</w:t>
+      </w:r>
+      <w:proofErr w:type="gramEnd"/>
+      <w:r>
+        <w:rPr>
+          <w:rFonts w:ascii="Times New Roman" w:hAnsi="Times New Roman" w:cs="Times New Roman"/>
+          <w:color w:val="000000" w:themeColor="text1"/>
+          <w:sz w:val="24"/>
+          <w:szCs w:val="24"/>
+        </w:rPr>
+        <w:t xml:space="preserve"> an MFA prompt unless you </w:t>
+      </w:r>
+      <w:proofErr w:type="gramStart"/>
+      <w:r>
+        <w:rPr>
+          <w:rFonts w:ascii="Times New Roman" w:hAnsi="Times New Roman" w:cs="Times New Roman"/>
+          <w:color w:val="000000" w:themeColor="text1"/>
+          <w:sz w:val="24"/>
+          <w:szCs w:val="24"/>
+        </w:rPr>
+        <w:t>started</w:t>
+      </w:r>
+      <w:proofErr w:type="gramEnd"/>
+      <w:r>
+        <w:rPr>
+          <w:rFonts w:ascii="Times New Roman" w:hAnsi="Times New Roman" w:cs="Times New Roman"/>
+          <w:color w:val="000000" w:themeColor="text1"/>
+          <w:sz w:val="24"/>
+          <w:szCs w:val="24"/>
+        </w:rPr>
+        <w:t xml:space="preserve"> the sign-in yourself. People should have the access they need for their work, but no more than that. If your role changes, you no longer need </w:t>
+      </w:r>
+      <w:proofErr w:type="gramStart"/>
+      <w:r>
+        <w:rPr>
+          <w:rFonts w:ascii="Times New Roman" w:hAnsi="Times New Roman" w:cs="Times New Roman"/>
+          <w:color w:val="000000" w:themeColor="text1"/>
+          <w:sz w:val="24"/>
+          <w:szCs w:val="24"/>
+        </w:rPr>
+        <w:t>particular access</w:t>
+      </w:r>
+      <w:proofErr w:type="gramEnd"/>
+      <w:r>
+        <w:rPr>
+          <w:rFonts w:ascii="Times New Roman" w:hAnsi="Times New Roman" w:cs="Times New Roman"/>
+          <w:color w:val="000000" w:themeColor="text1"/>
+          <w:sz w:val="24"/>
+          <w:szCs w:val="24"/>
+        </w:rPr>
+        <w:t>, or you notice access that seems unusual, contact the appropriate support or security team.</w:t>
+      </w:r>
+    </w:p>
+    <w:p>
+      <w:pPr>
+        <w:pStyle w:val="Heading2"/>
+        <w:jc w:val="both"/>
+        <w:rPr>
+          <w:rFonts w:ascii="Times New Roman" w:hAnsi="Times New Roman" w:cs="Times New Roman"/>
+          <w:color w:val="000000" w:themeColor="text1"/>
+          <w:sz w:val="28"/>
+          <w:szCs w:val="28"/>
+        </w:rPr>
+      </w:pPr>
+      <w:r>
+        <w:rPr>
+          <w:rFonts w:ascii="Times New Roman" w:hAnsi="Times New Roman" w:cs="Times New Roman"/>
+          <w:color w:val="000000" w:themeColor="text1"/>
+          <w:sz w:val="28"/>
+          <w:szCs w:val="28"/>
+        </w:rPr>
+        <w:t>Devices, software and updates</w:t>
+      </w:r>
+    </w:p>
+    <w:p>
+      <w:pPr>
+        <w:jc w:val="both"/>
+        <w:rPr>
+          <w:rFonts w:ascii="Times New Roman" w:hAnsi="Times New Roman" w:cs="Times New Roman"/>
+          <w:color w:val="000000" w:themeColor="text1"/>
+          <w:sz w:val="24"/>
+          <w:szCs w:val="24"/>
+        </w:rPr>
+      </w:pPr>
+      <w:r>
+        <w:rPr>
+          <w:rFonts w:ascii="Times New Roman" w:hAnsi="Times New Roman" w:cs="Times New Roman"/>
+          <w:color w:val="000000" w:themeColor="text1"/>
+          <w:sz w:val="24"/>
+          <w:szCs w:val="24"/>
+        </w:rPr>
+        <w:t xml:space="preserve">Lock your screen when you step away, even for a short time. Install updates through the </w:t>
+      </w:r>
+      <w:r>
+        <w:rPr>
+          <w:rFonts w:ascii="Times New Roman" w:hAnsi="Times New Roman" w:cs="Times New Roman"/>
+          <w:color w:val="000000" w:themeColor="text1"/>
+          <w:sz w:val="24"/>
+          <w:szCs w:val="24"/>
+        </w:rPr>
+        <w:t>organization’s</w:t>
+      </w:r>
+      <w:r>
+        <w:rPr>
+          <w:rFonts w:ascii="Times New Roman" w:hAnsi="Times New Roman" w:cs="Times New Roman"/>
+          <w:color w:val="000000" w:themeColor="text1"/>
+          <w:sz w:val="24"/>
+          <w:szCs w:val="24"/>
+        </w:rPr>
+        <w:t xml:space="preserve"> approved process, and do not switch off security tools unless </w:t>
+      </w:r>
+      <w:r>
+        <w:rPr>
+          <w:rFonts w:ascii="Times New Roman" w:hAnsi="Times New Roman" w:cs="Times New Roman"/>
+          <w:color w:val="000000" w:themeColor="text1"/>
+          <w:sz w:val="24"/>
+          <w:szCs w:val="24"/>
+        </w:rPr>
+        <w:t>authorized</w:t>
+      </w:r>
+      <w:r>
+        <w:rPr>
+          <w:rFonts w:ascii="Times New Roman" w:hAnsi="Times New Roman" w:cs="Times New Roman"/>
+          <w:color w:val="000000" w:themeColor="text1"/>
+          <w:sz w:val="24"/>
+          <w:szCs w:val="24"/>
+        </w:rPr>
+        <w:t xml:space="preserve"> support staff ask you to. Unapproved software, unknown USB devices and browser extensions can introduce malware or expose information.</w:t>
+      </w:r>
+    </w:p>
+    <w:p>
+      <w:pPr>
+        <w:pStyle w:val="Heading2"/>
+        <w:jc w:val="both"/>
+        <w:rPr>
+          <w:rFonts w:ascii="Times New Roman" w:hAnsi="Times New Roman" w:cs="Times New Roman"/>
+          <w:color w:val="000000" w:themeColor="text1"/>
+          <w:sz w:val="28"/>
+          <w:szCs w:val="28"/>
+        </w:rPr>
+      </w:pPr>
+      <w:r>
+        <w:rPr>
+          <w:rFonts w:ascii="Times New Roman" w:hAnsi="Times New Roman" w:cs="Times New Roman"/>
+          <w:color w:val="000000" w:themeColor="text1"/>
+          <w:sz w:val="28"/>
+          <w:szCs w:val="28"/>
+        </w:rPr>
+        <w:t>Handling information</w:t>
+      </w:r>
+    </w:p>
+    <w:p>
+      <w:pPr>
+        <w:jc w:val="both"/>
+        <w:rPr>
+          <w:rFonts w:ascii="Times New Roman" w:hAnsi="Times New Roman" w:cs="Times New Roman"/>
+          <w:color w:val="000000" w:themeColor="text1"/>
+          <w:sz w:val="24"/>
+          <w:szCs w:val="24"/>
+        </w:rPr>
+      </w:pPr>
+      <w:r>
+        <w:rPr>
+          <w:rFonts w:ascii="Times New Roman" w:hAnsi="Times New Roman" w:cs="Times New Roman"/>
+          <w:color w:val="000000" w:themeColor="text1"/>
+          <w:sz w:val="24"/>
+          <w:szCs w:val="24"/>
+        </w:rPr>
+        <w:t xml:space="preserve">Before sharing, storing or discussing work information, pause to check who needs it and whether the method is approved. Use the </w:t>
+      </w:r>
+      <w:r>
+        <w:rPr>
+          <w:rFonts w:ascii="Times New Roman" w:hAnsi="Times New Roman" w:cs="Times New Roman"/>
+          <w:color w:val="000000" w:themeColor="text1"/>
+          <w:sz w:val="24"/>
+          <w:szCs w:val="24"/>
+        </w:rPr>
+        <w:t>organization’s</w:t>
+      </w:r>
+      <w:r>
+        <w:rPr>
+          <w:rFonts w:ascii="Times New Roman" w:hAnsi="Times New Roman" w:cs="Times New Roman"/>
+          <w:color w:val="000000" w:themeColor="text1"/>
+          <w:sz w:val="24"/>
+          <w:szCs w:val="24"/>
+        </w:rPr>
+        <w:t xml:space="preserve"> storage and collaboration tools, check recipients carefully and share only what is needed. Avoid putting sensitive work information into a personal account or an unapproved public service.</w:t>
+      </w:r>
+    </w:p>
+    <w:p>
+      <w:pPr>
+        <w:pStyle w:val="Heading2"/>
+        <w:jc w:val="both"/>
+        <w:rPr>
+          <w:rFonts w:ascii="Times New Roman" w:hAnsi="Times New Roman" w:cs="Times New Roman"/>
+          <w:color w:val="000000" w:themeColor="text1"/>
+          <w:sz w:val="28"/>
+          <w:szCs w:val="28"/>
+        </w:rPr>
+      </w:pPr>
+      <w:r>
+        <w:rPr>
+          <w:rFonts w:ascii="Times New Roman" w:hAnsi="Times New Roman" w:cs="Times New Roman"/>
+          <w:color w:val="000000" w:themeColor="text1"/>
+          <w:sz w:val="28"/>
+          <w:szCs w:val="28"/>
+        </w:rPr>
+        <w:t>Reporting something suspicious</w:t>
+      </w:r>
+    </w:p>
+    <w:p>
+      <w:pPr>
+        <w:jc w:val="both"/>
+        <w:rPr>
+          <w:rFonts w:ascii="Times New Roman" w:hAnsi="Times New Roman" w:cs="Times New Roman"/>
+          <w:color w:val="000000" w:themeColor="text1"/>
+          <w:sz w:val="24"/>
+          <w:szCs w:val="24"/>
+        </w:rPr>
+      </w:pPr>
+      <w:r>
+        <w:rPr>
+          <w:rFonts w:ascii="Times New Roman" w:hAnsi="Times New Roman" w:cs="Times New Roman"/>
+          <w:color w:val="000000" w:themeColor="text1"/>
+          <w:sz w:val="24"/>
+          <w:szCs w:val="24"/>
+        </w:rPr>
+        <w:t xml:space="preserve">Tell the </w:t>
+      </w:r>
+      <w:r>
+        <w:rPr>
+          <w:rFonts w:ascii="Times New Roman" w:hAnsi="Times New Roman" w:cs="Times New Roman"/>
+          <w:color w:val="000000" w:themeColor="text1"/>
+          <w:sz w:val="24"/>
+          <w:szCs w:val="24"/>
+        </w:rPr>
+        <w:t>organization</w:t>
+      </w:r>
+      <w:r>
+        <w:rPr>
+          <w:rFonts w:ascii="Times New Roman" w:hAnsi="Times New Roman" w:cs="Times New Roman"/>
+          <w:color w:val="000000" w:themeColor="text1"/>
+          <w:sz w:val="24"/>
+          <w:szCs w:val="24"/>
+        </w:rPr>
+        <w:t xml:space="preserve"> promptly if you notice a suspicious message, an unexpected login alert, possible malware, a lost device or information sent to the wrong person. Use the reporting channel your </w:t>
+      </w:r>
+      <w:r>
+        <w:rPr>
+          <w:rFonts w:ascii="Times New Roman" w:hAnsi="Times New Roman" w:cs="Times New Roman"/>
+          <w:color w:val="000000" w:themeColor="text1"/>
+          <w:sz w:val="24"/>
+          <w:szCs w:val="24"/>
+        </w:rPr>
+        <w:t>organization</w:t>
+      </w:r>
+      <w:r>
+        <w:rPr>
+          <w:rFonts w:ascii="Times New Roman" w:hAnsi="Times New Roman" w:cs="Times New Roman"/>
+          <w:color w:val="000000" w:themeColor="text1"/>
+          <w:sz w:val="24"/>
+          <w:szCs w:val="24"/>
+        </w:rPr>
+        <w:t xml:space="preserve"> has approved. You do not need to be certain that an incident has occurred before asking for help. A quick, honest report can help the response team contain a problem sooner.</w:t>
+      </w:r>
+    </w:p>
+    <w:p>
+      <w:pPr>
+        <w:pStyle w:val="Heading1"/>
+        <w:jc w:val="both"/>
+        <w:rPr>
+          <w:rFonts w:ascii="Times New Roman" w:hAnsi="Times New Roman" w:cs="Times New Roman"/>
+          <w:color w:val="000000" w:themeColor="text1"/>
+          <w:sz w:val="28"/>
+          <w:szCs w:val="28"/>
+        </w:rPr>
+      </w:pPr>
+      <w:r>
+        <w:rPr>
+          <w:rFonts w:ascii="Times New Roman" w:hAnsi="Times New Roman" w:cs="Times New Roman"/>
+          <w:color w:val="000000" w:themeColor="text1"/>
+          <w:sz w:val="28"/>
+          <w:szCs w:val="28"/>
+        </w:rPr>
+        <w:t>Workplace examples</w:t>
       </w:r>
     </w:p>
     <w:p>
       <w:pPr>
         <w:pStyle w:val="ListBullet"/>
-        <w:numPr>
-          <w:ilvl w:val="0"/>
-          <w:numId w:val="2"/>
-        </w:numPr>
-        <w:rPr>
-          <w:rFonts w:ascii="Times New Roman" w:hAnsi="Times New Roman" w:cs="Times New Roman"/>
-        </w:rPr>
-      </w:pPr>
-      <w:r>
-        <w:rPr>
-          <w:rFonts w:ascii="Times New Roman" w:hAnsi="Times New Roman" w:cs="Times New Roman"/>
-        </w:rPr>
-        <w:t xml:space="preserve">The CIA </w:t>
+        <w:tabs>
+          <w:tab w:val="num" w:pos="360"/>
+        </w:tabs>
+        <w:ind w:left="360" w:hanging="360"/>
+        <w:jc w:val="both"/>
+        <w:rPr>
+          <w:rFonts w:ascii="Times New Roman" w:hAnsi="Times New Roman" w:cs="Times New Roman"/>
+          <w:color w:val="000000" w:themeColor="text1"/>
+          <w:sz w:val="24"/>
+          <w:szCs w:val="24"/>
+        </w:rPr>
+      </w:pPr>
+      <w:r>
+        <w:rPr>
+          <w:rFonts w:ascii="Times New Roman" w:hAnsi="Times New Roman" w:cs="Times New Roman"/>
+          <w:color w:val="000000" w:themeColor="text1"/>
+          <w:sz w:val="24"/>
+          <w:szCs w:val="24"/>
+        </w:rPr>
+        <w:t xml:space="preserve">You </w:t>
       </w:r>
       <w:proofErr w:type="gramStart"/>
       <w:r>
         <w:rPr>
           <w:rFonts w:ascii="Times New Roman" w:hAnsi="Times New Roman" w:cs="Times New Roman"/>
-        </w:rPr>
-        <w:t>triad</w:t>
+          <w:color w:val="000000" w:themeColor="text1"/>
+          <w:sz w:val="24"/>
+          <w:szCs w:val="24"/>
+        </w:rPr>
+        <w:t>receive</w:t>
       </w:r>
       <w:proofErr w:type="gramEnd"/>
       <w:r>
         <w:rPr>
           <w:rFonts w:ascii="Times New Roman" w:hAnsi="Times New Roman" w:cs="Times New Roman"/>
-        </w:rPr>
-        <w:t>: confidentiality, integrity and availability</w:t>
+          <w:color w:val="000000" w:themeColor="text1"/>
+          <w:sz w:val="24"/>
+          <w:szCs w:val="24"/>
+        </w:rPr>
+        <w:t xml:space="preserve"> an unexpected email asking you to buy gift cards for a manager. Instead of replying, you call the manager using a number you already trust and check whether the request is genuine.</w:t>
       </w:r>
     </w:p>
     <w:p>
       <w:pPr>
         <w:pStyle w:val="ListBullet"/>
-        <w:numPr>
-          <w:ilvl w:val="0"/>
-          <w:numId w:val="2"/>
-        </w:numPr>
-        <w:rPr>
-          <w:rFonts w:ascii="Times New Roman" w:hAnsi="Times New Roman" w:cs="Times New Roman"/>
-        </w:rPr>
-      </w:pPr>
-      <w:r>
-        <w:rPr>
-          <w:rFonts w:ascii="Times New Roman" w:hAnsi="Times New Roman" w:cs="Times New Roman"/>
-        </w:rPr>
-        <w:t>Threats, vulnerabilities and risk</w:t>
+        <w:tabs>
+          <w:tab w:val="num" w:pos="360"/>
+        </w:tabs>
+        <w:ind w:left="360" w:hanging="360"/>
+        <w:jc w:val="both"/>
+        <w:rPr>
+          <w:rFonts w:ascii="Times New Roman" w:hAnsi="Times New Roman" w:cs="Times New Roman"/>
+          <w:color w:val="000000" w:themeColor="text1"/>
+          <w:sz w:val="24"/>
+          <w:szCs w:val="24"/>
+        </w:rPr>
+      </w:pPr>
+      <w:r>
+        <w:rPr>
+          <w:rFonts w:ascii="Times New Roman" w:hAnsi="Times New Roman" w:cs="Times New Roman"/>
+          <w:color w:val="000000" w:themeColor="text1"/>
+          <w:sz w:val="24"/>
+          <w:szCs w:val="24"/>
+        </w:rPr>
+        <w:t>Your phone shows an MFA approval request, but you are not signing in. You deny the request and report it rather than approving it to make the alert go away.</w:t>
       </w:r>
     </w:p>
     <w:p>
       <w:pPr>
         <w:pStyle w:val="ListBullet"/>
-        <w:numPr>
-          <w:ilvl w:val="0"/>
-          <w:numId w:val="2"/>
-        </w:numPr>
-        <w:rPr>
-          <w:rFonts w:ascii="Times New Roman" w:hAnsi="Times New Roman" w:cs="Times New Roman"/>
-        </w:rPr>
-      </w:pPr>
-      <w:r>
-        <w:rPr>
-          <w:rFonts w:ascii="Times New Roman" w:hAnsi="Times New Roman" w:cs="Times New Roman"/>
-        </w:rPr>
-        <w:t>Accounts, identity and least privilege</w:t>
+        <w:tabs>
+          <w:tab w:val="num" w:pos="360"/>
+        </w:tabs>
+        <w:ind w:left="360" w:hanging="360"/>
+        <w:jc w:val="both"/>
+        <w:rPr>
+          <w:rFonts w:ascii="Times New Roman" w:hAnsi="Times New Roman" w:cs="Times New Roman"/>
+          <w:color w:val="000000" w:themeColor="text1"/>
+          <w:sz w:val="24"/>
+          <w:szCs w:val="24"/>
+        </w:rPr>
+      </w:pPr>
+      <w:r>
+        <w:rPr>
+          <w:rFonts w:ascii="Times New Roman" w:hAnsi="Times New Roman" w:cs="Times New Roman"/>
+          <w:color w:val="000000" w:themeColor="text1"/>
+          <w:sz w:val="24"/>
+          <w:szCs w:val="24"/>
+        </w:rPr>
+        <w:t>You are leaving a laptop in a shared meeting room. You lock the screen and take the laptop with you or store it securely.</w:t>
       </w:r>
     </w:p>
     <w:p>
       <w:pPr>
         <w:pStyle w:val="ListBullet"/>
-        <w:numPr>
-          <w:ilvl w:val="0"/>
-          <w:numId w:val="2"/>
-        </w:numPr>
-        <w:rPr>
-          <w:rFonts w:ascii="Times New Roman" w:hAnsi="Times New Roman" w:cs="Times New Roman"/>
-        </w:rPr>
-      </w:pPr>
-      <w:r>
-        <w:rPr>
-          <w:rFonts w:ascii="Times New Roman" w:hAnsi="Times New Roman" w:cs="Times New Roman"/>
-        </w:rPr>
-        <w:t>Devices, software and updates</w:t>
+        <w:tabs>
+          <w:tab w:val="num" w:pos="360"/>
+        </w:tabs>
+        <w:ind w:left="360" w:hanging="360"/>
+        <w:jc w:val="both"/>
+        <w:rPr>
+          <w:rFonts w:ascii="Times New Roman" w:hAnsi="Times New Roman" w:cs="Times New Roman"/>
+          <w:color w:val="000000" w:themeColor="text1"/>
+          <w:sz w:val="24"/>
+          <w:szCs w:val="24"/>
+        </w:rPr>
+      </w:pPr>
+      <w:r>
+        <w:rPr>
+          <w:rFonts w:ascii="Times New Roman" w:hAnsi="Times New Roman" w:cs="Times New Roman"/>
+          <w:color w:val="000000" w:themeColor="text1"/>
+          <w:sz w:val="24"/>
+          <w:szCs w:val="24"/>
+        </w:rPr>
+        <w:t>You are sending a spreadsheet with customer details to an external partner. You confirm the recipient, use the approved sharing method and remove information the partner does not need.</w:t>
       </w:r>
     </w:p>
     <w:p>
       <w:pPr>
         <w:pStyle w:val="ListBullet"/>
-        <w:numPr>
-          <w:ilvl w:val="0"/>
-          <w:numId w:val="2"/>
-        </w:numPr>
-        <w:rPr>
-          <w:rFonts w:ascii="Times New Roman" w:hAnsi="Times New Roman" w:cs="Times New Roman"/>
-        </w:rPr>
-      </w:pPr>
-      <w:r>
-        <w:rPr>
-          <w:rFonts w:ascii="Times New Roman" w:hAnsi="Times New Roman" w:cs="Times New Roman"/>
-        </w:rPr>
-        <w:t>Safe handling of information</w:t>
-      </w:r>
-    </w:p>
-    <w:p>
-      <w:pPr>
-        <w:pStyle w:val="ListBullet"/>
-        <w:numPr>
-          <w:ilvl w:val="0"/>
-          <w:numId w:val="2"/>
-        </w:numPr>
-        <w:rPr>
-          <w:rFonts w:ascii="Times New Roman" w:hAnsi="Times New Roman" w:cs="Times New Roman"/>
-        </w:rPr>
-      </w:pPr>
-      <w:r>
-        <w:rPr>
-          <w:rFonts w:ascii="Times New Roman" w:hAnsi="Times New Roman" w:cs="Times New Roman"/>
-        </w:rPr>
-        <w:t>Suspicious activity and incident reporting</w:t>
-      </w:r>
-    </w:p>
-    <w:p>
-      <w:pPr>
-        <w:pStyle w:val="ListBullet"/>
-        <w:numPr>
-          <w:ilvl w:val="0"/>
-          <w:numId w:val="2"/>
-        </w:numPr>
-        <w:rPr>
-          <w:rFonts w:ascii="Times New Roman" w:hAnsi="Times New Roman" w:cs="Times New Roman"/>
-        </w:rPr>
-      </w:pPr>
-      <w:r>
-        <w:rPr>
-          <w:rFonts w:ascii="Times New Roman" w:hAnsi="Times New Roman" w:cs="Times New Roman"/>
-        </w:rPr>
-        <w:t>Security as a shared workplace responsibility</w:t>
+        <w:tabs>
+          <w:tab w:val="num" w:pos="360"/>
+        </w:tabs>
+        <w:ind w:left="360" w:hanging="360"/>
+        <w:jc w:val="both"/>
+        <w:rPr>
+          <w:rFonts w:ascii="Times New Roman" w:hAnsi="Times New Roman" w:cs="Times New Roman"/>
+          <w:color w:val="000000" w:themeColor="text1"/>
+          <w:sz w:val="24"/>
+          <w:szCs w:val="24"/>
+        </w:rPr>
+      </w:pPr>
+      <w:r>
+        <w:rPr>
+          <w:rFonts w:ascii="Times New Roman" w:hAnsi="Times New Roman" w:cs="Times New Roman"/>
+          <w:color w:val="000000" w:themeColor="text1"/>
+          <w:sz w:val="24"/>
+          <w:szCs w:val="24"/>
+        </w:rPr>
+        <w:t xml:space="preserve">You open a suspicious </w:t>
+      </w:r>
+      <w:proofErr w:type="gramStart"/>
+      <w:r>
+        <w:rPr>
+          <w:rFonts w:ascii="Times New Roman" w:hAnsi="Times New Roman" w:cs="Times New Roman"/>
+          <w:color w:val="000000" w:themeColor="text1"/>
+          <w:sz w:val="24"/>
+          <w:szCs w:val="24"/>
+        </w:rPr>
+        <w:t>link</w:t>
+      </w:r>
+      <w:proofErr w:type="gramEnd"/>
+      <w:r>
+        <w:rPr>
+          <w:rFonts w:ascii="Times New Roman" w:hAnsi="Times New Roman" w:cs="Times New Roman"/>
+          <w:color w:val="000000" w:themeColor="text1"/>
+          <w:sz w:val="24"/>
+          <w:szCs w:val="24"/>
+        </w:rPr>
+        <w:t xml:space="preserve"> and the browser begins behaving strangely. You follow the </w:t>
+      </w:r>
+      <w:r>
+        <w:rPr>
+          <w:rFonts w:ascii="Times New Roman" w:hAnsi="Times New Roman" w:cs="Times New Roman"/>
+          <w:color w:val="000000" w:themeColor="text1"/>
+          <w:sz w:val="24"/>
+          <w:szCs w:val="24"/>
+        </w:rPr>
+        <w:t>organization’s</w:t>
+      </w:r>
+      <w:r>
+        <w:rPr>
+          <w:rFonts w:ascii="Times New Roman" w:hAnsi="Times New Roman" w:cs="Times New Roman"/>
+          <w:color w:val="000000" w:themeColor="text1"/>
+          <w:sz w:val="24"/>
+          <w:szCs w:val="24"/>
+        </w:rPr>
+        <w:t xml:space="preserve"> incident instructions, contact support and share details of the message. Do not take extra technical steps unless the response team instructs you to.</w:t>
       </w:r>
     </w:p>
     <w:p>
       <w:pPr>
         <w:pStyle w:val="Heading1"/>
-        <w:rPr>
-          <w:rFonts w:ascii="Times New Roman" w:hAnsi="Times New Roman" w:cs="Times New Roman"/>
-        </w:rPr>
-      </w:pPr>
-      <w:r>
-        <w:rPr>
-          <w:rFonts w:ascii="Times New Roman" w:hAnsi="Times New Roman" w:cs="Times New Roman"/>
-        </w:rPr>
-        <w:t>Explanations of the topics</w:t>
-      </w:r>
-    </w:p>
-    <w:p>
-      <w:pPr>
-        <w:pStyle w:val="Heading2"/>
-        <w:rPr>
-          <w:rFonts w:ascii="Times New Roman" w:hAnsi="Times New Roman" w:cs="Times New Roman"/>
-        </w:rPr>
-      </w:pPr>
-      <w:r>
-        <w:rPr>
-          <w:rFonts w:ascii="Times New Roman" w:hAnsi="Times New Roman" w:cs="Times New Roman"/>
-        </w:rPr>
-        <w:t>The CIA triad</w:t>
-      </w:r>
-    </w:p>
-    <w:p>
-      <w:pPr>
-        <w:rPr>
-          <w:rFonts w:ascii="Times New Roman" w:hAnsi="Times New Roman" w:cs="Times New Roman"/>
-        </w:rPr>
-      </w:pPr>
-      <w:r>
-        <w:rPr>
-          <w:rFonts w:ascii="Times New Roman" w:hAnsi="Times New Roman" w:cs="Times New Roman"/>
-        </w:rPr>
-        <w:t xml:space="preserve">Confidentiality means information is seen only by people who need and are allowed to see it. Integrity means information is correct, complete and protected from </w:t>
-      </w:r>
-      <w:proofErr w:type="spellStart"/>
-      <w:r>
-        <w:rPr>
-          <w:rFonts w:ascii="Times New Roman" w:hAnsi="Times New Roman" w:cs="Times New Roman"/>
-        </w:rPr>
-        <w:t>unauthorised</w:t>
-      </w:r>
-      <w:proofErr w:type="spellEnd"/>
-      <w:r>
-        <w:rPr>
-          <w:rFonts w:ascii="Times New Roman" w:hAnsi="Times New Roman" w:cs="Times New Roman"/>
-        </w:rPr>
-        <w:t xml:space="preserve"> changes. Availability means approved users can access systems and information when they need them. A single event can affect all three: ransomware may prevent access to files, alter or encrypt them, and expose stolen copies.</w:t>
-      </w:r>
-    </w:p>
-    <w:p>
-      <w:pPr>
-        <w:pStyle w:val="Heading2"/>
-        <w:rPr>
-          <w:rFonts w:ascii="Times New Roman" w:hAnsi="Times New Roman" w:cs="Times New Roman"/>
-        </w:rPr>
-      </w:pPr>
-      <w:r>
-        <w:rPr>
-          <w:rFonts w:ascii="Times New Roman" w:hAnsi="Times New Roman" w:cs="Times New Roman"/>
-        </w:rPr>
-        <w:t>Threats, vulnerabilities and risk</w:t>
-      </w:r>
-    </w:p>
-    <w:p>
-      <w:pPr>
-        <w:rPr>
-          <w:rFonts w:ascii="Times New Roman" w:hAnsi="Times New Roman" w:cs="Times New Roman"/>
-        </w:rPr>
-      </w:pPr>
-      <w:r>
-        <w:rPr>
-          <w:rFonts w:ascii="Times New Roman" w:hAnsi="Times New Roman" w:cs="Times New Roman"/>
-        </w:rPr>
-        <w:t>A threat is a potential source of harm, such as a criminal sending a fake invoice. A vulnerability is a weakness, such as a reused password or an unpatched device. Risk is the chance and impact of the threat succeeding. Employees reduce risk by following procedures, checking unusual requests and reporting weaknesses rather than trying to hide them.</w:t>
-      </w:r>
-    </w:p>
-    <w:p>
-      <w:pPr>
-        <w:pStyle w:val="Heading2"/>
-        <w:rPr>
-          <w:rFonts w:ascii="Times New Roman" w:hAnsi="Times New Roman" w:cs="Times New Roman"/>
-        </w:rPr>
-      </w:pPr>
-      <w:r>
-        <w:rPr>
-          <w:rFonts w:ascii="Times New Roman" w:hAnsi="Times New Roman" w:cs="Times New Roman"/>
-        </w:rPr>
-        <w:t>Accounts and access</w:t>
-      </w:r>
-    </w:p>
-    <w:p>
-      <w:pPr>
-        <w:rPr>
-          <w:rFonts w:ascii="Times New Roman" w:hAnsi="Times New Roman" w:cs="Times New Roman"/>
-        </w:rPr>
-      </w:pPr>
-      <w:r>
-        <w:rPr>
-          <w:rFonts w:ascii="Times New Roman" w:hAnsi="Times New Roman" w:cs="Times New Roman"/>
-        </w:rPr>
-        <w:t>Use your own account and keep credentials private. Do not share passwords or approve a login request that you did not initiate. Access should match a person’s work needs. If you no longer need access, or notice access that seems excessive, contact the appropriate support or security team.</w:t>
-      </w:r>
-    </w:p>
-    <w:p>
-      <w:pPr>
-        <w:pStyle w:val="Heading2"/>
-        <w:rPr>
-          <w:rFonts w:ascii="Times New Roman" w:hAnsi="Times New Roman" w:cs="Times New Roman"/>
-        </w:rPr>
-      </w:pPr>
-      <w:r>
-        <w:rPr>
-          <w:rFonts w:ascii="Times New Roman" w:hAnsi="Times New Roman" w:cs="Times New Roman"/>
-        </w:rPr>
-        <w:t>Devices, software and updates</w:t>
-      </w:r>
-    </w:p>
-    <w:p>
-      <w:pPr>
-        <w:rPr>
-          <w:rFonts w:ascii="Times New Roman" w:hAnsi="Times New Roman" w:cs="Times New Roman"/>
-        </w:rPr>
-      </w:pPr>
-      <w:r>
-        <w:rPr>
-          <w:rFonts w:ascii="Times New Roman" w:hAnsi="Times New Roman" w:cs="Times New Roman"/>
-        </w:rPr>
-        <w:t xml:space="preserve">Lock your screen when stepping away. Install updates through approved channels and do not disable security tools without </w:t>
-      </w:r>
-      <w:proofErr w:type="spellStart"/>
-      <w:r>
-        <w:rPr>
-          <w:rFonts w:ascii="Times New Roman" w:hAnsi="Times New Roman" w:cs="Times New Roman"/>
-        </w:rPr>
-        <w:t>authorisation</w:t>
-      </w:r>
-      <w:proofErr w:type="spellEnd"/>
-      <w:r>
-        <w:rPr>
-          <w:rFonts w:ascii="Times New Roman" w:hAnsi="Times New Roman" w:cs="Times New Roman"/>
-        </w:rPr>
-        <w:t>. Unapproved software, removable media and browser extensions can introduce malware or expose information.</w:t>
-      </w:r>
-    </w:p>
-    <w:p>
-      <w:pPr>
-        <w:pStyle w:val="Heading2"/>
-        <w:rPr>
-          <w:rFonts w:ascii="Times New Roman" w:hAnsi="Times New Roman" w:cs="Times New Roman"/>
-        </w:rPr>
-      </w:pPr>
-      <w:r>
-        <w:rPr>
-          <w:rFonts w:ascii="Times New Roman" w:hAnsi="Times New Roman" w:cs="Times New Roman"/>
-        </w:rPr>
-        <w:lastRenderedPageBreak/>
-        <w:t>Information handling</w:t>
-      </w:r>
-    </w:p>
-    <w:p>
-      <w:pPr>
-        <w:rPr>
-          <w:rFonts w:ascii="Times New Roman" w:hAnsi="Times New Roman" w:cs="Times New Roman"/>
-        </w:rPr>
-      </w:pPr>
-      <w:r>
-        <w:rPr>
-          <w:rFonts w:ascii="Times New Roman" w:hAnsi="Times New Roman" w:cs="Times New Roman"/>
-        </w:rPr>
-        <w:t>Before sending, storing or discussing information, check who should receive it and whether the method is approved. Use approved storage and sharing tools, verify recipients, and avoid placing sensitive business information in personal accounts or public services.</w:t>
-      </w:r>
-    </w:p>
-    <w:p>
-      <w:pPr>
-        <w:pStyle w:val="Heading2"/>
-        <w:rPr>
-          <w:rFonts w:ascii="Times New Roman" w:hAnsi="Times New Roman" w:cs="Times New Roman"/>
-        </w:rPr>
-      </w:pPr>
-      <w:r>
-        <w:rPr>
-          <w:rFonts w:ascii="Times New Roman" w:hAnsi="Times New Roman" w:cs="Times New Roman"/>
-        </w:rPr>
-        <w:t>Reporting suspicious activity</w:t>
-      </w:r>
-    </w:p>
-    <w:p>
-      <w:pPr>
-        <w:rPr>
-          <w:rFonts w:ascii="Times New Roman" w:hAnsi="Times New Roman" w:cs="Times New Roman"/>
-        </w:rPr>
-      </w:pPr>
-      <w:r>
-        <w:rPr>
-          <w:rFonts w:ascii="Times New Roman" w:hAnsi="Times New Roman" w:cs="Times New Roman"/>
-        </w:rPr>
-        <w:t xml:space="preserve">Report unusual messages, lost devices, unexpected login alerts, suspected malware, accidental disclosure and other concerns promptly using the </w:t>
-      </w:r>
-      <w:proofErr w:type="spellStart"/>
-      <w:r>
-        <w:rPr>
-          <w:rFonts w:ascii="Times New Roman" w:hAnsi="Times New Roman" w:cs="Times New Roman"/>
-        </w:rPr>
-        <w:t>organisation’s</w:t>
-      </w:r>
-      <w:proofErr w:type="spellEnd"/>
-      <w:r>
-        <w:rPr>
-          <w:rFonts w:ascii="Times New Roman" w:hAnsi="Times New Roman" w:cs="Times New Roman"/>
-        </w:rPr>
-        <w:t xml:space="preserve"> approved reporting channel. Do not delay because you are unsure or worried about blame. Fast reporting improves the chance of containment and recovery.</w:t>
-      </w:r>
-    </w:p>
-    <w:p>
-      <w:pPr>
-        <w:pStyle w:val="Heading1"/>
-        <w:rPr>
-          <w:rFonts w:ascii="Times New Roman" w:hAnsi="Times New Roman" w:cs="Times New Roman"/>
-        </w:rPr>
-      </w:pPr>
-      <w:r>
-        <w:rPr>
-          <w:rFonts w:ascii="Times New Roman" w:hAnsi="Times New Roman" w:cs="Times New Roman"/>
-        </w:rPr>
-        <w:t>Workplace examples</w:t>
-      </w:r>
-    </w:p>
-    <w:p>
-      <w:pPr>
-        <w:pStyle w:val="ListBullet"/>
-        <w:numPr>
-          <w:ilvl w:val="0"/>
-          <w:numId w:val="2"/>
-        </w:numPr>
-        <w:rPr>
-          <w:rFonts w:ascii="Times New Roman" w:hAnsi="Times New Roman" w:cs="Times New Roman"/>
-        </w:rPr>
-      </w:pPr>
-      <w:r>
-        <w:rPr>
-          <w:rFonts w:ascii="Times New Roman" w:hAnsi="Times New Roman" w:cs="Times New Roman"/>
-        </w:rPr>
-        <w:t>An employee receives an unexpected request to buy gift cards. They verify the request using a known phone number instead of replying to the email.</w:t>
-      </w:r>
-    </w:p>
-    <w:p>
-      <w:pPr>
-        <w:pStyle w:val="ListBullet"/>
-        <w:numPr>
-          <w:ilvl w:val="0"/>
-          <w:numId w:val="2"/>
-        </w:numPr>
-        <w:rPr>
-          <w:rFonts w:ascii="Times New Roman" w:hAnsi="Times New Roman" w:cs="Times New Roman"/>
-        </w:rPr>
-      </w:pPr>
-      <w:r>
-        <w:rPr>
-          <w:rFonts w:ascii="Times New Roman" w:hAnsi="Times New Roman" w:cs="Times New Roman"/>
-        </w:rPr>
-        <w:t>A staff member notices a login approval on their phone while they are not signing in. They deny it and report the alert.</w:t>
-      </w:r>
-    </w:p>
-    <w:p>
-      <w:pPr>
-        <w:pStyle w:val="ListBullet"/>
-        <w:numPr>
-          <w:ilvl w:val="0"/>
-          <w:numId w:val="2"/>
-        </w:numPr>
-        <w:rPr>
-          <w:rFonts w:ascii="Times New Roman" w:hAnsi="Times New Roman" w:cs="Times New Roman"/>
-        </w:rPr>
-      </w:pPr>
-      <w:r>
-        <w:rPr>
-          <w:rFonts w:ascii="Times New Roman" w:hAnsi="Times New Roman" w:cs="Times New Roman"/>
-        </w:rPr>
-        <w:t>A laptop is left unattended in a shared meeting room. The employee locks the screen and stores the device securely before leaving.</w:t>
-      </w:r>
-    </w:p>
-    <w:p>
-      <w:pPr>
-        <w:pStyle w:val="ListBullet"/>
-        <w:numPr>
-          <w:ilvl w:val="0"/>
-          <w:numId w:val="2"/>
-        </w:numPr>
-        <w:rPr>
-          <w:rFonts w:ascii="Times New Roman" w:hAnsi="Times New Roman" w:cs="Times New Roman"/>
-        </w:rPr>
-      </w:pPr>
-      <w:r>
-        <w:rPr>
-          <w:rFonts w:ascii="Times New Roman" w:hAnsi="Times New Roman" w:cs="Times New Roman"/>
-        </w:rPr>
-        <w:t>A spreadsheet containing customer details is being sent to an external partner. The sender checks the recipient, confirms the approved sharing method and uses the minimum necessary information.</w:t>
-      </w:r>
-    </w:p>
-    <w:p>
-      <w:pPr>
-        <w:pStyle w:val="ListBullet"/>
-        <w:numPr>
-          <w:ilvl w:val="0"/>
-          <w:numId w:val="2"/>
-        </w:numPr>
-        <w:rPr>
-          <w:rFonts w:ascii="Times New Roman" w:hAnsi="Times New Roman" w:cs="Times New Roman"/>
-        </w:rPr>
-      </w:pPr>
-      <w:r>
-        <w:rPr>
-          <w:rFonts w:ascii="Times New Roman" w:hAnsi="Times New Roman" w:cs="Times New Roman"/>
-        </w:rPr>
-        <w:t xml:space="preserve">A user clicks a suspicious link and notices unusual browser </w:t>
-      </w:r>
-      <w:proofErr w:type="spellStart"/>
-      <w:r>
-        <w:rPr>
-          <w:rFonts w:ascii="Times New Roman" w:hAnsi="Times New Roman" w:cs="Times New Roman"/>
-        </w:rPr>
-        <w:t>behaviour</w:t>
-      </w:r>
-      <w:proofErr w:type="spellEnd"/>
-      <w:r>
-        <w:rPr>
-          <w:rFonts w:ascii="Times New Roman" w:hAnsi="Times New Roman" w:cs="Times New Roman"/>
-        </w:rPr>
-        <w:t>. They disconnect only as instructed by the incident process, contact support and provide the message details.</w:t>
-      </w:r>
-    </w:p>
-    <w:p>
-      <w:pPr>
-        <w:pStyle w:val="Heading1"/>
-        <w:rPr>
-          <w:rFonts w:ascii="Times New Roman" w:hAnsi="Times New Roman" w:cs="Times New Roman"/>
-        </w:rPr>
-      </w:pPr>
-      <w:r>
-        <w:rPr>
-          <w:rFonts w:ascii="Times New Roman" w:hAnsi="Times New Roman" w:cs="Times New Roman"/>
-        </w:rPr>
-        <w:t>Business impact examples</w:t>
+        <w:jc w:val="both"/>
+        <w:rPr>
+          <w:rFonts w:ascii="Times New Roman" w:hAnsi="Times New Roman" w:cs="Times New Roman"/>
+          <w:color w:val="000000" w:themeColor="text1"/>
+          <w:sz w:val="28"/>
+          <w:szCs w:val="28"/>
+        </w:rPr>
+      </w:pPr>
+      <w:r>
+        <w:rPr>
+          <w:rFonts w:ascii="Times New Roman" w:hAnsi="Times New Roman" w:cs="Times New Roman"/>
+          <w:color w:val="000000" w:themeColor="text1"/>
+          <w:sz w:val="28"/>
+          <w:szCs w:val="28"/>
+        </w:rPr>
+        <w:t xml:space="preserve">How a security mistake can affect the </w:t>
+      </w:r>
+      <w:r>
+        <w:rPr>
+          <w:rFonts w:ascii="Times New Roman" w:hAnsi="Times New Roman" w:cs="Times New Roman"/>
+          <w:color w:val="000000" w:themeColor="text1"/>
+          <w:sz w:val="28"/>
+          <w:szCs w:val="28"/>
+        </w:rPr>
+        <w:t>organization</w:t>
       </w:r>
     </w:p>
     <w:tbl>
@@ -1567,390 +2159,508 @@
         <w:tblW w:w="0" w:type="auto"/>
         <w:jc w:val="center"/>
         <w:tblInd w:w="0" w:type="dxa"/>
-        <w:tblBorders>
-          <w:top w:val="single" w:sz="4" w:space="0" w:color="D9D9D9"/>
-          <w:left w:val="single" w:sz="4" w:space="0" w:color="D9D9D9"/>
-          <w:bottom w:val="single" w:sz="4" w:space="0" w:color="D9D9D9"/>
-          <w:right w:val="single" w:sz="4" w:space="0" w:color="D9D9D9"/>
-          <w:insideH w:val="single" w:sz="4" w:space="0" w:color="D9D9D9"/>
-          <w:insideV w:val="single" w:sz="4" w:space="0" w:color="D9D9D9"/>
-        </w:tblBorders>
         <w:tblLook w:val="04A0" w:firstRow="1" w:lastRow="0" w:firstColumn="1" w:lastColumn="0" w:noHBand="0" w:noVBand="1"/>
       </w:tblPr>
       <w:tblGrid>
-        <w:gridCol w:w="4507"/>
-        <w:gridCol w:w="4509"/>
+        <w:gridCol w:w="2897"/>
+        <w:gridCol w:w="6971"/>
       </w:tblGrid>
       <w:tr>
         <w:trPr>
+          <w:cantSplit/>
+          <w:tblHeader/>
           <w:jc w:val="center"/>
         </w:trPr>
         <w:tc>
           <w:tcPr>
-            <w:tcW w:w="4968" w:type="dxa"/>
+            <w:tcW w:w="3024" w:type="dxa"/>
             <w:tcBorders>
-              <w:top w:val="single" w:sz="4" w:space="0" w:color="D9D9D9"/>
-              <w:left w:val="single" w:sz="4" w:space="0" w:color="D9D9D9"/>
-              <w:bottom w:val="single" w:sz="4" w:space="0" w:color="D9D9D9"/>
-              <w:right w:val="single" w:sz="4" w:space="0" w:color="D9D9D9"/>
+              <w:top w:val="single" w:sz="4" w:space="0" w:color="D9E0E6"/>
+              <w:left w:val="single" w:sz="4" w:space="0" w:color="D9E0E6"/>
+              <w:bottom w:val="single" w:sz="4" w:space="0" w:color="D9E0E6"/>
+              <w:right w:val="single" w:sz="4" w:space="0" w:color="D9E0E6"/>
             </w:tcBorders>
-            <w:shd w:val="clear" w:color="auto" w:fill="1F4E79"/>
+            <w:shd w:val="clear" w:color="auto" w:fill="24476B"/>
             <w:vAlign w:val="center"/>
-            <w:hideMark/>
           </w:tcPr>
           <w:p>
             <w:pPr>
-              <w:spacing w:line="240" w:lineRule="auto"/>
-              <w:rPr>
-                <w:rFonts w:ascii="Times New Roman" w:hAnsi="Times New Roman" w:cs="Times New Roman"/>
+              <w:jc w:val="both"/>
+              <w:rPr>
+                <w:rFonts w:ascii="Times New Roman" w:hAnsi="Times New Roman" w:cs="Times New Roman"/>
+                <w:color w:val="FFFFFF" w:themeColor="background1"/>
+                <w:sz w:val="24"/>
+                <w:szCs w:val="24"/>
               </w:rPr>
             </w:pPr>
             <w:r>
               <w:rPr>
                 <w:rFonts w:ascii="Times New Roman" w:hAnsi="Times New Roman" w:cs="Times New Roman"/>
                 <w:b/>
-                <w:color w:val="FFFFFF"/>
-              </w:rPr>
-              <w:t>Security failure</w:t>
+                <w:color w:val="FFFFFF" w:themeColor="background1"/>
+                <w:sz w:val="24"/>
+                <w:szCs w:val="24"/>
+              </w:rPr>
+              <w:t>What went wrong</w:t>
             </w:r>
           </w:p>
         </w:tc>
         <w:tc>
           <w:tcPr>
-            <w:tcW w:w="4968" w:type="dxa"/>
+            <w:tcW w:w="7416" w:type="dxa"/>
             <w:tcBorders>
-              <w:top w:val="single" w:sz="4" w:space="0" w:color="D9D9D9"/>
-              <w:left w:val="single" w:sz="4" w:space="0" w:color="D9D9D9"/>
-              <w:bottom w:val="single" w:sz="4" w:space="0" w:color="D9D9D9"/>
-              <w:right w:val="single" w:sz="4" w:space="0" w:color="D9D9D9"/>
+              <w:top w:val="single" w:sz="4" w:space="0" w:color="D9E0E6"/>
+              <w:left w:val="single" w:sz="4" w:space="0" w:color="D9E0E6"/>
+              <w:bottom w:val="single" w:sz="4" w:space="0" w:color="D9E0E6"/>
+              <w:right w:val="single" w:sz="4" w:space="0" w:color="D9E0E6"/>
             </w:tcBorders>
-            <w:shd w:val="clear" w:color="auto" w:fill="1F4E79"/>
+            <w:shd w:val="clear" w:color="auto" w:fill="24476B"/>
             <w:vAlign w:val="center"/>
-            <w:hideMark/>
           </w:tcPr>
           <w:p>
             <w:pPr>
-              <w:spacing w:line="240" w:lineRule="auto"/>
-              <w:rPr>
-                <w:rFonts w:ascii="Times New Roman" w:hAnsi="Times New Roman" w:cs="Times New Roman"/>
+              <w:jc w:val="both"/>
+              <w:rPr>
+                <w:rFonts w:ascii="Times New Roman" w:hAnsi="Times New Roman" w:cs="Times New Roman"/>
+                <w:color w:val="FFFFFF" w:themeColor="background1"/>
+                <w:sz w:val="24"/>
+                <w:szCs w:val="24"/>
               </w:rPr>
             </w:pPr>
             <w:r>
               <w:rPr>
                 <w:rFonts w:ascii="Times New Roman" w:hAnsi="Times New Roman" w:cs="Times New Roman"/>
                 <w:b/>
-                <w:color w:val="FFFFFF"/>
-              </w:rPr>
-              <w:t>Possible business impact</w:t>
+                <w:color w:val="FFFFFF" w:themeColor="background1"/>
+                <w:sz w:val="24"/>
+                <w:szCs w:val="24"/>
+              </w:rPr>
+              <w:t>Possible effect on the business and people</w:t>
             </w:r>
           </w:p>
         </w:tc>
       </w:tr>
       <w:tr>
         <w:trPr>
+          <w:cantSplit/>
           <w:jc w:val="center"/>
         </w:trPr>
         <w:tc>
           <w:tcPr>
-            <w:tcW w:w="4968" w:type="dxa"/>
+            <w:tcW w:w="3024" w:type="dxa"/>
             <w:tcBorders>
-              <w:top w:val="single" w:sz="4" w:space="0" w:color="D9D9D9"/>
-              <w:left w:val="single" w:sz="4" w:space="0" w:color="D9D9D9"/>
-              <w:bottom w:val="single" w:sz="4" w:space="0" w:color="D9D9D9"/>
-              <w:right w:val="single" w:sz="4" w:space="0" w:color="D9D9D9"/>
+              <w:top w:val="single" w:sz="4" w:space="0" w:color="D9E0E6"/>
+              <w:left w:val="single" w:sz="4" w:space="0" w:color="D9E0E6"/>
+              <w:bottom w:val="single" w:sz="4" w:space="0" w:color="D9E0E6"/>
+              <w:right w:val="single" w:sz="4" w:space="0" w:color="D9E0E6"/>
             </w:tcBorders>
+            <w:shd w:val="clear" w:color="auto" w:fill="F2F6FA"/>
             <w:vAlign w:val="center"/>
-            <w:hideMark/>
           </w:tcPr>
           <w:p>
             <w:pPr>
-              <w:spacing w:line="240" w:lineRule="auto"/>
-              <w:rPr>
-                <w:rFonts w:ascii="Times New Roman" w:hAnsi="Times New Roman" w:cs="Times New Roman"/>
+              <w:spacing w:after="40"/>
+              <w:jc w:val="both"/>
+              <w:rPr>
+                <w:rFonts w:ascii="Times New Roman" w:hAnsi="Times New Roman" w:cs="Times New Roman"/>
+                <w:color w:val="000000" w:themeColor="text1"/>
+                <w:sz w:val="24"/>
+                <w:szCs w:val="24"/>
               </w:rPr>
             </w:pPr>
             <w:r>
               <w:rPr>
                 <w:rFonts w:ascii="Times New Roman" w:hAnsi="Times New Roman" w:cs="Times New Roman"/>
-              </w:rPr>
-              <w:t>Compromised account</w:t>
+                <w:color w:val="000000" w:themeColor="text1"/>
+                <w:sz w:val="24"/>
+                <w:szCs w:val="24"/>
+              </w:rPr>
+              <w:t>An account is taken over</w:t>
             </w:r>
           </w:p>
         </w:tc>
         <w:tc>
           <w:tcPr>
-            <w:tcW w:w="4968" w:type="dxa"/>
+            <w:tcW w:w="7416" w:type="dxa"/>
             <w:tcBorders>
-              <w:top w:val="single" w:sz="4" w:space="0" w:color="D9D9D9"/>
-              <w:left w:val="single" w:sz="4" w:space="0" w:color="D9D9D9"/>
-              <w:bottom w:val="single" w:sz="4" w:space="0" w:color="D9D9D9"/>
-              <w:right w:val="single" w:sz="4" w:space="0" w:color="D9D9D9"/>
+              <w:top w:val="single" w:sz="4" w:space="0" w:color="D9E0E6"/>
+              <w:left w:val="single" w:sz="4" w:space="0" w:color="D9E0E6"/>
+              <w:bottom w:val="single" w:sz="4" w:space="0" w:color="D9E0E6"/>
+              <w:right w:val="single" w:sz="4" w:space="0" w:color="D9E0E6"/>
             </w:tcBorders>
+            <w:shd w:val="clear" w:color="auto" w:fill="F2F6FA"/>
             <w:vAlign w:val="center"/>
-            <w:hideMark/>
           </w:tcPr>
           <w:p>
             <w:pPr>
-              <w:spacing w:line="240" w:lineRule="auto"/>
-              <w:rPr>
-                <w:rFonts w:ascii="Times New Roman" w:hAnsi="Times New Roman" w:cs="Times New Roman"/>
+              <w:spacing w:after="40"/>
+              <w:jc w:val="both"/>
+              <w:rPr>
+                <w:rFonts w:ascii="Times New Roman" w:hAnsi="Times New Roman" w:cs="Times New Roman"/>
+                <w:color w:val="000000" w:themeColor="text1"/>
+                <w:sz w:val="24"/>
+                <w:szCs w:val="24"/>
               </w:rPr>
             </w:pPr>
             <w:r>
               <w:rPr>
                 <w:rFonts w:ascii="Times New Roman" w:hAnsi="Times New Roman" w:cs="Times New Roman"/>
-              </w:rPr>
-              <w:t xml:space="preserve">Fraudulent payments, </w:t>
-            </w:r>
-            <w:proofErr w:type="spellStart"/>
-            <w:r>
-              <w:rPr>
-                <w:rFonts w:ascii="Times New Roman" w:hAnsi="Times New Roman" w:cs="Times New Roman"/>
-              </w:rPr>
-              <w:t>unauthorised</w:t>
-            </w:r>
-            <w:proofErr w:type="spellEnd"/>
-            <w:r>
-              <w:rPr>
-                <w:rFonts w:ascii="Times New Roman" w:hAnsi="Times New Roman" w:cs="Times New Roman"/>
-              </w:rPr>
-              <w:t xml:space="preserve"> access, privacy breach and loss of customer trust.</w:t>
+                <w:color w:val="000000" w:themeColor="text1"/>
+                <w:sz w:val="24"/>
+                <w:szCs w:val="24"/>
+              </w:rPr>
+              <w:t>An attacker may access other systems, request or redirect payments, view private information and damage customer confidence.</w:t>
             </w:r>
           </w:p>
         </w:tc>
       </w:tr>
       <w:tr>
         <w:trPr>
+          <w:cantSplit/>
           <w:jc w:val="center"/>
         </w:trPr>
         <w:tc>
           <w:tcPr>
-            <w:tcW w:w="4968" w:type="dxa"/>
+            <w:tcW w:w="3024" w:type="dxa"/>
             <w:tcBorders>
-              <w:top w:val="single" w:sz="4" w:space="0" w:color="D9D9D9"/>
-              <w:left w:val="single" w:sz="4" w:space="0" w:color="D9D9D9"/>
-              <w:bottom w:val="single" w:sz="4" w:space="0" w:color="D9D9D9"/>
-              <w:right w:val="single" w:sz="4" w:space="0" w:color="D9D9D9"/>
+              <w:top w:val="single" w:sz="4" w:space="0" w:color="D9E0E6"/>
+              <w:left w:val="single" w:sz="4" w:space="0" w:color="D9E0E6"/>
+              <w:bottom w:val="single" w:sz="4" w:space="0" w:color="D9E0E6"/>
+              <w:right w:val="single" w:sz="4" w:space="0" w:color="D9E0E6"/>
             </w:tcBorders>
             <w:vAlign w:val="center"/>
-            <w:hideMark/>
           </w:tcPr>
           <w:p>
             <w:pPr>
-              <w:spacing w:line="240" w:lineRule="auto"/>
-              <w:rPr>
-                <w:rFonts w:ascii="Times New Roman" w:hAnsi="Times New Roman" w:cs="Times New Roman"/>
+              <w:spacing w:after="40"/>
+              <w:jc w:val="both"/>
+              <w:rPr>
+                <w:rFonts w:ascii="Times New Roman" w:hAnsi="Times New Roman" w:cs="Times New Roman"/>
+                <w:color w:val="000000" w:themeColor="text1"/>
+                <w:sz w:val="24"/>
+                <w:szCs w:val="24"/>
               </w:rPr>
             </w:pPr>
             <w:r>
               <w:rPr>
                 <w:rFonts w:ascii="Times New Roman" w:hAnsi="Times New Roman" w:cs="Times New Roman"/>
-              </w:rPr>
-              <w:t>Malware infection</w:t>
+                <w:color w:val="000000" w:themeColor="text1"/>
+                <w:sz w:val="24"/>
+                <w:szCs w:val="24"/>
+              </w:rPr>
+              <w:lastRenderedPageBreak/>
+              <w:t>Malware reaches a work device</w:t>
             </w:r>
           </w:p>
         </w:tc>
         <w:tc>
           <w:tcPr>
-            <w:tcW w:w="4968" w:type="dxa"/>
+            <w:tcW w:w="7416" w:type="dxa"/>
             <w:tcBorders>
-              <w:top w:val="single" w:sz="4" w:space="0" w:color="D9D9D9"/>
-              <w:left w:val="single" w:sz="4" w:space="0" w:color="D9D9D9"/>
-              <w:bottom w:val="single" w:sz="4" w:space="0" w:color="D9D9D9"/>
-              <w:right w:val="single" w:sz="4" w:space="0" w:color="D9D9D9"/>
+              <w:top w:val="single" w:sz="4" w:space="0" w:color="D9E0E6"/>
+              <w:left w:val="single" w:sz="4" w:space="0" w:color="D9E0E6"/>
+              <w:bottom w:val="single" w:sz="4" w:space="0" w:color="D9E0E6"/>
+              <w:right w:val="single" w:sz="4" w:space="0" w:color="D9E0E6"/>
             </w:tcBorders>
             <w:vAlign w:val="center"/>
-            <w:hideMark/>
           </w:tcPr>
           <w:p>
             <w:pPr>
-              <w:spacing w:line="240" w:lineRule="auto"/>
-              <w:rPr>
-                <w:rFonts w:ascii="Times New Roman" w:hAnsi="Times New Roman" w:cs="Times New Roman"/>
+              <w:spacing w:after="40"/>
+              <w:jc w:val="both"/>
+              <w:rPr>
+                <w:rFonts w:ascii="Times New Roman" w:hAnsi="Times New Roman" w:cs="Times New Roman"/>
+                <w:color w:val="000000" w:themeColor="text1"/>
+                <w:sz w:val="24"/>
+                <w:szCs w:val="24"/>
               </w:rPr>
             </w:pPr>
             <w:r>
               <w:rPr>
                 <w:rFonts w:ascii="Times New Roman" w:hAnsi="Times New Roman" w:cs="Times New Roman"/>
-              </w:rPr>
-              <w:t>Interrupted work, recovery costs, lost data and possible spread to shared systems.</w:t>
+                <w:color w:val="000000" w:themeColor="text1"/>
+                <w:sz w:val="24"/>
+                <w:szCs w:val="24"/>
+              </w:rPr>
+              <w:t>The employee may be unable to work; shared systems could be affected; restoring devices and files can take time and money.</w:t>
             </w:r>
           </w:p>
         </w:tc>
       </w:tr>
       <w:tr>
         <w:trPr>
+          <w:cantSplit/>
           <w:jc w:val="center"/>
         </w:trPr>
         <w:tc>
           <w:tcPr>
-            <w:tcW w:w="4968" w:type="dxa"/>
+            <w:tcW w:w="3024" w:type="dxa"/>
             <w:tcBorders>
-              <w:top w:val="single" w:sz="4" w:space="0" w:color="D9D9D9"/>
-              <w:left w:val="single" w:sz="4" w:space="0" w:color="D9D9D9"/>
-              <w:bottom w:val="single" w:sz="4" w:space="0" w:color="D9D9D9"/>
-              <w:right w:val="single" w:sz="4" w:space="0" w:color="D9D9D9"/>
+              <w:top w:val="single" w:sz="4" w:space="0" w:color="D9E0E6"/>
+              <w:left w:val="single" w:sz="4" w:space="0" w:color="D9E0E6"/>
+              <w:bottom w:val="single" w:sz="4" w:space="0" w:color="D9E0E6"/>
+              <w:right w:val="single" w:sz="4" w:space="0" w:color="D9E0E6"/>
             </w:tcBorders>
+            <w:shd w:val="clear" w:color="auto" w:fill="F2F6FA"/>
             <w:vAlign w:val="center"/>
-            <w:hideMark/>
           </w:tcPr>
           <w:p>
             <w:pPr>
-              <w:spacing w:line="240" w:lineRule="auto"/>
-              <w:rPr>
-                <w:rFonts w:ascii="Times New Roman" w:hAnsi="Times New Roman" w:cs="Times New Roman"/>
+              <w:spacing w:after="40"/>
+              <w:jc w:val="both"/>
+              <w:rPr>
+                <w:rFonts w:ascii="Times New Roman" w:hAnsi="Times New Roman" w:cs="Times New Roman"/>
+                <w:color w:val="000000" w:themeColor="text1"/>
+                <w:sz w:val="24"/>
+                <w:szCs w:val="24"/>
               </w:rPr>
             </w:pPr>
             <w:r>
               <w:rPr>
                 <w:rFonts w:ascii="Times New Roman" w:hAnsi="Times New Roman" w:cs="Times New Roman"/>
-              </w:rPr>
-              <w:t>Incorrect data change</w:t>
+                <w:color w:val="000000" w:themeColor="text1"/>
+                <w:sz w:val="24"/>
+                <w:szCs w:val="24"/>
+              </w:rPr>
+              <w:t>Information is changed without permission</w:t>
             </w:r>
           </w:p>
         </w:tc>
         <w:tc>
           <w:tcPr>
-            <w:tcW w:w="4968" w:type="dxa"/>
+            <w:tcW w:w="7416" w:type="dxa"/>
             <w:tcBorders>
-              <w:top w:val="single" w:sz="4" w:space="0" w:color="D9D9D9"/>
-              <w:left w:val="single" w:sz="4" w:space="0" w:color="D9D9D9"/>
-              <w:bottom w:val="single" w:sz="4" w:space="0" w:color="D9D9D9"/>
-              <w:right w:val="single" w:sz="4" w:space="0" w:color="D9D9D9"/>
+              <w:top w:val="single" w:sz="4" w:space="0" w:color="D9E0E6"/>
+              <w:left w:val="single" w:sz="4" w:space="0" w:color="D9E0E6"/>
+              <w:bottom w:val="single" w:sz="4" w:space="0" w:color="D9E0E6"/>
+              <w:right w:val="single" w:sz="4" w:space="0" w:color="D9E0E6"/>
             </w:tcBorders>
+            <w:shd w:val="clear" w:color="auto" w:fill="F2F6FA"/>
             <w:vAlign w:val="center"/>
-            <w:hideMark/>
           </w:tcPr>
           <w:p>
             <w:pPr>
-              <w:spacing w:line="240" w:lineRule="auto"/>
-              <w:rPr>
-                <w:rFonts w:ascii="Times New Roman" w:hAnsi="Times New Roman" w:cs="Times New Roman"/>
+              <w:spacing w:after="40"/>
+              <w:jc w:val="both"/>
+              <w:rPr>
+                <w:rFonts w:ascii="Times New Roman" w:hAnsi="Times New Roman" w:cs="Times New Roman"/>
+                <w:color w:val="000000" w:themeColor="text1"/>
+                <w:sz w:val="24"/>
+                <w:szCs w:val="24"/>
               </w:rPr>
             </w:pPr>
             <w:r>
               <w:rPr>
                 <w:rFonts w:ascii="Times New Roman" w:hAnsi="Times New Roman" w:cs="Times New Roman"/>
-              </w:rPr>
-              <w:t>Poor decisions, incorrect customer records, compliance problems and rework.</w:t>
+                <w:color w:val="000000" w:themeColor="text1"/>
+                <w:sz w:val="24"/>
+                <w:szCs w:val="24"/>
+              </w:rPr>
+              <w:t xml:space="preserve">Staff may make decisions using incorrect records, customers may receive wrong </w:t>
+            </w:r>
+            <w:proofErr w:type="gramStart"/>
+            <w:r>
+              <w:rPr>
+                <w:rFonts w:ascii="Times New Roman" w:hAnsi="Times New Roman" w:cs="Times New Roman"/>
+                <w:color w:val="000000" w:themeColor="text1"/>
+                <w:sz w:val="24"/>
+                <w:szCs w:val="24"/>
+              </w:rPr>
+              <w:t>information</w:t>
+            </w:r>
+            <w:proofErr w:type="gramEnd"/>
+            <w:r>
+              <w:rPr>
+                <w:rFonts w:ascii="Times New Roman" w:hAnsi="Times New Roman" w:cs="Times New Roman"/>
+                <w:color w:val="000000" w:themeColor="text1"/>
+                <w:sz w:val="24"/>
+                <w:szCs w:val="24"/>
+              </w:rPr>
+              <w:t xml:space="preserve"> and work may need to be repeated.</w:t>
             </w:r>
           </w:p>
         </w:tc>
       </w:tr>
       <w:tr>
         <w:trPr>
+          <w:cantSplit/>
           <w:jc w:val="center"/>
         </w:trPr>
         <w:tc>
           <w:tcPr>
-            <w:tcW w:w="4968" w:type="dxa"/>
+            <w:tcW w:w="3024" w:type="dxa"/>
             <w:tcBorders>
-              <w:top w:val="single" w:sz="4" w:space="0" w:color="D9D9D9"/>
-              <w:left w:val="single" w:sz="4" w:space="0" w:color="D9D9D9"/>
-              <w:bottom w:val="single" w:sz="4" w:space="0" w:color="D9D9D9"/>
-              <w:right w:val="single" w:sz="4" w:space="0" w:color="D9D9D9"/>
+              <w:top w:val="single" w:sz="4" w:space="0" w:color="D9E0E6"/>
+              <w:left w:val="single" w:sz="4" w:space="0" w:color="D9E0E6"/>
+              <w:bottom w:val="single" w:sz="4" w:space="0" w:color="D9E0E6"/>
+              <w:right w:val="single" w:sz="4" w:space="0" w:color="D9E0E6"/>
             </w:tcBorders>
             <w:vAlign w:val="center"/>
-            <w:hideMark/>
           </w:tcPr>
           <w:p>
             <w:pPr>
-              <w:spacing w:line="240" w:lineRule="auto"/>
-              <w:rPr>
-                <w:rFonts w:ascii="Times New Roman" w:hAnsi="Times New Roman" w:cs="Times New Roman"/>
+              <w:spacing w:after="40"/>
+              <w:jc w:val="both"/>
+              <w:rPr>
+                <w:rFonts w:ascii="Times New Roman" w:hAnsi="Times New Roman" w:cs="Times New Roman"/>
+                <w:color w:val="000000" w:themeColor="text1"/>
+                <w:sz w:val="24"/>
+                <w:szCs w:val="24"/>
               </w:rPr>
             </w:pPr>
             <w:r>
               <w:rPr>
                 <w:rFonts w:ascii="Times New Roman" w:hAnsi="Times New Roman" w:cs="Times New Roman"/>
-              </w:rPr>
-              <w:t>Unprotected confidential file</w:t>
+                <w:color w:val="000000" w:themeColor="text1"/>
+                <w:sz w:val="24"/>
+                <w:szCs w:val="24"/>
+              </w:rPr>
+              <w:t>A confidential file is exposed</w:t>
             </w:r>
           </w:p>
         </w:tc>
         <w:tc>
           <w:tcPr>
-            <w:tcW w:w="4968" w:type="dxa"/>
+            <w:tcW w:w="7416" w:type="dxa"/>
             <w:tcBorders>
-              <w:top w:val="single" w:sz="4" w:space="0" w:color="D9D9D9"/>
-              <w:left w:val="single" w:sz="4" w:space="0" w:color="D9D9D9"/>
-              <w:bottom w:val="single" w:sz="4" w:space="0" w:color="D9D9D9"/>
-              <w:right w:val="single" w:sz="4" w:space="0" w:color="D9D9D9"/>
+              <w:top w:val="single" w:sz="4" w:space="0" w:color="D9E0E6"/>
+              <w:left w:val="single" w:sz="4" w:space="0" w:color="D9E0E6"/>
+              <w:bottom w:val="single" w:sz="4" w:space="0" w:color="D9E0E6"/>
+              <w:right w:val="single" w:sz="4" w:space="0" w:color="D9E0E6"/>
             </w:tcBorders>
             <w:vAlign w:val="center"/>
-            <w:hideMark/>
           </w:tcPr>
           <w:p>
             <w:pPr>
-              <w:spacing w:line="240" w:lineRule="auto"/>
-              <w:rPr>
-                <w:rFonts w:ascii="Times New Roman" w:hAnsi="Times New Roman" w:cs="Times New Roman"/>
+              <w:spacing w:after="40"/>
+              <w:jc w:val="both"/>
+              <w:rPr>
+                <w:rFonts w:ascii="Times New Roman" w:hAnsi="Times New Roman" w:cs="Times New Roman"/>
+                <w:color w:val="000000" w:themeColor="text1"/>
+                <w:sz w:val="24"/>
+                <w:szCs w:val="24"/>
               </w:rPr>
             </w:pPr>
             <w:r>
               <w:rPr>
                 <w:rFonts w:ascii="Times New Roman" w:hAnsi="Times New Roman" w:cs="Times New Roman"/>
-              </w:rPr>
-              <w:t>Privacy harm, contractual consequences, reputational damage and notification obligations.</w:t>
+                <w:color w:val="000000" w:themeColor="text1"/>
+                <w:sz w:val="24"/>
+                <w:szCs w:val="24"/>
+              </w:rPr>
+              <w:t xml:space="preserve">People may be harmed by the disclosure, and the </w:t>
+            </w:r>
+            <w:r>
+              <w:rPr>
+                <w:rFonts w:ascii="Times New Roman" w:hAnsi="Times New Roman" w:cs="Times New Roman"/>
+                <w:color w:val="000000" w:themeColor="text1"/>
+                <w:sz w:val="24"/>
+                <w:szCs w:val="24"/>
+              </w:rPr>
+              <w:t>organization</w:t>
+            </w:r>
+            <w:r>
+              <w:rPr>
+                <w:rFonts w:ascii="Times New Roman" w:hAnsi="Times New Roman" w:cs="Times New Roman"/>
+                <w:color w:val="000000" w:themeColor="text1"/>
+                <w:sz w:val="24"/>
+                <w:szCs w:val="24"/>
+              </w:rPr>
+              <w:t xml:space="preserve"> may face complaints, contractual consequences, reputational damage or notification duties.</w:t>
             </w:r>
           </w:p>
         </w:tc>
       </w:tr>
       <w:tr>
         <w:trPr>
+          <w:cantSplit/>
           <w:jc w:val="center"/>
         </w:trPr>
         <w:tc>
           <w:tcPr>
-            <w:tcW w:w="4968" w:type="dxa"/>
+            <w:tcW w:w="3024" w:type="dxa"/>
             <w:tcBorders>
-              <w:top w:val="single" w:sz="4" w:space="0" w:color="D9D9D9"/>
-              <w:left w:val="single" w:sz="4" w:space="0" w:color="D9D9D9"/>
-              <w:bottom w:val="single" w:sz="4" w:space="0" w:color="D9D9D9"/>
-              <w:right w:val="single" w:sz="4" w:space="0" w:color="D9D9D9"/>
+              <w:top w:val="single" w:sz="4" w:space="0" w:color="D9E0E6"/>
+              <w:left w:val="single" w:sz="4" w:space="0" w:color="D9E0E6"/>
+              <w:bottom w:val="single" w:sz="4" w:space="0" w:color="D9E0E6"/>
+              <w:right w:val="single" w:sz="4" w:space="0" w:color="D9E0E6"/>
             </w:tcBorders>
+            <w:shd w:val="clear" w:color="auto" w:fill="F2F6FA"/>
             <w:vAlign w:val="center"/>
-            <w:hideMark/>
           </w:tcPr>
           <w:p>
             <w:pPr>
-              <w:spacing w:line="240" w:lineRule="auto"/>
-              <w:rPr>
-                <w:rFonts w:ascii="Times New Roman" w:hAnsi="Times New Roman" w:cs="Times New Roman"/>
+              <w:spacing w:after="40"/>
+              <w:jc w:val="both"/>
+              <w:rPr>
+                <w:rFonts w:ascii="Times New Roman" w:hAnsi="Times New Roman" w:cs="Times New Roman"/>
+                <w:color w:val="000000" w:themeColor="text1"/>
+                <w:sz w:val="24"/>
+                <w:szCs w:val="24"/>
               </w:rPr>
             </w:pPr>
             <w:r>
               <w:rPr>
                 <w:rFonts w:ascii="Times New Roman" w:hAnsi="Times New Roman" w:cs="Times New Roman"/>
-              </w:rPr>
-              <w:t>Late incident reporting</w:t>
+                <w:color w:val="000000" w:themeColor="text1"/>
+                <w:sz w:val="24"/>
+                <w:szCs w:val="24"/>
+              </w:rPr>
+              <w:t>A concern is reported late</w:t>
             </w:r>
           </w:p>
         </w:tc>
         <w:tc>
           <w:tcPr>
-            <w:tcW w:w="4968" w:type="dxa"/>
+            <w:tcW w:w="7416" w:type="dxa"/>
             <w:tcBorders>
-              <w:top w:val="single" w:sz="4" w:space="0" w:color="D9D9D9"/>
-              <w:left w:val="single" w:sz="4" w:space="0" w:color="D9D9D9"/>
-              <w:bottom w:val="single" w:sz="4" w:space="0" w:color="D9D9D9"/>
-              <w:right w:val="single" w:sz="4" w:space="0" w:color="D9D9D9"/>
+              <w:top w:val="single" w:sz="4" w:space="0" w:color="D9E0E6"/>
+              <w:left w:val="single" w:sz="4" w:space="0" w:color="D9E0E6"/>
+              <w:bottom w:val="single" w:sz="4" w:space="0" w:color="D9E0E6"/>
+              <w:right w:val="single" w:sz="4" w:space="0" w:color="D9E0E6"/>
             </w:tcBorders>
+            <w:shd w:val="clear" w:color="auto" w:fill="F2F6FA"/>
             <w:vAlign w:val="center"/>
-            <w:hideMark/>
           </w:tcPr>
           <w:p>
             <w:pPr>
-              <w:spacing w:line="240" w:lineRule="auto"/>
-              <w:rPr>
-                <w:rFonts w:ascii="Times New Roman" w:hAnsi="Times New Roman" w:cs="Times New Roman"/>
+              <w:spacing w:after="40"/>
+              <w:jc w:val="both"/>
+              <w:rPr>
+                <w:rFonts w:ascii="Times New Roman" w:hAnsi="Times New Roman" w:cs="Times New Roman"/>
+                <w:color w:val="000000" w:themeColor="text1"/>
+                <w:sz w:val="24"/>
+                <w:szCs w:val="24"/>
               </w:rPr>
             </w:pPr>
             <w:r>
               <w:rPr>
                 <w:rFonts w:ascii="Times New Roman" w:hAnsi="Times New Roman" w:cs="Times New Roman"/>
-              </w:rPr>
-              <w:t>More time for attackers to move through systems and a harder, more expensive recovery.</w:t>
+                <w:color w:val="000000" w:themeColor="text1"/>
+                <w:sz w:val="24"/>
+                <w:szCs w:val="24"/>
+              </w:rPr>
+              <w:t xml:space="preserve">An attacker may have longer </w:t>
+            </w:r>
+            <w:proofErr w:type="gramStart"/>
+            <w:r>
+              <w:rPr>
+                <w:rFonts w:ascii="Times New Roman" w:hAnsi="Times New Roman" w:cs="Times New Roman"/>
+                <w:color w:val="000000" w:themeColor="text1"/>
+                <w:sz w:val="24"/>
+                <w:szCs w:val="24"/>
+              </w:rPr>
+              <w:t>to access</w:t>
+            </w:r>
+            <w:proofErr w:type="gramEnd"/>
+            <w:r>
+              <w:rPr>
+                <w:rFonts w:ascii="Times New Roman" w:hAnsi="Times New Roman" w:cs="Times New Roman"/>
+                <w:color w:val="000000" w:themeColor="text1"/>
+                <w:sz w:val="24"/>
+                <w:szCs w:val="24"/>
+              </w:rPr>
+              <w:t xml:space="preserve"> systems or information, making containment and recovery more difficult and costly.</w:t>
             </w:r>
           </w:p>
         </w:tc>
@@ -1958,96 +2668,133 @@
     </w:tbl>
     <w:p>
       <w:pPr>
+        <w:spacing w:after="20"/>
+        <w:jc w:val="both"/>
+        <w:rPr>
+          <w:rFonts w:ascii="Times New Roman" w:hAnsi="Times New Roman" w:cs="Times New Roman"/>
+          <w:color w:val="000000" w:themeColor="text1"/>
+          <w:sz w:val="24"/>
+          <w:szCs w:val="24"/>
+        </w:rPr>
+      </w:pPr>
+    </w:p>
+    <w:p>
+      <w:pPr>
         <w:pStyle w:val="Heading1"/>
-        <w:rPr>
-          <w:rFonts w:ascii="Times New Roman" w:hAnsi="Times New Roman" w:cs="Times New Roman"/>
-          <w:sz w:val="30"/>
+        <w:jc w:val="both"/>
+        <w:rPr>
+          <w:rFonts w:ascii="Times New Roman" w:hAnsi="Times New Roman" w:cs="Times New Roman"/>
+          <w:color w:val="000000" w:themeColor="text1"/>
+          <w:sz w:val="28"/>
           <w:szCs w:val="28"/>
         </w:rPr>
       </w:pPr>
       <w:r>
         <w:rPr>
           <w:rFonts w:ascii="Times New Roman" w:hAnsi="Times New Roman" w:cs="Times New Roman"/>
-        </w:rPr>
-        <w:t xml:space="preserve">Safe employee </w:t>
-      </w:r>
-      <w:proofErr w:type="spellStart"/>
-      <w:r>
-        <w:rPr>
-          <w:rFonts w:ascii="Times New Roman" w:hAnsi="Times New Roman" w:cs="Times New Roman"/>
-        </w:rPr>
-        <w:t>behaviours</w:t>
-      </w:r>
-      <w:proofErr w:type="spellEnd"/>
+          <w:color w:val="000000" w:themeColor="text1"/>
+          <w:sz w:val="28"/>
+          <w:szCs w:val="28"/>
+        </w:rPr>
+        <w:t>Safer habits to use every day</w:t>
+      </w:r>
     </w:p>
     <w:p>
       <w:pPr>
         <w:pStyle w:val="ListBullet"/>
-        <w:numPr>
-          <w:ilvl w:val="0"/>
-          <w:numId w:val="2"/>
-        </w:numPr>
-        <w:rPr>
-          <w:rFonts w:ascii="Times New Roman" w:hAnsi="Times New Roman" w:cs="Times New Roman"/>
-        </w:rPr>
-      </w:pPr>
-      <w:r>
-        <w:rPr>
-          <w:rFonts w:ascii="Times New Roman" w:hAnsi="Times New Roman" w:cs="Times New Roman"/>
-        </w:rPr>
-        <w:t>Use unique passwords and approved multi-factor authentication.</w:t>
+        <w:tabs>
+          <w:tab w:val="num" w:pos="360"/>
+        </w:tabs>
+        <w:ind w:left="360" w:hanging="360"/>
+        <w:jc w:val="both"/>
+        <w:rPr>
+          <w:rFonts w:ascii="Times New Roman" w:hAnsi="Times New Roman" w:cs="Times New Roman"/>
+          <w:color w:val="000000" w:themeColor="text1"/>
+          <w:sz w:val="24"/>
+          <w:szCs w:val="24"/>
+        </w:rPr>
+      </w:pPr>
+      <w:r>
+        <w:rPr>
+          <w:rFonts w:ascii="Times New Roman" w:hAnsi="Times New Roman" w:cs="Times New Roman"/>
+          <w:color w:val="000000" w:themeColor="text1"/>
+          <w:sz w:val="24"/>
+          <w:szCs w:val="24"/>
+        </w:rPr>
+        <w:t>Use a different password for each important account and turn on approved MFA.</w:t>
       </w:r>
     </w:p>
     <w:p>
       <w:pPr>
         <w:pStyle w:val="ListBullet"/>
-        <w:numPr>
-          <w:ilvl w:val="0"/>
-          <w:numId w:val="2"/>
-        </w:numPr>
-        <w:rPr>
-          <w:rFonts w:ascii="Times New Roman" w:hAnsi="Times New Roman" w:cs="Times New Roman"/>
-        </w:rPr>
-      </w:pPr>
-      <w:r>
-        <w:rPr>
-          <w:rFonts w:ascii="Times New Roman" w:hAnsi="Times New Roman" w:cs="Times New Roman"/>
-        </w:rPr>
-        <w:t>Pause and verify unexpected requests, links, attachments and payment changes.</w:t>
+        <w:tabs>
+          <w:tab w:val="num" w:pos="360"/>
+        </w:tabs>
+        <w:ind w:left="360" w:hanging="360"/>
+        <w:jc w:val="both"/>
+        <w:rPr>
+          <w:rFonts w:ascii="Times New Roman" w:hAnsi="Times New Roman" w:cs="Times New Roman"/>
+          <w:color w:val="000000" w:themeColor="text1"/>
+          <w:sz w:val="24"/>
+          <w:szCs w:val="24"/>
+        </w:rPr>
+      </w:pPr>
+      <w:r>
+        <w:rPr>
+          <w:rFonts w:ascii="Times New Roman" w:hAnsi="Times New Roman" w:cs="Times New Roman"/>
+          <w:color w:val="000000" w:themeColor="text1"/>
+          <w:sz w:val="24"/>
+          <w:szCs w:val="24"/>
+        </w:rPr>
+        <w:t>Pause before acting on an unexpected link, attachment, payment change or urgent request; verify it through a trusted channel.</w:t>
       </w:r>
     </w:p>
     <w:p>
       <w:pPr>
         <w:pStyle w:val="ListBullet"/>
-        <w:numPr>
-          <w:ilvl w:val="0"/>
-          <w:numId w:val="2"/>
-        </w:numPr>
-        <w:rPr>
-          <w:rFonts w:ascii="Times New Roman" w:hAnsi="Times New Roman" w:cs="Times New Roman"/>
-        </w:rPr>
-      </w:pPr>
-      <w:r>
-        <w:rPr>
-          <w:rFonts w:ascii="Times New Roman" w:hAnsi="Times New Roman" w:cs="Times New Roman"/>
-        </w:rPr>
-        <w:t>Lock screens and protect devices in public or shared spaces.</w:t>
+        <w:tabs>
+          <w:tab w:val="num" w:pos="360"/>
+        </w:tabs>
+        <w:ind w:left="360" w:hanging="360"/>
+        <w:jc w:val="both"/>
+        <w:rPr>
+          <w:rFonts w:ascii="Times New Roman" w:hAnsi="Times New Roman" w:cs="Times New Roman"/>
+          <w:color w:val="000000" w:themeColor="text1"/>
+          <w:sz w:val="24"/>
+          <w:szCs w:val="24"/>
+        </w:rPr>
+      </w:pPr>
+      <w:r>
+        <w:rPr>
+          <w:rFonts w:ascii="Times New Roman" w:hAnsi="Times New Roman" w:cs="Times New Roman"/>
+          <w:color w:val="000000" w:themeColor="text1"/>
+          <w:sz w:val="24"/>
+          <w:szCs w:val="24"/>
+        </w:rPr>
+        <w:t>Lock your screen and keep devices secure in public or shared places.</w:t>
       </w:r>
     </w:p>
     <w:p>
       <w:pPr>
         <w:pStyle w:val="ListBullet"/>
-        <w:numPr>
-          <w:ilvl w:val="0"/>
-          <w:numId w:val="2"/>
-        </w:numPr>
-        <w:rPr>
-          <w:rFonts w:ascii="Times New Roman" w:hAnsi="Times New Roman" w:cs="Times New Roman"/>
-        </w:rPr>
-      </w:pPr>
-      <w:r>
-        <w:rPr>
-          <w:rFonts w:ascii="Times New Roman" w:hAnsi="Times New Roman" w:cs="Times New Roman"/>
+        <w:tabs>
+          <w:tab w:val="num" w:pos="360"/>
+        </w:tabs>
+        <w:ind w:left="360" w:hanging="360"/>
+        <w:jc w:val="both"/>
+        <w:rPr>
+          <w:rFonts w:ascii="Times New Roman" w:hAnsi="Times New Roman" w:cs="Times New Roman"/>
+          <w:color w:val="000000" w:themeColor="text1"/>
+          <w:sz w:val="24"/>
+          <w:szCs w:val="24"/>
+        </w:rPr>
+      </w:pPr>
+      <w:r>
+        <w:rPr>
+          <w:rFonts w:ascii="Times New Roman" w:hAnsi="Times New Roman" w:cs="Times New Roman"/>
+          <w:color w:val="000000" w:themeColor="text1"/>
+          <w:sz w:val="24"/>
+          <w:szCs w:val="24"/>
         </w:rPr>
         <w:t>Use approved software, storage, email and collaboration tools.</w:t>
       </w:r>
@@ -2055,70 +2802,135 @@
     <w:p>
       <w:pPr>
         <w:pStyle w:val="ListBullet"/>
-        <w:numPr>
-          <w:ilvl w:val="0"/>
-          <w:numId w:val="2"/>
-        </w:numPr>
-        <w:rPr>
-          <w:rFonts w:ascii="Times New Roman" w:hAnsi="Times New Roman" w:cs="Times New Roman"/>
-        </w:rPr>
-      </w:pPr>
-      <w:r>
-        <w:rPr>
-          <w:rFonts w:ascii="Times New Roman" w:hAnsi="Times New Roman" w:cs="Times New Roman"/>
-        </w:rPr>
-        <w:t>Share information only with the right people and only when needed.</w:t>
+        <w:tabs>
+          <w:tab w:val="num" w:pos="360"/>
+        </w:tabs>
+        <w:ind w:left="360" w:hanging="360"/>
+        <w:jc w:val="both"/>
+        <w:rPr>
+          <w:rFonts w:ascii="Times New Roman" w:hAnsi="Times New Roman" w:cs="Times New Roman"/>
+          <w:color w:val="000000" w:themeColor="text1"/>
+          <w:sz w:val="24"/>
+          <w:szCs w:val="24"/>
+        </w:rPr>
+      </w:pPr>
+      <w:r>
+        <w:rPr>
+          <w:rFonts w:ascii="Times New Roman" w:hAnsi="Times New Roman" w:cs="Times New Roman"/>
+          <w:color w:val="000000" w:themeColor="text1"/>
+          <w:sz w:val="24"/>
+          <w:szCs w:val="24"/>
+        </w:rPr>
+        <w:t xml:space="preserve">Check that information is going to the right </w:t>
+      </w:r>
+      <w:proofErr w:type="gramStart"/>
+      <w:r>
+        <w:rPr>
+          <w:rFonts w:ascii="Times New Roman" w:hAnsi="Times New Roman" w:cs="Times New Roman"/>
+          <w:color w:val="000000" w:themeColor="text1"/>
+          <w:sz w:val="24"/>
+          <w:szCs w:val="24"/>
+        </w:rPr>
+        <w:t>people, and</w:t>
+      </w:r>
+      <w:proofErr w:type="gramEnd"/>
+      <w:r>
+        <w:rPr>
+          <w:rFonts w:ascii="Times New Roman" w:hAnsi="Times New Roman" w:cs="Times New Roman"/>
+          <w:color w:val="000000" w:themeColor="text1"/>
+          <w:sz w:val="24"/>
+          <w:szCs w:val="24"/>
+        </w:rPr>
+        <w:t xml:space="preserve"> share only what they need.</w:t>
       </w:r>
     </w:p>
     <w:p>
       <w:pPr>
         <w:pStyle w:val="ListBullet"/>
-        <w:numPr>
-          <w:ilvl w:val="0"/>
-          <w:numId w:val="2"/>
-        </w:numPr>
-        <w:rPr>
-          <w:rFonts w:ascii="Times New Roman" w:hAnsi="Times New Roman" w:cs="Times New Roman"/>
-        </w:rPr>
-      </w:pPr>
-      <w:r>
-        <w:rPr>
-          <w:rFonts w:ascii="Times New Roman" w:hAnsi="Times New Roman" w:cs="Times New Roman"/>
-        </w:rPr>
-        <w:t>Keep devices and applications updated through approved processes.</w:t>
+        <w:tabs>
+          <w:tab w:val="num" w:pos="360"/>
+        </w:tabs>
+        <w:ind w:left="360" w:hanging="360"/>
+        <w:jc w:val="both"/>
+        <w:rPr>
+          <w:rFonts w:ascii="Times New Roman" w:hAnsi="Times New Roman" w:cs="Times New Roman"/>
+          <w:color w:val="000000" w:themeColor="text1"/>
+          <w:sz w:val="24"/>
+          <w:szCs w:val="24"/>
+        </w:rPr>
+      </w:pPr>
+      <w:r>
+        <w:rPr>
+          <w:rFonts w:ascii="Times New Roman" w:hAnsi="Times New Roman" w:cs="Times New Roman"/>
+          <w:color w:val="000000" w:themeColor="text1"/>
+          <w:sz w:val="24"/>
+          <w:szCs w:val="24"/>
+        </w:rPr>
+        <w:t xml:space="preserve">Keep devices and applications updated through the </w:t>
+      </w:r>
+      <w:r>
+        <w:rPr>
+          <w:rFonts w:ascii="Times New Roman" w:hAnsi="Times New Roman" w:cs="Times New Roman"/>
+          <w:color w:val="000000" w:themeColor="text1"/>
+          <w:sz w:val="24"/>
+          <w:szCs w:val="24"/>
+        </w:rPr>
+        <w:t>organization’s</w:t>
+      </w:r>
+      <w:r>
+        <w:rPr>
+          <w:rFonts w:ascii="Times New Roman" w:hAnsi="Times New Roman" w:cs="Times New Roman"/>
+          <w:color w:val="000000" w:themeColor="text1"/>
+          <w:sz w:val="24"/>
+          <w:szCs w:val="24"/>
+        </w:rPr>
+        <w:t xml:space="preserve"> approved process.</w:t>
       </w:r>
     </w:p>
     <w:p>
       <w:pPr>
         <w:pStyle w:val="ListBullet"/>
-        <w:numPr>
-          <w:ilvl w:val="0"/>
-          <w:numId w:val="2"/>
-        </w:numPr>
-        <w:rPr>
-          <w:rFonts w:ascii="Times New Roman" w:hAnsi="Times New Roman" w:cs="Times New Roman"/>
-        </w:rPr>
-      </w:pPr>
-      <w:r>
-        <w:rPr>
-          <w:rFonts w:ascii="Times New Roman" w:hAnsi="Times New Roman" w:cs="Times New Roman"/>
-        </w:rPr>
-        <w:lastRenderedPageBreak/>
-        <w:t>Report mistakes and suspicious activity promptly and honestly.</w:t>
+        <w:tabs>
+          <w:tab w:val="num" w:pos="360"/>
+        </w:tabs>
+        <w:ind w:left="360" w:hanging="360"/>
+        <w:jc w:val="both"/>
+        <w:rPr>
+          <w:rFonts w:ascii="Times New Roman" w:hAnsi="Times New Roman" w:cs="Times New Roman"/>
+          <w:color w:val="000000" w:themeColor="text1"/>
+          <w:sz w:val="24"/>
+          <w:szCs w:val="24"/>
+        </w:rPr>
+      </w:pPr>
+      <w:r>
+        <w:rPr>
+          <w:rFonts w:ascii="Times New Roman" w:hAnsi="Times New Roman" w:cs="Times New Roman"/>
+          <w:color w:val="000000" w:themeColor="text1"/>
+          <w:sz w:val="24"/>
+          <w:szCs w:val="24"/>
+        </w:rPr>
+        <w:t>Report suspicious activity and mistakes promptly, even when you are not sure what happened.</w:t>
       </w:r>
     </w:p>
     <w:p>
       <w:pPr>
         <w:pStyle w:val="Heading1"/>
-        <w:rPr>
-          <w:rFonts w:ascii="Times New Roman" w:hAnsi="Times New Roman" w:cs="Times New Roman"/>
-        </w:rPr>
-      </w:pPr>
-      <w:r>
-        <w:rPr>
-          <w:rFonts w:ascii="Times New Roman" w:hAnsi="Times New Roman" w:cs="Times New Roman"/>
-        </w:rPr>
-        <w:t>Employee security checklist</w:t>
+        <w:jc w:val="both"/>
+        <w:rPr>
+          <w:rFonts w:ascii="Times New Roman" w:hAnsi="Times New Roman" w:cs="Times New Roman"/>
+          <w:color w:val="000000" w:themeColor="text1"/>
+          <w:sz w:val="28"/>
+          <w:szCs w:val="28"/>
+        </w:rPr>
+      </w:pPr>
+      <w:r>
+        <w:rPr>
+          <w:rFonts w:ascii="Times New Roman" w:hAnsi="Times New Roman" w:cs="Times New Roman"/>
+          <w:color w:val="000000" w:themeColor="text1"/>
+          <w:sz w:val="28"/>
+          <w:szCs w:val="28"/>
+        </w:rPr>
+        <w:t>Employee checklist</w:t>
       </w:r>
     </w:p>
     <w:tbl>
@@ -2127,746 +2939,1118 @@
         <w:tblW w:w="0" w:type="auto"/>
         <w:jc w:val="center"/>
         <w:tblInd w:w="0" w:type="dxa"/>
-        <w:tblBorders>
-          <w:top w:val="single" w:sz="4" w:space="0" w:color="D9D9D9"/>
-          <w:left w:val="single" w:sz="4" w:space="0" w:color="D9D9D9"/>
-          <w:bottom w:val="single" w:sz="4" w:space="0" w:color="D9D9D9"/>
-          <w:right w:val="single" w:sz="4" w:space="0" w:color="D9D9D9"/>
-          <w:insideH w:val="single" w:sz="4" w:space="0" w:color="D9D9D9"/>
-          <w:insideV w:val="single" w:sz="4" w:space="0" w:color="D9D9D9"/>
-        </w:tblBorders>
         <w:tblLook w:val="04A0" w:firstRow="1" w:lastRow="0" w:firstColumn="1" w:lastColumn="0" w:noHBand="0" w:noVBand="1"/>
       </w:tblPr>
       <w:tblGrid>
-        <w:gridCol w:w="4521"/>
-        <w:gridCol w:w="4495"/>
+        <w:gridCol w:w="8409"/>
+        <w:gridCol w:w="1459"/>
       </w:tblGrid>
       <w:tr>
         <w:trPr>
+          <w:cantSplit/>
+          <w:tblHeader/>
           <w:jc w:val="center"/>
         </w:trPr>
         <w:tc>
           <w:tcPr>
-            <w:tcW w:w="4968" w:type="dxa"/>
+            <w:tcW w:w="8928" w:type="dxa"/>
             <w:tcBorders>
-              <w:top w:val="single" w:sz="4" w:space="0" w:color="D9D9D9"/>
-              <w:left w:val="single" w:sz="4" w:space="0" w:color="D9D9D9"/>
-              <w:bottom w:val="single" w:sz="4" w:space="0" w:color="D9D9D9"/>
-              <w:right w:val="single" w:sz="4" w:space="0" w:color="D9D9D9"/>
+              <w:top w:val="single" w:sz="4" w:space="0" w:color="D9E0E6"/>
+              <w:left w:val="single" w:sz="4" w:space="0" w:color="D9E0E6"/>
+              <w:bottom w:val="single" w:sz="4" w:space="0" w:color="D9E0E6"/>
+              <w:right w:val="single" w:sz="4" w:space="0" w:color="D9E0E6"/>
             </w:tcBorders>
-            <w:shd w:val="clear" w:color="auto" w:fill="1F4E79"/>
+            <w:shd w:val="clear" w:color="auto" w:fill="24476B"/>
             <w:vAlign w:val="center"/>
-            <w:hideMark/>
           </w:tcPr>
           <w:p>
             <w:pPr>
-              <w:spacing w:line="240" w:lineRule="auto"/>
-              <w:rPr>
-                <w:rFonts w:ascii="Times New Roman" w:hAnsi="Times New Roman" w:cs="Times New Roman"/>
+              <w:jc w:val="both"/>
+              <w:rPr>
+                <w:rFonts w:ascii="Times New Roman" w:hAnsi="Times New Roman" w:cs="Times New Roman"/>
+                <w:color w:val="FFFFFF" w:themeColor="background1"/>
+                <w:sz w:val="24"/>
+                <w:szCs w:val="24"/>
               </w:rPr>
             </w:pPr>
             <w:r>
               <w:rPr>
                 <w:rFonts w:ascii="Times New Roman" w:hAnsi="Times New Roman" w:cs="Times New Roman"/>
                 <w:b/>
-                <w:color w:val="FFFFFF"/>
-              </w:rPr>
-              <w:t>Check</w:t>
+                <w:color w:val="FFFFFF" w:themeColor="background1"/>
+                <w:sz w:val="24"/>
+                <w:szCs w:val="24"/>
+              </w:rPr>
+              <w:t>Before finishing, ask yourself</w:t>
             </w:r>
           </w:p>
         </w:tc>
         <w:tc>
           <w:tcPr>
-            <w:tcW w:w="4968" w:type="dxa"/>
+            <w:tcW w:w="1512" w:type="dxa"/>
             <w:tcBorders>
-              <w:top w:val="single" w:sz="4" w:space="0" w:color="D9D9D9"/>
-              <w:left w:val="single" w:sz="4" w:space="0" w:color="D9D9D9"/>
-              <w:bottom w:val="single" w:sz="4" w:space="0" w:color="D9D9D9"/>
-              <w:right w:val="single" w:sz="4" w:space="0" w:color="D9D9D9"/>
+              <w:top w:val="single" w:sz="4" w:space="0" w:color="D9E0E6"/>
+              <w:left w:val="single" w:sz="4" w:space="0" w:color="D9E0E6"/>
+              <w:bottom w:val="single" w:sz="4" w:space="0" w:color="D9E0E6"/>
+              <w:right w:val="single" w:sz="4" w:space="0" w:color="D9E0E6"/>
             </w:tcBorders>
-            <w:shd w:val="clear" w:color="auto" w:fill="1F4E79"/>
+            <w:shd w:val="clear" w:color="auto" w:fill="24476B"/>
             <w:vAlign w:val="center"/>
-            <w:hideMark/>
           </w:tcPr>
           <w:p>
             <w:pPr>
-              <w:spacing w:line="240" w:lineRule="auto"/>
-              <w:rPr>
-                <w:rFonts w:ascii="Times New Roman" w:hAnsi="Times New Roman" w:cs="Times New Roman"/>
+              <w:jc w:val="both"/>
+              <w:rPr>
+                <w:rFonts w:ascii="Times New Roman" w:hAnsi="Times New Roman" w:cs="Times New Roman"/>
+                <w:color w:val="FFFFFF" w:themeColor="background1"/>
+                <w:sz w:val="24"/>
+                <w:szCs w:val="24"/>
               </w:rPr>
             </w:pPr>
             <w:r>
               <w:rPr>
                 <w:rFonts w:ascii="Times New Roman" w:hAnsi="Times New Roman" w:cs="Times New Roman"/>
                 <w:b/>
-                <w:color w:val="FFFFFF"/>
-              </w:rPr>
-              <w:t>Completed</w:t>
+                <w:color w:val="FFFFFF" w:themeColor="background1"/>
+                <w:sz w:val="24"/>
+                <w:szCs w:val="24"/>
+              </w:rPr>
+              <w:t>Done</w:t>
             </w:r>
           </w:p>
         </w:tc>
       </w:tr>
       <w:tr>
         <w:trPr>
+          <w:cantSplit/>
           <w:jc w:val="center"/>
         </w:trPr>
         <w:tc>
           <w:tcPr>
-            <w:tcW w:w="4968" w:type="dxa"/>
+            <w:tcW w:w="8928" w:type="dxa"/>
             <w:tcBorders>
-              <w:top w:val="single" w:sz="4" w:space="0" w:color="D9D9D9"/>
-              <w:left w:val="single" w:sz="4" w:space="0" w:color="D9D9D9"/>
-              <w:bottom w:val="single" w:sz="4" w:space="0" w:color="D9D9D9"/>
-              <w:right w:val="single" w:sz="4" w:space="0" w:color="D9D9D9"/>
+              <w:top w:val="single" w:sz="4" w:space="0" w:color="D9E0E6"/>
+              <w:left w:val="single" w:sz="4" w:space="0" w:color="D9E0E6"/>
+              <w:bottom w:val="single" w:sz="4" w:space="0" w:color="D9E0E6"/>
+              <w:right w:val="single" w:sz="4" w:space="0" w:color="D9E0E6"/>
             </w:tcBorders>
+            <w:shd w:val="clear" w:color="auto" w:fill="F2F6FA"/>
             <w:vAlign w:val="center"/>
-            <w:hideMark/>
           </w:tcPr>
           <w:p>
             <w:pPr>
-              <w:spacing w:line="240" w:lineRule="auto"/>
-              <w:rPr>
-                <w:rFonts w:ascii="Times New Roman" w:hAnsi="Times New Roman" w:cs="Times New Roman"/>
+              <w:spacing w:after="40"/>
+              <w:jc w:val="both"/>
+              <w:rPr>
+                <w:rFonts w:ascii="Times New Roman" w:hAnsi="Times New Roman" w:cs="Times New Roman"/>
+                <w:color w:val="000000" w:themeColor="text1"/>
+                <w:sz w:val="24"/>
+                <w:szCs w:val="24"/>
               </w:rPr>
             </w:pPr>
             <w:r>
               <w:rPr>
                 <w:rFonts w:ascii="Times New Roman" w:hAnsi="Times New Roman" w:cs="Times New Roman"/>
-              </w:rPr>
-              <w:t>I use my own account and do not share credentials.</w:t>
+                <w:color w:val="000000" w:themeColor="text1"/>
+                <w:sz w:val="24"/>
+                <w:szCs w:val="24"/>
+              </w:rPr>
+              <w:t>Do I use my own account and keep my sign-in details private?</w:t>
             </w:r>
           </w:p>
         </w:tc>
         <w:tc>
           <w:tcPr>
-            <w:tcW w:w="4968" w:type="dxa"/>
+            <w:tcW w:w="1512" w:type="dxa"/>
             <w:tcBorders>
-              <w:top w:val="single" w:sz="4" w:space="0" w:color="D9D9D9"/>
-              <w:left w:val="single" w:sz="4" w:space="0" w:color="D9D9D9"/>
-              <w:bottom w:val="single" w:sz="4" w:space="0" w:color="D9D9D9"/>
-              <w:right w:val="single" w:sz="4" w:space="0" w:color="D9D9D9"/>
+              <w:top w:val="single" w:sz="4" w:space="0" w:color="D9E0E6"/>
+              <w:left w:val="single" w:sz="4" w:space="0" w:color="D9E0E6"/>
+              <w:bottom w:val="single" w:sz="4" w:space="0" w:color="D9E0E6"/>
+              <w:right w:val="single" w:sz="4" w:space="0" w:color="D9E0E6"/>
+            </w:tcBorders>
+            <w:shd w:val="clear" w:color="auto" w:fill="F2F6FA"/>
+            <w:vAlign w:val="center"/>
+          </w:tcPr>
+          <w:p>
+            <w:pPr>
+              <w:spacing w:after="40"/>
+              <w:jc w:val="both"/>
+              <w:rPr>
+                <w:rFonts w:ascii="Times New Roman" w:hAnsi="Times New Roman" w:cs="Times New Roman"/>
+                <w:color w:val="000000" w:themeColor="text1"/>
+                <w:sz w:val="24"/>
+                <w:szCs w:val="24"/>
+              </w:rPr>
+            </w:pPr>
+            <w:r>
+              <w:rPr>
+                <w:rFonts w:ascii="Segoe UI Symbol" w:hAnsi="Segoe UI Symbol" w:cs="Segoe UI Symbol"/>
+                <w:color w:val="000000" w:themeColor="text1"/>
+                <w:sz w:val="24"/>
+                <w:szCs w:val="24"/>
+              </w:rPr>
+              <w:t>☐</w:t>
+            </w:r>
+          </w:p>
+        </w:tc>
+      </w:tr>
+      <w:tr>
+        <w:trPr>
+          <w:cantSplit/>
+          <w:jc w:val="center"/>
+        </w:trPr>
+        <w:tc>
+          <w:tcPr>
+            <w:tcW w:w="8928" w:type="dxa"/>
+            <w:tcBorders>
+              <w:top w:val="single" w:sz="4" w:space="0" w:color="D9E0E6"/>
+              <w:left w:val="single" w:sz="4" w:space="0" w:color="D9E0E6"/>
+              <w:bottom w:val="single" w:sz="4" w:space="0" w:color="D9E0E6"/>
+              <w:right w:val="single" w:sz="4" w:space="0" w:color="D9E0E6"/>
             </w:tcBorders>
             <w:vAlign w:val="center"/>
           </w:tcPr>
           <w:p>
             <w:pPr>
-              <w:spacing w:line="240" w:lineRule="auto"/>
-              <w:rPr>
-                <w:rFonts w:ascii="Times New Roman" w:hAnsi="Times New Roman" w:cs="Times New Roman"/>
+              <w:spacing w:after="40"/>
+              <w:jc w:val="both"/>
+              <w:rPr>
+                <w:rFonts w:ascii="Times New Roman" w:hAnsi="Times New Roman" w:cs="Times New Roman"/>
+                <w:color w:val="000000" w:themeColor="text1"/>
+                <w:sz w:val="24"/>
+                <w:szCs w:val="24"/>
               </w:rPr>
             </w:pPr>
+            <w:r>
+              <w:rPr>
+                <w:rFonts w:ascii="Times New Roman" w:hAnsi="Times New Roman" w:cs="Times New Roman"/>
+                <w:color w:val="000000" w:themeColor="text1"/>
+                <w:sz w:val="24"/>
+                <w:szCs w:val="24"/>
+              </w:rPr>
+              <w:t xml:space="preserve">Do I use MFA when the </w:t>
+            </w:r>
+            <w:r>
+              <w:rPr>
+                <w:rFonts w:ascii="Times New Roman" w:hAnsi="Times New Roman" w:cs="Times New Roman"/>
+                <w:color w:val="000000" w:themeColor="text1"/>
+                <w:sz w:val="24"/>
+                <w:szCs w:val="24"/>
+              </w:rPr>
+              <w:t>organization</w:t>
+            </w:r>
+            <w:r>
+              <w:rPr>
+                <w:rFonts w:ascii="Times New Roman" w:hAnsi="Times New Roman" w:cs="Times New Roman"/>
+                <w:color w:val="000000" w:themeColor="text1"/>
+                <w:sz w:val="24"/>
+                <w:szCs w:val="24"/>
+              </w:rPr>
+              <w:t xml:space="preserve"> provides it?</w:t>
+            </w:r>
+          </w:p>
+        </w:tc>
+        <w:tc>
+          <w:tcPr>
+            <w:tcW w:w="1512" w:type="dxa"/>
+            <w:tcBorders>
+              <w:top w:val="single" w:sz="4" w:space="0" w:color="D9E0E6"/>
+              <w:left w:val="single" w:sz="4" w:space="0" w:color="D9E0E6"/>
+              <w:bottom w:val="single" w:sz="4" w:space="0" w:color="D9E0E6"/>
+              <w:right w:val="single" w:sz="4" w:space="0" w:color="D9E0E6"/>
+            </w:tcBorders>
+            <w:vAlign w:val="center"/>
+          </w:tcPr>
+          <w:p>
+            <w:pPr>
+              <w:spacing w:after="40"/>
+              <w:jc w:val="both"/>
+              <w:rPr>
+                <w:rFonts w:ascii="Times New Roman" w:hAnsi="Times New Roman" w:cs="Times New Roman"/>
+                <w:color w:val="000000" w:themeColor="text1"/>
+                <w:sz w:val="24"/>
+                <w:szCs w:val="24"/>
+              </w:rPr>
+            </w:pPr>
+            <w:r>
+              <w:rPr>
+                <w:rFonts w:ascii="Segoe UI Symbol" w:hAnsi="Segoe UI Symbol" w:cs="Segoe UI Symbol"/>
+                <w:color w:val="000000" w:themeColor="text1"/>
+                <w:sz w:val="24"/>
+                <w:szCs w:val="24"/>
+              </w:rPr>
+              <w:t>☐</w:t>
+            </w:r>
           </w:p>
         </w:tc>
       </w:tr>
       <w:tr>
         <w:trPr>
+          <w:cantSplit/>
           <w:jc w:val="center"/>
         </w:trPr>
         <w:tc>
           <w:tcPr>
-            <w:tcW w:w="4968" w:type="dxa"/>
+            <w:tcW w:w="8928" w:type="dxa"/>
             <w:tcBorders>
-              <w:top w:val="single" w:sz="4" w:space="0" w:color="D9D9D9"/>
-              <w:left w:val="single" w:sz="4" w:space="0" w:color="D9D9D9"/>
-              <w:bottom w:val="single" w:sz="4" w:space="0" w:color="D9D9D9"/>
-              <w:right w:val="single" w:sz="4" w:space="0" w:color="D9D9D9"/>
+              <w:top w:val="single" w:sz="4" w:space="0" w:color="D9E0E6"/>
+              <w:left w:val="single" w:sz="4" w:space="0" w:color="D9E0E6"/>
+              <w:bottom w:val="single" w:sz="4" w:space="0" w:color="D9E0E6"/>
+              <w:right w:val="single" w:sz="4" w:space="0" w:color="D9E0E6"/>
             </w:tcBorders>
+            <w:shd w:val="clear" w:color="auto" w:fill="F2F6FA"/>
             <w:vAlign w:val="center"/>
-            <w:hideMark/>
           </w:tcPr>
           <w:p>
             <w:pPr>
-              <w:spacing w:line="240" w:lineRule="auto"/>
-              <w:rPr>
-                <w:rFonts w:ascii="Times New Roman" w:hAnsi="Times New Roman" w:cs="Times New Roman"/>
+              <w:spacing w:after="40"/>
+              <w:jc w:val="both"/>
+              <w:rPr>
+                <w:rFonts w:ascii="Times New Roman" w:hAnsi="Times New Roman" w:cs="Times New Roman"/>
+                <w:color w:val="000000" w:themeColor="text1"/>
+                <w:sz w:val="24"/>
+                <w:szCs w:val="24"/>
               </w:rPr>
             </w:pPr>
             <w:r>
               <w:rPr>
                 <w:rFonts w:ascii="Times New Roman" w:hAnsi="Times New Roman" w:cs="Times New Roman"/>
-              </w:rPr>
-              <w:t>I use multi-factor authentication when it is available.</w:t>
+                <w:color w:val="000000" w:themeColor="text1"/>
+                <w:sz w:val="24"/>
+                <w:szCs w:val="24"/>
+              </w:rPr>
+              <w:t>Do I lock my screen when I step away?</w:t>
             </w:r>
           </w:p>
         </w:tc>
         <w:tc>
           <w:tcPr>
-            <w:tcW w:w="4968" w:type="dxa"/>
+            <w:tcW w:w="1512" w:type="dxa"/>
             <w:tcBorders>
-              <w:top w:val="single" w:sz="4" w:space="0" w:color="D9D9D9"/>
-              <w:left w:val="single" w:sz="4" w:space="0" w:color="D9D9D9"/>
-              <w:bottom w:val="single" w:sz="4" w:space="0" w:color="D9D9D9"/>
-              <w:right w:val="single" w:sz="4" w:space="0" w:color="D9D9D9"/>
+              <w:top w:val="single" w:sz="4" w:space="0" w:color="D9E0E6"/>
+              <w:left w:val="single" w:sz="4" w:space="0" w:color="D9E0E6"/>
+              <w:bottom w:val="single" w:sz="4" w:space="0" w:color="D9E0E6"/>
+              <w:right w:val="single" w:sz="4" w:space="0" w:color="D9E0E6"/>
+            </w:tcBorders>
+            <w:shd w:val="clear" w:color="auto" w:fill="F2F6FA"/>
+            <w:vAlign w:val="center"/>
+          </w:tcPr>
+          <w:p>
+            <w:pPr>
+              <w:spacing w:after="40"/>
+              <w:jc w:val="both"/>
+              <w:rPr>
+                <w:rFonts w:ascii="Times New Roman" w:hAnsi="Times New Roman" w:cs="Times New Roman"/>
+                <w:color w:val="000000" w:themeColor="text1"/>
+                <w:sz w:val="24"/>
+                <w:szCs w:val="24"/>
+              </w:rPr>
+            </w:pPr>
+            <w:r>
+              <w:rPr>
+                <w:rFonts w:ascii="Segoe UI Symbol" w:hAnsi="Segoe UI Symbol" w:cs="Segoe UI Symbol"/>
+                <w:color w:val="000000" w:themeColor="text1"/>
+                <w:sz w:val="24"/>
+                <w:szCs w:val="24"/>
+              </w:rPr>
+              <w:t>☐</w:t>
+            </w:r>
+          </w:p>
+        </w:tc>
+      </w:tr>
+      <w:tr>
+        <w:trPr>
+          <w:cantSplit/>
+          <w:jc w:val="center"/>
+        </w:trPr>
+        <w:tc>
+          <w:tcPr>
+            <w:tcW w:w="8928" w:type="dxa"/>
+            <w:tcBorders>
+              <w:top w:val="single" w:sz="4" w:space="0" w:color="D9E0E6"/>
+              <w:left w:val="single" w:sz="4" w:space="0" w:color="D9E0E6"/>
+              <w:bottom w:val="single" w:sz="4" w:space="0" w:color="D9E0E6"/>
+              <w:right w:val="single" w:sz="4" w:space="0" w:color="D9E0E6"/>
             </w:tcBorders>
             <w:vAlign w:val="center"/>
           </w:tcPr>
           <w:p>
             <w:pPr>
-              <w:spacing w:line="240" w:lineRule="auto"/>
-              <w:rPr>
-                <w:rFonts w:ascii="Times New Roman" w:hAnsi="Times New Roman" w:cs="Times New Roman"/>
+              <w:spacing w:after="40"/>
+              <w:jc w:val="both"/>
+              <w:rPr>
+                <w:rFonts w:ascii="Times New Roman" w:hAnsi="Times New Roman" w:cs="Times New Roman"/>
+                <w:color w:val="000000" w:themeColor="text1"/>
+                <w:sz w:val="24"/>
+                <w:szCs w:val="24"/>
               </w:rPr>
             </w:pPr>
+            <w:r>
+              <w:rPr>
+                <w:rFonts w:ascii="Times New Roman" w:hAnsi="Times New Roman" w:cs="Times New Roman"/>
+                <w:color w:val="000000" w:themeColor="text1"/>
+                <w:sz w:val="24"/>
+                <w:szCs w:val="24"/>
+              </w:rPr>
+              <w:t>Do I verify unusual requests using a trusted contact method?</w:t>
+            </w:r>
+          </w:p>
+        </w:tc>
+        <w:tc>
+          <w:tcPr>
+            <w:tcW w:w="1512" w:type="dxa"/>
+            <w:tcBorders>
+              <w:top w:val="single" w:sz="4" w:space="0" w:color="D9E0E6"/>
+              <w:left w:val="single" w:sz="4" w:space="0" w:color="D9E0E6"/>
+              <w:bottom w:val="single" w:sz="4" w:space="0" w:color="D9E0E6"/>
+              <w:right w:val="single" w:sz="4" w:space="0" w:color="D9E0E6"/>
+            </w:tcBorders>
+            <w:vAlign w:val="center"/>
+          </w:tcPr>
+          <w:p>
+            <w:pPr>
+              <w:spacing w:after="40"/>
+              <w:jc w:val="both"/>
+              <w:rPr>
+                <w:rFonts w:ascii="Times New Roman" w:hAnsi="Times New Roman" w:cs="Times New Roman"/>
+                <w:color w:val="000000" w:themeColor="text1"/>
+                <w:sz w:val="24"/>
+                <w:szCs w:val="24"/>
+              </w:rPr>
+            </w:pPr>
+            <w:r>
+              <w:rPr>
+                <w:rFonts w:ascii="Segoe UI Symbol" w:hAnsi="Segoe UI Symbol" w:cs="Segoe UI Symbol"/>
+                <w:color w:val="000000" w:themeColor="text1"/>
+                <w:sz w:val="24"/>
+                <w:szCs w:val="24"/>
+              </w:rPr>
+              <w:t>☐</w:t>
+            </w:r>
           </w:p>
         </w:tc>
       </w:tr>
       <w:tr>
         <w:trPr>
+          <w:cantSplit/>
           <w:jc w:val="center"/>
         </w:trPr>
         <w:tc>
           <w:tcPr>
-            <w:tcW w:w="4968" w:type="dxa"/>
+            <w:tcW w:w="8928" w:type="dxa"/>
             <w:tcBorders>
-              <w:top w:val="single" w:sz="4" w:space="0" w:color="D9D9D9"/>
-              <w:left w:val="single" w:sz="4" w:space="0" w:color="D9D9D9"/>
-              <w:bottom w:val="single" w:sz="4" w:space="0" w:color="D9D9D9"/>
-              <w:right w:val="single" w:sz="4" w:space="0" w:color="D9D9D9"/>
+              <w:top w:val="single" w:sz="4" w:space="0" w:color="D9E0E6"/>
+              <w:left w:val="single" w:sz="4" w:space="0" w:color="D9E0E6"/>
+              <w:bottom w:val="single" w:sz="4" w:space="0" w:color="D9E0E6"/>
+              <w:right w:val="single" w:sz="4" w:space="0" w:color="D9E0E6"/>
             </w:tcBorders>
+            <w:shd w:val="clear" w:color="auto" w:fill="F2F6FA"/>
             <w:vAlign w:val="center"/>
-            <w:hideMark/>
           </w:tcPr>
           <w:p>
             <w:pPr>
-              <w:spacing w:line="240" w:lineRule="auto"/>
-              <w:rPr>
-                <w:rFonts w:ascii="Times New Roman" w:hAnsi="Times New Roman" w:cs="Times New Roman"/>
+              <w:spacing w:after="40"/>
+              <w:jc w:val="both"/>
+              <w:rPr>
+                <w:rFonts w:ascii="Times New Roman" w:hAnsi="Times New Roman" w:cs="Times New Roman"/>
+                <w:color w:val="000000" w:themeColor="text1"/>
+                <w:sz w:val="24"/>
+                <w:szCs w:val="24"/>
               </w:rPr>
             </w:pPr>
             <w:r>
               <w:rPr>
                 <w:rFonts w:ascii="Times New Roman" w:hAnsi="Times New Roman" w:cs="Times New Roman"/>
-              </w:rPr>
-              <w:t>I lock my screen when I step away.</w:t>
+                <w:color w:val="000000" w:themeColor="text1"/>
+                <w:sz w:val="24"/>
+                <w:szCs w:val="24"/>
+              </w:rPr>
+              <w:t>Do I check recipients before sending work information?</w:t>
             </w:r>
           </w:p>
         </w:tc>
         <w:tc>
           <w:tcPr>
-            <w:tcW w:w="4968" w:type="dxa"/>
+            <w:tcW w:w="1512" w:type="dxa"/>
             <w:tcBorders>
-              <w:top w:val="single" w:sz="4" w:space="0" w:color="D9D9D9"/>
-              <w:left w:val="single" w:sz="4" w:space="0" w:color="D9D9D9"/>
-              <w:bottom w:val="single" w:sz="4" w:space="0" w:color="D9D9D9"/>
-              <w:right w:val="single" w:sz="4" w:space="0" w:color="D9D9D9"/>
+              <w:top w:val="single" w:sz="4" w:space="0" w:color="D9E0E6"/>
+              <w:left w:val="single" w:sz="4" w:space="0" w:color="D9E0E6"/>
+              <w:bottom w:val="single" w:sz="4" w:space="0" w:color="D9E0E6"/>
+              <w:right w:val="single" w:sz="4" w:space="0" w:color="D9E0E6"/>
+            </w:tcBorders>
+            <w:shd w:val="clear" w:color="auto" w:fill="F2F6FA"/>
+            <w:vAlign w:val="center"/>
+          </w:tcPr>
+          <w:p>
+            <w:pPr>
+              <w:spacing w:after="40"/>
+              <w:jc w:val="both"/>
+              <w:rPr>
+                <w:rFonts w:ascii="Times New Roman" w:hAnsi="Times New Roman" w:cs="Times New Roman"/>
+                <w:color w:val="000000" w:themeColor="text1"/>
+                <w:sz w:val="24"/>
+                <w:szCs w:val="24"/>
+              </w:rPr>
+            </w:pPr>
+            <w:r>
+              <w:rPr>
+                <w:rFonts w:ascii="Segoe UI Symbol" w:hAnsi="Segoe UI Symbol" w:cs="Segoe UI Symbol"/>
+                <w:color w:val="000000" w:themeColor="text1"/>
+                <w:sz w:val="24"/>
+                <w:szCs w:val="24"/>
+              </w:rPr>
+              <w:t>☐</w:t>
+            </w:r>
+          </w:p>
+        </w:tc>
+      </w:tr>
+      <w:tr>
+        <w:trPr>
+          <w:cantSplit/>
+          <w:jc w:val="center"/>
+        </w:trPr>
+        <w:tc>
+          <w:tcPr>
+            <w:tcW w:w="8928" w:type="dxa"/>
+            <w:tcBorders>
+              <w:top w:val="single" w:sz="4" w:space="0" w:color="D9E0E6"/>
+              <w:left w:val="single" w:sz="4" w:space="0" w:color="D9E0E6"/>
+              <w:bottom w:val="single" w:sz="4" w:space="0" w:color="D9E0E6"/>
+              <w:right w:val="single" w:sz="4" w:space="0" w:color="D9E0E6"/>
             </w:tcBorders>
             <w:vAlign w:val="center"/>
           </w:tcPr>
           <w:p>
             <w:pPr>
-              <w:spacing w:line="240" w:lineRule="auto"/>
-              <w:rPr>
-                <w:rFonts w:ascii="Times New Roman" w:hAnsi="Times New Roman" w:cs="Times New Roman"/>
+              <w:spacing w:after="40"/>
+              <w:jc w:val="both"/>
+              <w:rPr>
+                <w:rFonts w:ascii="Times New Roman" w:hAnsi="Times New Roman" w:cs="Times New Roman"/>
+                <w:color w:val="000000" w:themeColor="text1"/>
+                <w:sz w:val="24"/>
+                <w:szCs w:val="24"/>
               </w:rPr>
             </w:pPr>
+            <w:r>
+              <w:rPr>
+                <w:rFonts w:ascii="Times New Roman" w:hAnsi="Times New Roman" w:cs="Times New Roman"/>
+                <w:color w:val="000000" w:themeColor="text1"/>
+                <w:sz w:val="24"/>
+                <w:szCs w:val="24"/>
+              </w:rPr>
+              <w:t>Do I use approved storage, software and devices?</w:t>
+            </w:r>
+          </w:p>
+        </w:tc>
+        <w:tc>
+          <w:tcPr>
+            <w:tcW w:w="1512" w:type="dxa"/>
+            <w:tcBorders>
+              <w:top w:val="single" w:sz="4" w:space="0" w:color="D9E0E6"/>
+              <w:left w:val="single" w:sz="4" w:space="0" w:color="D9E0E6"/>
+              <w:bottom w:val="single" w:sz="4" w:space="0" w:color="D9E0E6"/>
+              <w:right w:val="single" w:sz="4" w:space="0" w:color="D9E0E6"/>
+            </w:tcBorders>
+            <w:vAlign w:val="center"/>
+          </w:tcPr>
+          <w:p>
+            <w:pPr>
+              <w:spacing w:after="40"/>
+              <w:jc w:val="both"/>
+              <w:rPr>
+                <w:rFonts w:ascii="Times New Roman" w:hAnsi="Times New Roman" w:cs="Times New Roman"/>
+                <w:color w:val="000000" w:themeColor="text1"/>
+                <w:sz w:val="24"/>
+                <w:szCs w:val="24"/>
+              </w:rPr>
+            </w:pPr>
+            <w:r>
+              <w:rPr>
+                <w:rFonts w:ascii="Segoe UI Symbol" w:hAnsi="Segoe UI Symbol" w:cs="Segoe UI Symbol"/>
+                <w:color w:val="000000" w:themeColor="text1"/>
+                <w:sz w:val="24"/>
+                <w:szCs w:val="24"/>
+              </w:rPr>
+              <w:t>☐</w:t>
+            </w:r>
           </w:p>
         </w:tc>
       </w:tr>
       <w:tr>
         <w:trPr>
+          <w:cantSplit/>
           <w:jc w:val="center"/>
         </w:trPr>
         <w:tc>
           <w:tcPr>
-            <w:tcW w:w="4968" w:type="dxa"/>
+            <w:tcW w:w="8928" w:type="dxa"/>
             <w:tcBorders>
-              <w:top w:val="single" w:sz="4" w:space="0" w:color="D9D9D9"/>
-              <w:left w:val="single" w:sz="4" w:space="0" w:color="D9D9D9"/>
-              <w:bottom w:val="single" w:sz="4" w:space="0" w:color="D9D9D9"/>
-              <w:right w:val="single" w:sz="4" w:space="0" w:color="D9D9D9"/>
+              <w:top w:val="single" w:sz="4" w:space="0" w:color="D9E0E6"/>
+              <w:left w:val="single" w:sz="4" w:space="0" w:color="D9E0E6"/>
+              <w:bottom w:val="single" w:sz="4" w:space="0" w:color="D9E0E6"/>
+              <w:right w:val="single" w:sz="4" w:space="0" w:color="D9E0E6"/>
             </w:tcBorders>
+            <w:shd w:val="clear" w:color="auto" w:fill="F2F6FA"/>
             <w:vAlign w:val="center"/>
-            <w:hideMark/>
           </w:tcPr>
           <w:p>
             <w:pPr>
-              <w:spacing w:line="240" w:lineRule="auto"/>
-              <w:rPr>
-                <w:rFonts w:ascii="Times New Roman" w:hAnsi="Times New Roman" w:cs="Times New Roman"/>
+              <w:spacing w:after="40"/>
+              <w:jc w:val="both"/>
+              <w:rPr>
+                <w:rFonts w:ascii="Times New Roman" w:hAnsi="Times New Roman" w:cs="Times New Roman"/>
+                <w:color w:val="000000" w:themeColor="text1"/>
+                <w:sz w:val="24"/>
+                <w:szCs w:val="24"/>
               </w:rPr>
             </w:pPr>
             <w:r>
               <w:rPr>
                 <w:rFonts w:ascii="Times New Roman" w:hAnsi="Times New Roman" w:cs="Times New Roman"/>
-              </w:rPr>
-              <w:t>I verify unusual requests through a trusted channel.</w:t>
+                <w:color w:val="000000" w:themeColor="text1"/>
+                <w:sz w:val="24"/>
+                <w:szCs w:val="24"/>
+              </w:rPr>
+              <w:t>Do I install required updates and avoid bypassing security controls?</w:t>
             </w:r>
           </w:p>
         </w:tc>
         <w:tc>
           <w:tcPr>
-            <w:tcW w:w="4968" w:type="dxa"/>
+            <w:tcW w:w="1512" w:type="dxa"/>
             <w:tcBorders>
-              <w:top w:val="single" w:sz="4" w:space="0" w:color="D9D9D9"/>
-              <w:left w:val="single" w:sz="4" w:space="0" w:color="D9D9D9"/>
-              <w:bottom w:val="single" w:sz="4" w:space="0" w:color="D9D9D9"/>
-              <w:right w:val="single" w:sz="4" w:space="0" w:color="D9D9D9"/>
+              <w:top w:val="single" w:sz="4" w:space="0" w:color="D9E0E6"/>
+              <w:left w:val="single" w:sz="4" w:space="0" w:color="D9E0E6"/>
+              <w:bottom w:val="single" w:sz="4" w:space="0" w:color="D9E0E6"/>
+              <w:right w:val="single" w:sz="4" w:space="0" w:color="D9E0E6"/>
+            </w:tcBorders>
+            <w:shd w:val="clear" w:color="auto" w:fill="F2F6FA"/>
+            <w:vAlign w:val="center"/>
+          </w:tcPr>
+          <w:p>
+            <w:pPr>
+              <w:spacing w:after="40"/>
+              <w:jc w:val="both"/>
+              <w:rPr>
+                <w:rFonts w:ascii="Times New Roman" w:hAnsi="Times New Roman" w:cs="Times New Roman"/>
+                <w:color w:val="000000" w:themeColor="text1"/>
+                <w:sz w:val="24"/>
+                <w:szCs w:val="24"/>
+              </w:rPr>
+            </w:pPr>
+            <w:r>
+              <w:rPr>
+                <w:rFonts w:ascii="Segoe UI Symbol" w:hAnsi="Segoe UI Symbol" w:cs="Segoe UI Symbol"/>
+                <w:color w:val="000000" w:themeColor="text1"/>
+                <w:sz w:val="24"/>
+                <w:szCs w:val="24"/>
+              </w:rPr>
+              <w:t>☐</w:t>
+            </w:r>
+          </w:p>
+        </w:tc>
+      </w:tr>
+      <w:tr>
+        <w:trPr>
+          <w:cantSplit/>
+          <w:jc w:val="center"/>
+        </w:trPr>
+        <w:tc>
+          <w:tcPr>
+            <w:tcW w:w="8928" w:type="dxa"/>
+            <w:tcBorders>
+              <w:top w:val="single" w:sz="4" w:space="0" w:color="D9E0E6"/>
+              <w:left w:val="single" w:sz="4" w:space="0" w:color="D9E0E6"/>
+              <w:bottom w:val="single" w:sz="4" w:space="0" w:color="D9E0E6"/>
+              <w:right w:val="single" w:sz="4" w:space="0" w:color="D9E0E6"/>
             </w:tcBorders>
             <w:vAlign w:val="center"/>
           </w:tcPr>
           <w:p>
             <w:pPr>
-              <w:spacing w:line="240" w:lineRule="auto"/>
-              <w:rPr>
-                <w:rFonts w:ascii="Times New Roman" w:hAnsi="Times New Roman" w:cs="Times New Roman"/>
+              <w:spacing w:after="40"/>
+              <w:jc w:val="both"/>
+              <w:rPr>
+                <w:rFonts w:ascii="Times New Roman" w:hAnsi="Times New Roman" w:cs="Times New Roman"/>
+                <w:color w:val="000000" w:themeColor="text1"/>
+                <w:sz w:val="24"/>
+                <w:szCs w:val="24"/>
               </w:rPr>
             </w:pPr>
+            <w:r>
+              <w:rPr>
+                <w:rFonts w:ascii="Times New Roman" w:hAnsi="Times New Roman" w:cs="Times New Roman"/>
+                <w:color w:val="000000" w:themeColor="text1"/>
+                <w:sz w:val="24"/>
+                <w:szCs w:val="24"/>
+              </w:rPr>
+              <w:t>Do I know how to report a suspected incident?</w:t>
+            </w:r>
+          </w:p>
+        </w:tc>
+        <w:tc>
+          <w:tcPr>
+            <w:tcW w:w="1512" w:type="dxa"/>
+            <w:tcBorders>
+              <w:top w:val="single" w:sz="4" w:space="0" w:color="D9E0E6"/>
+              <w:left w:val="single" w:sz="4" w:space="0" w:color="D9E0E6"/>
+              <w:bottom w:val="single" w:sz="4" w:space="0" w:color="D9E0E6"/>
+              <w:right w:val="single" w:sz="4" w:space="0" w:color="D9E0E6"/>
+            </w:tcBorders>
+            <w:vAlign w:val="center"/>
+          </w:tcPr>
+          <w:p>
+            <w:pPr>
+              <w:spacing w:after="40"/>
+              <w:jc w:val="both"/>
+              <w:rPr>
+                <w:rFonts w:ascii="Times New Roman" w:hAnsi="Times New Roman" w:cs="Times New Roman"/>
+                <w:color w:val="000000" w:themeColor="text1"/>
+                <w:sz w:val="24"/>
+                <w:szCs w:val="24"/>
+              </w:rPr>
+            </w:pPr>
+            <w:r>
+              <w:rPr>
+                <w:rFonts w:ascii="Segoe UI Symbol" w:hAnsi="Segoe UI Symbol" w:cs="Segoe UI Symbol"/>
+                <w:color w:val="000000" w:themeColor="text1"/>
+                <w:sz w:val="24"/>
+                <w:szCs w:val="24"/>
+              </w:rPr>
+              <w:t>☐</w:t>
+            </w:r>
           </w:p>
         </w:tc>
       </w:tr>
       <w:tr>
         <w:trPr>
+          <w:cantSplit/>
           <w:jc w:val="center"/>
         </w:trPr>
         <w:tc>
           <w:tcPr>
-            <w:tcW w:w="4968" w:type="dxa"/>
+            <w:tcW w:w="8928" w:type="dxa"/>
             <w:tcBorders>
-              <w:top w:val="single" w:sz="4" w:space="0" w:color="D9D9D9"/>
-              <w:left w:val="single" w:sz="4" w:space="0" w:color="D9D9D9"/>
-              <w:bottom w:val="single" w:sz="4" w:space="0" w:color="D9D9D9"/>
-              <w:right w:val="single" w:sz="4" w:space="0" w:color="D9D9D9"/>
+              <w:top w:val="single" w:sz="4" w:space="0" w:color="D9E0E6"/>
+              <w:left w:val="single" w:sz="4" w:space="0" w:color="D9E0E6"/>
+              <w:bottom w:val="single" w:sz="4" w:space="0" w:color="D9E0E6"/>
+              <w:right w:val="single" w:sz="4" w:space="0" w:color="D9E0E6"/>
             </w:tcBorders>
+            <w:shd w:val="clear" w:color="auto" w:fill="F2F6FA"/>
             <w:vAlign w:val="center"/>
-            <w:hideMark/>
           </w:tcPr>
           <w:p>
             <w:pPr>
-              <w:spacing w:line="240" w:lineRule="auto"/>
-              <w:rPr>
-                <w:rFonts w:ascii="Times New Roman" w:hAnsi="Times New Roman" w:cs="Times New Roman"/>
+              <w:spacing w:after="40"/>
+              <w:jc w:val="both"/>
+              <w:rPr>
+                <w:rFonts w:ascii="Times New Roman" w:hAnsi="Times New Roman" w:cs="Times New Roman"/>
+                <w:color w:val="000000" w:themeColor="text1"/>
+                <w:sz w:val="24"/>
+                <w:szCs w:val="24"/>
               </w:rPr>
             </w:pPr>
             <w:r>
               <w:rPr>
                 <w:rFonts w:ascii="Times New Roman" w:hAnsi="Times New Roman" w:cs="Times New Roman"/>
-              </w:rPr>
-              <w:t>I check recipients before sending information.</w:t>
+                <w:color w:val="000000" w:themeColor="text1"/>
+                <w:sz w:val="24"/>
+                <w:szCs w:val="24"/>
+              </w:rPr>
+              <w:t>Would I report a mistake promptly, even if I was unsure of its impact?</w:t>
             </w:r>
           </w:p>
         </w:tc>
         <w:tc>
           <w:tcPr>
-            <w:tcW w:w="4968" w:type="dxa"/>
+            <w:tcW w:w="1512" w:type="dxa"/>
             <w:tcBorders>
-              <w:top w:val="single" w:sz="4" w:space="0" w:color="D9D9D9"/>
-              <w:left w:val="single" w:sz="4" w:space="0" w:color="D9D9D9"/>
-              <w:bottom w:val="single" w:sz="4" w:space="0" w:color="D9D9D9"/>
-              <w:right w:val="single" w:sz="4" w:space="0" w:color="D9D9D9"/>
+              <w:top w:val="single" w:sz="4" w:space="0" w:color="D9E0E6"/>
+              <w:left w:val="single" w:sz="4" w:space="0" w:color="D9E0E6"/>
+              <w:bottom w:val="single" w:sz="4" w:space="0" w:color="D9E0E6"/>
+              <w:right w:val="single" w:sz="4" w:space="0" w:color="D9E0E6"/>
             </w:tcBorders>
+            <w:shd w:val="clear" w:color="auto" w:fill="F2F6FA"/>
             <w:vAlign w:val="center"/>
           </w:tcPr>
           <w:p>
             <w:pPr>
-              <w:spacing w:line="240" w:lineRule="auto"/>
-              <w:rPr>
-                <w:rFonts w:ascii="Times New Roman" w:hAnsi="Times New Roman" w:cs="Times New Roman"/>
+              <w:spacing w:after="40"/>
+              <w:jc w:val="both"/>
+              <w:rPr>
+                <w:rFonts w:ascii="Times New Roman" w:hAnsi="Times New Roman" w:cs="Times New Roman"/>
+                <w:color w:val="000000" w:themeColor="text1"/>
+                <w:sz w:val="24"/>
+                <w:szCs w:val="24"/>
               </w:rPr>
             </w:pPr>
-          </w:p>
-        </w:tc>
-      </w:tr>
-      <w:tr>
-        <w:trPr>
-          <w:jc w:val="center"/>
-        </w:trPr>
-        <w:tc>
-          <w:tcPr>
-            <w:tcW w:w="4968" w:type="dxa"/>
-            <w:tcBorders>
-              <w:top w:val="single" w:sz="4" w:space="0" w:color="D9D9D9"/>
-              <w:left w:val="single" w:sz="4" w:space="0" w:color="D9D9D9"/>
-              <w:bottom w:val="single" w:sz="4" w:space="0" w:color="D9D9D9"/>
-              <w:right w:val="single" w:sz="4" w:space="0" w:color="D9D9D9"/>
-            </w:tcBorders>
-            <w:vAlign w:val="center"/>
-            <w:hideMark/>
-          </w:tcPr>
-          <w:p>
-            <w:pPr>
-              <w:spacing w:line="240" w:lineRule="auto"/>
-              <w:rPr>
-                <w:rFonts w:ascii="Times New Roman" w:hAnsi="Times New Roman" w:cs="Times New Roman"/>
-              </w:rPr>
-            </w:pPr>
-            <w:r>
-              <w:rPr>
-                <w:rFonts w:ascii="Times New Roman" w:hAnsi="Times New Roman" w:cs="Times New Roman"/>
-              </w:rPr>
-              <w:t>I use approved storage, software and devices.</w:t>
-            </w:r>
-          </w:p>
-        </w:tc>
-        <w:tc>
-          <w:tcPr>
-            <w:tcW w:w="4968" w:type="dxa"/>
-            <w:tcBorders>
-              <w:top w:val="single" w:sz="4" w:space="0" w:color="D9D9D9"/>
-              <w:left w:val="single" w:sz="4" w:space="0" w:color="D9D9D9"/>
-              <w:bottom w:val="single" w:sz="4" w:space="0" w:color="D9D9D9"/>
-              <w:right w:val="single" w:sz="4" w:space="0" w:color="D9D9D9"/>
-            </w:tcBorders>
-            <w:vAlign w:val="center"/>
-          </w:tcPr>
-          <w:p>
-            <w:pPr>
-              <w:spacing w:line="240" w:lineRule="auto"/>
-              <w:rPr>
-                <w:rFonts w:ascii="Times New Roman" w:hAnsi="Times New Roman" w:cs="Times New Roman"/>
-              </w:rPr>
-            </w:pPr>
-          </w:p>
-        </w:tc>
-      </w:tr>
-      <w:tr>
-        <w:trPr>
-          <w:jc w:val="center"/>
-        </w:trPr>
-        <w:tc>
-          <w:tcPr>
-            <w:tcW w:w="4968" w:type="dxa"/>
-            <w:tcBorders>
-              <w:top w:val="single" w:sz="4" w:space="0" w:color="D9D9D9"/>
-              <w:left w:val="single" w:sz="4" w:space="0" w:color="D9D9D9"/>
-              <w:bottom w:val="single" w:sz="4" w:space="0" w:color="D9D9D9"/>
-              <w:right w:val="single" w:sz="4" w:space="0" w:color="D9D9D9"/>
-            </w:tcBorders>
-            <w:vAlign w:val="center"/>
-            <w:hideMark/>
-          </w:tcPr>
-          <w:p>
-            <w:pPr>
-              <w:spacing w:line="240" w:lineRule="auto"/>
-              <w:rPr>
-                <w:rFonts w:ascii="Times New Roman" w:hAnsi="Times New Roman" w:cs="Times New Roman"/>
-              </w:rPr>
-            </w:pPr>
-            <w:r>
-              <w:rPr>
-                <w:rFonts w:ascii="Times New Roman" w:hAnsi="Times New Roman" w:cs="Times New Roman"/>
-              </w:rPr>
-              <w:t>I install required updates and do not bypass security controls.</w:t>
-            </w:r>
-          </w:p>
-        </w:tc>
-        <w:tc>
-          <w:tcPr>
-            <w:tcW w:w="4968" w:type="dxa"/>
-            <w:tcBorders>
-              <w:top w:val="single" w:sz="4" w:space="0" w:color="D9D9D9"/>
-              <w:left w:val="single" w:sz="4" w:space="0" w:color="D9D9D9"/>
-              <w:bottom w:val="single" w:sz="4" w:space="0" w:color="D9D9D9"/>
-              <w:right w:val="single" w:sz="4" w:space="0" w:color="D9D9D9"/>
-            </w:tcBorders>
-            <w:vAlign w:val="center"/>
-          </w:tcPr>
-          <w:p>
-            <w:pPr>
-              <w:spacing w:line="240" w:lineRule="auto"/>
-              <w:rPr>
-                <w:rFonts w:ascii="Times New Roman" w:hAnsi="Times New Roman" w:cs="Times New Roman"/>
-              </w:rPr>
-            </w:pPr>
-          </w:p>
-        </w:tc>
-      </w:tr>
-      <w:tr>
-        <w:trPr>
-          <w:jc w:val="center"/>
-        </w:trPr>
-        <w:tc>
-          <w:tcPr>
-            <w:tcW w:w="4968" w:type="dxa"/>
-            <w:tcBorders>
-              <w:top w:val="single" w:sz="4" w:space="0" w:color="D9D9D9"/>
-              <w:left w:val="single" w:sz="4" w:space="0" w:color="D9D9D9"/>
-              <w:bottom w:val="single" w:sz="4" w:space="0" w:color="D9D9D9"/>
-              <w:right w:val="single" w:sz="4" w:space="0" w:color="D9D9D9"/>
-            </w:tcBorders>
-            <w:vAlign w:val="center"/>
-            <w:hideMark/>
-          </w:tcPr>
-          <w:p>
-            <w:pPr>
-              <w:spacing w:line="240" w:lineRule="auto"/>
-              <w:rPr>
-                <w:rFonts w:ascii="Times New Roman" w:hAnsi="Times New Roman" w:cs="Times New Roman"/>
-              </w:rPr>
-            </w:pPr>
-            <w:r>
-              <w:rPr>
-                <w:rFonts w:ascii="Times New Roman" w:hAnsi="Times New Roman" w:cs="Times New Roman"/>
-              </w:rPr>
-              <w:t>I know how to report a suspected incident.</w:t>
-            </w:r>
-          </w:p>
-        </w:tc>
-        <w:tc>
-          <w:tcPr>
-            <w:tcW w:w="4968" w:type="dxa"/>
-            <w:tcBorders>
-              <w:top w:val="single" w:sz="4" w:space="0" w:color="D9D9D9"/>
-              <w:left w:val="single" w:sz="4" w:space="0" w:color="D9D9D9"/>
-              <w:bottom w:val="single" w:sz="4" w:space="0" w:color="D9D9D9"/>
-              <w:right w:val="single" w:sz="4" w:space="0" w:color="D9D9D9"/>
-            </w:tcBorders>
-            <w:vAlign w:val="center"/>
-          </w:tcPr>
-          <w:p>
-            <w:pPr>
-              <w:spacing w:line="240" w:lineRule="auto"/>
-              <w:rPr>
-                <w:rFonts w:ascii="Times New Roman" w:hAnsi="Times New Roman" w:cs="Times New Roman"/>
-              </w:rPr>
-            </w:pPr>
-          </w:p>
-        </w:tc>
-      </w:tr>
-      <w:tr>
-        <w:trPr>
-          <w:jc w:val="center"/>
-        </w:trPr>
-        <w:tc>
-          <w:tcPr>
-            <w:tcW w:w="4968" w:type="dxa"/>
-            <w:tcBorders>
-              <w:top w:val="single" w:sz="4" w:space="0" w:color="D9D9D9"/>
-              <w:left w:val="single" w:sz="4" w:space="0" w:color="D9D9D9"/>
-              <w:bottom w:val="single" w:sz="4" w:space="0" w:color="D9D9D9"/>
-              <w:right w:val="single" w:sz="4" w:space="0" w:color="D9D9D9"/>
-            </w:tcBorders>
-            <w:vAlign w:val="center"/>
-            <w:hideMark/>
-          </w:tcPr>
-          <w:p>
-            <w:pPr>
-              <w:spacing w:line="240" w:lineRule="auto"/>
-              <w:rPr>
-                <w:rFonts w:ascii="Times New Roman" w:hAnsi="Times New Roman" w:cs="Times New Roman"/>
-              </w:rPr>
-            </w:pPr>
-            <w:r>
-              <w:rPr>
-                <w:rFonts w:ascii="Times New Roman" w:hAnsi="Times New Roman" w:cs="Times New Roman"/>
-              </w:rPr>
-              <w:t>I report mistakes promptly, even if I am unsure of the impact.</w:t>
-            </w:r>
-          </w:p>
-        </w:tc>
-        <w:tc>
-          <w:tcPr>
-            <w:tcW w:w="4968" w:type="dxa"/>
-            <w:tcBorders>
-              <w:top w:val="single" w:sz="4" w:space="0" w:color="D9D9D9"/>
-              <w:left w:val="single" w:sz="4" w:space="0" w:color="D9D9D9"/>
-              <w:bottom w:val="single" w:sz="4" w:space="0" w:color="D9D9D9"/>
-              <w:right w:val="single" w:sz="4" w:space="0" w:color="D9D9D9"/>
-            </w:tcBorders>
-            <w:vAlign w:val="center"/>
-          </w:tcPr>
-          <w:p>
-            <w:pPr>
-              <w:spacing w:line="240" w:lineRule="auto"/>
-              <w:rPr>
-                <w:rFonts w:ascii="Times New Roman" w:hAnsi="Times New Roman" w:cs="Times New Roman"/>
-              </w:rPr>
-            </w:pPr>
+            <w:r>
+              <w:rPr>
+                <w:rFonts w:ascii="Segoe UI Symbol" w:hAnsi="Segoe UI Symbol" w:cs="Segoe UI Symbol"/>
+                <w:color w:val="000000" w:themeColor="text1"/>
+                <w:sz w:val="24"/>
+                <w:szCs w:val="24"/>
+              </w:rPr>
+              <w:t>☐</w:t>
+            </w:r>
           </w:p>
         </w:tc>
       </w:tr>
     </w:tbl>
     <w:p>
       <w:pPr>
+        <w:spacing w:after="20"/>
+        <w:jc w:val="both"/>
+        <w:rPr>
+          <w:rFonts w:ascii="Times New Roman" w:hAnsi="Times New Roman" w:cs="Times New Roman"/>
+          <w:color w:val="000000" w:themeColor="text1"/>
+          <w:sz w:val="24"/>
+          <w:szCs w:val="24"/>
+        </w:rPr>
+      </w:pPr>
+    </w:p>
+    <w:p>
+      <w:pPr>
         <w:pStyle w:val="Heading1"/>
-        <w:rPr>
-          <w:rFonts w:ascii="Times New Roman" w:hAnsi="Times New Roman" w:cs="Times New Roman"/>
-          <w:sz w:val="30"/>
-          <w:szCs w:val="28"/>
-        </w:rPr>
-      </w:pPr>
-      <w:r>
-        <w:rPr>
-          <w:rFonts w:ascii="Times New Roman" w:hAnsi="Times New Roman" w:cs="Times New Roman"/>
-        </w:rPr>
+        <w:jc w:val="both"/>
+        <w:rPr>
+          <w:rFonts w:ascii="Times New Roman" w:hAnsi="Times New Roman" w:cs="Times New Roman"/>
+          <w:color w:val="000000" w:themeColor="text1"/>
+          <w:sz w:val="32"/>
+          <w:szCs w:val="32"/>
+        </w:rPr>
+      </w:pPr>
+      <w:r>
+        <w:rPr>
+          <w:rFonts w:ascii="Times New Roman" w:hAnsi="Times New Roman" w:cs="Times New Roman"/>
+          <w:color w:val="000000" w:themeColor="text1"/>
+          <w:sz w:val="32"/>
+          <w:szCs w:val="32"/>
+        </w:rPr>
+        <w:lastRenderedPageBreak/>
         <w:t>Assessment coverage</w:t>
       </w:r>
     </w:p>
     <w:p>
       <w:pPr>
-        <w:rPr>
-          <w:rFonts w:ascii="Times New Roman" w:hAnsi="Times New Roman" w:cs="Times New Roman"/>
-        </w:rPr>
-      </w:pPr>
-      <w:r>
-        <w:rPr>
-          <w:rFonts w:ascii="Times New Roman" w:hAnsi="Times New Roman" w:cs="Times New Roman"/>
-        </w:rPr>
-        <w:t xml:space="preserve">The module assessment uses one of three question banks: Question Bank A, B or C. Each bank contains 10 questions, with a mixture of multiple-choice and workplace scenario questions. Questions cover the CIA </w:t>
-      </w:r>
-      <w:proofErr w:type="gramStart"/>
-      <w:r>
-        <w:rPr>
-          <w:rFonts w:ascii="Times New Roman" w:hAnsi="Times New Roman" w:cs="Times New Roman"/>
-        </w:rPr>
-        <w:t>triad</w:t>
-      </w:r>
-      <w:proofErr w:type="gramEnd"/>
-      <w:r>
-        <w:rPr>
-          <w:rFonts w:ascii="Times New Roman" w:hAnsi="Times New Roman" w:cs="Times New Roman"/>
-        </w:rPr>
-        <w:t>, threats and vulnerabilities, account protection, device security, information handling, reporting and business impact. The application should record the selected bank, attempt, answers and score. A different bank should be selected for repeated attempts where available.</w:t>
+        <w:jc w:val="both"/>
+        <w:rPr>
+          <w:rFonts w:ascii="Times New Roman" w:hAnsi="Times New Roman" w:cs="Times New Roman"/>
+          <w:color w:val="000000" w:themeColor="text1"/>
+          <w:sz w:val="24"/>
+          <w:szCs w:val="24"/>
+        </w:rPr>
+      </w:pPr>
+      <w:r>
+        <w:rPr>
+          <w:rFonts w:ascii="Times New Roman" w:hAnsi="Times New Roman" w:cs="Times New Roman"/>
+          <w:color w:val="000000" w:themeColor="text1"/>
+          <w:sz w:val="24"/>
+          <w:szCs w:val="24"/>
+        </w:rPr>
+        <w:t>The assessment is planned around three question banks: A, B and C, with 10 questions in each bank. Questions will include multiple-choice items and workplace scenarios. They will check understanding of the CIA triad, threats and weaknesses, account protection, device safety, information handling, incident reporting and business impact. The application is intended to record the bank used, the attempt, the learner’s answers and the score. Where possible, a repeat attempt should use a different bank.</w:t>
       </w:r>
     </w:p>
     <w:p>
       <w:pPr>
         <w:pStyle w:val="Heading1"/>
-        <w:rPr>
-          <w:rFonts w:ascii="Times New Roman" w:hAnsi="Times New Roman" w:cs="Times New Roman"/>
-        </w:rPr>
-      </w:pPr>
-      <w:r>
-        <w:rPr>
-          <w:rFonts w:ascii="Times New Roman" w:hAnsi="Times New Roman" w:cs="Times New Roman"/>
+        <w:jc w:val="both"/>
+        <w:rPr>
+          <w:rFonts w:ascii="Times New Roman" w:hAnsi="Times New Roman" w:cs="Times New Roman"/>
+          <w:color w:val="000000" w:themeColor="text1"/>
+          <w:sz w:val="32"/>
+          <w:szCs w:val="32"/>
+        </w:rPr>
+      </w:pPr>
+      <w:r>
+        <w:rPr>
+          <w:rFonts w:ascii="Times New Roman" w:hAnsi="Times New Roman" w:cs="Times New Roman"/>
+          <w:color w:val="000000" w:themeColor="text1"/>
+          <w:sz w:val="32"/>
+          <w:szCs w:val="32"/>
         </w:rPr>
         <w:t>Module summary</w:t>
       </w:r>
     </w:p>
     <w:p>
       <w:pPr>
-        <w:rPr>
-          <w:rFonts w:ascii="Times New Roman" w:hAnsi="Times New Roman" w:cs="Times New Roman"/>
-        </w:rPr>
-      </w:pPr>
-      <w:r>
-        <w:rPr>
-          <w:rFonts w:ascii="Times New Roman" w:hAnsi="Times New Roman" w:cs="Times New Roman"/>
-        </w:rPr>
-        <w:t xml:space="preserve">Cybersecurity is a shared responsibility built from small, repeatable actions. Protect accounts and information, use approved systems, keep devices secure, verify unusual requests and report concerns quickly. These </w:t>
-      </w:r>
-      <w:proofErr w:type="spellStart"/>
-      <w:r>
-        <w:rPr>
-          <w:rFonts w:ascii="Times New Roman" w:hAnsi="Times New Roman" w:cs="Times New Roman"/>
-        </w:rPr>
-        <w:t>behaviours</w:t>
-      </w:r>
-      <w:proofErr w:type="spellEnd"/>
-      <w:r>
-        <w:rPr>
-          <w:rFonts w:ascii="Times New Roman" w:hAnsi="Times New Roman" w:cs="Times New Roman"/>
-        </w:rPr>
-        <w:t xml:space="preserve"> help preserve confidentiality, integrity and availability while reducing disruption, financial loss and harm to people.</w:t>
+        <w:jc w:val="both"/>
+        <w:rPr>
+          <w:rFonts w:ascii="Times New Roman" w:hAnsi="Times New Roman" w:cs="Times New Roman"/>
+          <w:color w:val="000000" w:themeColor="text1"/>
+          <w:sz w:val="24"/>
+          <w:szCs w:val="24"/>
+        </w:rPr>
+      </w:pPr>
+      <w:r>
+        <w:rPr>
+          <w:rFonts w:ascii="Times New Roman" w:hAnsi="Times New Roman" w:cs="Times New Roman"/>
+          <w:color w:val="000000" w:themeColor="text1"/>
+          <w:sz w:val="24"/>
+          <w:szCs w:val="24"/>
+        </w:rPr>
+        <w:t>Cybersecurity is part of ordinary work, not just an IT responsibility. Use your own account, protect devices and information, check unexpected requests, use approved tools and report concerns quickly. These small habits help protect confidentiality, integrity and availability—and reduce the chance that an incident will disrupt work, cause financial loss or harm people.</w:t>
       </w:r>
     </w:p>
     <w:p>
       <w:pPr>
         <w:pStyle w:val="Heading1"/>
-        <w:rPr>
-          <w:rFonts w:ascii="Times New Roman" w:hAnsi="Times New Roman" w:cs="Times New Roman"/>
-        </w:rPr>
-      </w:pPr>
-      <w:r>
-        <w:rPr>
-          <w:rFonts w:ascii="Times New Roman" w:hAnsi="Times New Roman" w:cs="Times New Roman"/>
+        <w:jc w:val="both"/>
+        <w:rPr>
+          <w:rFonts w:ascii="Times New Roman" w:hAnsi="Times New Roman" w:cs="Times New Roman"/>
+          <w:color w:val="000000" w:themeColor="text1"/>
+          <w:sz w:val="32"/>
+          <w:szCs w:val="32"/>
+        </w:rPr>
+      </w:pPr>
+      <w:r>
+        <w:rPr>
+          <w:rFonts w:ascii="Times New Roman" w:hAnsi="Times New Roman" w:cs="Times New Roman"/>
+          <w:color w:val="000000" w:themeColor="text1"/>
+          <w:sz w:val="32"/>
+          <w:szCs w:val="32"/>
         </w:rPr>
         <w:t>References</w:t>
       </w:r>
     </w:p>
     <w:p>
       <w:pPr>
-        <w:pStyle w:val="ListBullet"/>
+        <w:pStyle w:val="ListParagraph"/>
         <w:numPr>
           <w:ilvl w:val="0"/>
-          <w:numId w:val="2"/>
+          <w:numId w:val="3"/>
         </w:numPr>
-        <w:rPr>
-          <w:rFonts w:ascii="Times New Roman" w:hAnsi="Times New Roman" w:cs="Times New Roman"/>
-        </w:rPr>
-      </w:pPr>
-      <w:r>
-        <w:rPr>
-          <w:rFonts w:ascii="Times New Roman" w:hAnsi="Times New Roman" w:cs="Times New Roman"/>
-        </w:rPr>
-        <w:t>Australian Cyber Security Centre. (2023). Essential Eight maturity model. https://www.cyber.gov.au/</w:t>
-      </w:r>
-    </w:p>
-    <w:p>
-      <w:pPr>
-        <w:pStyle w:val="ListBullet"/>
+        <w:spacing w:after="80"/>
+        <w:jc w:val="both"/>
+        <w:rPr>
+          <w:rFonts w:ascii="Times New Roman" w:hAnsi="Times New Roman" w:cs="Times New Roman"/>
+          <w:color w:val="000000" w:themeColor="text1"/>
+          <w:sz w:val="24"/>
+          <w:szCs w:val="24"/>
+        </w:rPr>
+      </w:pPr>
+      <w:r>
+        <w:rPr>
+          <w:rFonts w:ascii="Times New Roman" w:hAnsi="Times New Roman" w:cs="Times New Roman"/>
+          <w:color w:val="000000" w:themeColor="text1"/>
+          <w:sz w:val="24"/>
+          <w:szCs w:val="24"/>
+        </w:rPr>
+        <w:t xml:space="preserve">Australian Cyber Security Centre. (2023). Essential Eight maturity model. </w:t>
+      </w:r>
+      <w:hyperlink r:id="rId5" w:history="1">
+        <w:r>
+          <w:rPr>
+            <w:rStyle w:val="Hyperlink"/>
+            <w:rFonts w:ascii="Times New Roman" w:hAnsi="Times New Roman" w:cs="Times New Roman"/>
+            <w:sz w:val="24"/>
+            <w:szCs w:val="24"/>
+          </w:rPr>
+          <w:t>Essential Eight maturity model | CGA</w:t>
+        </w:r>
+      </w:hyperlink>
+    </w:p>
+    <w:p>
+      <w:pPr>
+        <w:pStyle w:val="ListParagraph"/>
         <w:numPr>
           <w:ilvl w:val="0"/>
-          <w:numId w:val="2"/>
+          <w:numId w:val="3"/>
         </w:numPr>
-        <w:rPr>
-          <w:rFonts w:ascii="Times New Roman" w:hAnsi="Times New Roman" w:cs="Times New Roman"/>
-        </w:rPr>
-      </w:pPr>
-      <w:r>
-        <w:rPr>
-          <w:rFonts w:ascii="Times New Roman" w:hAnsi="Times New Roman" w:cs="Times New Roman"/>
-        </w:rPr>
-        <w:t>Australian Cyber Security Centre. (2024). Cyber security tips for employees. https://www.cyber.gov.au/</w:t>
-      </w:r>
-    </w:p>
-    <w:p>
-      <w:pPr>
-        <w:pStyle w:val="ListBullet"/>
+        <w:spacing w:after="80"/>
+        <w:jc w:val="both"/>
+        <w:rPr>
+          <w:rFonts w:ascii="Times New Roman" w:hAnsi="Times New Roman" w:cs="Times New Roman"/>
+          <w:b/>
+          <w:bCs/>
+          <w:color w:val="000000" w:themeColor="text1"/>
+          <w:sz w:val="24"/>
+          <w:szCs w:val="24"/>
+          <w:lang w:val="en-IN"/>
+        </w:rPr>
+      </w:pPr>
+      <w:r>
+        <w:rPr>
+          <w:rFonts w:ascii="Times New Roman" w:hAnsi="Times New Roman" w:cs="Times New Roman"/>
+          <w:color w:val="000000" w:themeColor="text1"/>
+          <w:sz w:val="24"/>
+          <w:szCs w:val="24"/>
+        </w:rPr>
+        <w:t xml:space="preserve">Australian Cyber Security Centre. (2024). </w:t>
+      </w:r>
+      <w:r>
+        <w:rPr>
+          <w:rFonts w:ascii="Times New Roman" w:hAnsi="Times New Roman" w:cs="Times New Roman"/>
+          <w:color w:val="000000" w:themeColor="text1"/>
+          <w:sz w:val="24"/>
+          <w:szCs w:val="24"/>
+          <w:lang w:val="en-IN"/>
+        </w:rPr>
+        <w:t>Personal cyber security handbook</w:t>
+      </w:r>
+      <w:r>
+        <w:rPr>
+          <w:rFonts w:ascii="Times New Roman" w:hAnsi="Times New Roman" w:cs="Times New Roman"/>
+          <w:color w:val="000000" w:themeColor="text1"/>
+          <w:sz w:val="24"/>
+          <w:szCs w:val="24"/>
+        </w:rPr>
+        <w:t xml:space="preserve">. </w:t>
+      </w:r>
+      <w:hyperlink r:id="rId6" w:history="1">
+        <w:r>
+          <w:rPr>
+            <w:rStyle w:val="Hyperlink"/>
+            <w:rFonts w:ascii="Times New Roman" w:hAnsi="Times New Roman" w:cs="Times New Roman"/>
+            <w:sz w:val="24"/>
+            <w:szCs w:val="24"/>
+          </w:rPr>
+          <w:t>Personal cyber security handbook | CGA</w:t>
+        </w:r>
+      </w:hyperlink>
+    </w:p>
+    <w:p>
+      <w:pPr>
+        <w:pStyle w:val="ListParagraph"/>
         <w:numPr>
           <w:ilvl w:val="0"/>
-          <w:numId w:val="2"/>
+          <w:numId w:val="3"/>
         </w:numPr>
-        <w:rPr>
-          <w:rFonts w:ascii="Times New Roman" w:hAnsi="Times New Roman" w:cs="Times New Roman"/>
-        </w:rPr>
-      </w:pPr>
-      <w:r>
-        <w:rPr>
-          <w:rFonts w:ascii="Times New Roman" w:hAnsi="Times New Roman" w:cs="Times New Roman"/>
-        </w:rPr>
-        <w:t>National Institute of Standards and Technology. (2018). Framework for Improving Critical Infrastructure Cybersecurity, Version 1.1. https://doi.org/10.6028/NIST.CSWP.04162018</w:t>
-      </w:r>
-    </w:p>
-    <w:p>
-      <w:pPr>
-        <w:pStyle w:val="ListBullet"/>
+        <w:spacing w:after="80"/>
+        <w:jc w:val="both"/>
+        <w:rPr>
+          <w:rFonts w:ascii="Times New Roman" w:hAnsi="Times New Roman" w:cs="Times New Roman"/>
+          <w:color w:val="000000" w:themeColor="text1"/>
+          <w:sz w:val="24"/>
+          <w:szCs w:val="24"/>
+        </w:rPr>
+      </w:pPr>
+      <w:r>
+        <w:rPr>
+          <w:rFonts w:ascii="Times New Roman" w:hAnsi="Times New Roman" w:cs="Times New Roman"/>
+          <w:color w:val="000000" w:themeColor="text1"/>
+          <w:sz w:val="24"/>
+          <w:szCs w:val="24"/>
+        </w:rPr>
+        <w:t>National Institute of Standards and Technology. (2018). Framework for Improving Critical Infrastructure Cybersecurity, Version 1.1</w:t>
+      </w:r>
+      <w:hyperlink r:id="rId7" w:history="1">
+        <w:r>
+          <w:rPr>
+            <w:rStyle w:val="Hyperlink"/>
+            <w:rFonts w:ascii="Times New Roman" w:hAnsi="Times New Roman" w:cs="Times New Roman"/>
+            <w:sz w:val="24"/>
+            <w:szCs w:val="24"/>
+          </w:rPr>
+          <w:t>Framework for Improving Critical Infrastructure Cybersecurity, Version 1.1</w:t>
+        </w:r>
+      </w:hyperlink>
+      <w:r>
+        <w:rPr>
+          <w:rFonts w:ascii="Times New Roman" w:hAnsi="Times New Roman" w:cs="Times New Roman"/>
+          <w:color w:val="000000" w:themeColor="text1"/>
+          <w:sz w:val="24"/>
+          <w:szCs w:val="24"/>
+        </w:rPr>
+        <w:t xml:space="preserve"> </w:t>
+      </w:r>
+    </w:p>
+    <w:p>
+      <w:pPr>
+        <w:pStyle w:val="ListParagraph"/>
         <w:numPr>
           <w:ilvl w:val="0"/>
-          <w:numId w:val="2"/>
+          <w:numId w:val="3"/>
         </w:numPr>
-        <w:rPr>
-          <w:rFonts w:ascii="Times New Roman" w:hAnsi="Times New Roman" w:cs="Times New Roman"/>
-        </w:rPr>
-      </w:pPr>
-      <w:r>
-        <w:rPr>
-          <w:rFonts w:ascii="Times New Roman" w:hAnsi="Times New Roman" w:cs="Times New Roman"/>
-        </w:rPr>
-        <w:t>National Institute of Standards and Technology. (2020). Security and Privacy Controls for Information Systems and Organizations, SP 800-53 Rev. 5. https://doi.org/10.6028/NIST.SP.800-53r5</w:t>
-      </w:r>
-    </w:p>
-    <w:p>
-      <w:pPr>
-        <w:pStyle w:val="ListBullet"/>
+        <w:spacing w:after="80"/>
+        <w:jc w:val="both"/>
+        <w:rPr>
+          <w:rFonts w:ascii="Times New Roman" w:hAnsi="Times New Roman" w:cs="Times New Roman"/>
+          <w:color w:val="000000" w:themeColor="text1"/>
+          <w:sz w:val="24"/>
+          <w:szCs w:val="24"/>
+        </w:rPr>
+      </w:pPr>
+      <w:r>
+        <w:rPr>
+          <w:rFonts w:ascii="Times New Roman" w:hAnsi="Times New Roman" w:cs="Times New Roman"/>
+          <w:color w:val="000000" w:themeColor="text1"/>
+          <w:sz w:val="24"/>
+          <w:szCs w:val="24"/>
+        </w:rPr>
+        <w:t xml:space="preserve">National Institute of Standards and Technology. (2020). Security and Privacy Controls for Information Systems and Organizations, SP 800-53 Rev. 5. </w:t>
+      </w:r>
+      <w:hyperlink r:id="rId8" w:history="1">
+        <w:r>
+          <w:rPr>
+            <w:rStyle w:val="Hyperlink"/>
+            <w:rFonts w:ascii="Times New Roman" w:hAnsi="Times New Roman" w:cs="Times New Roman"/>
+            <w:sz w:val="24"/>
+            <w:szCs w:val="24"/>
+          </w:rPr>
+          <w:t>nvlpubs.nist.gov/nistpubs/SpecialPublications/NIST.SP.800-53r5.pdf</w:t>
+        </w:r>
+      </w:hyperlink>
+      <w:r>
+        <w:rPr>
+          <w:rFonts w:ascii="Times New Roman" w:hAnsi="Times New Roman" w:cs="Times New Roman"/>
+          <w:color w:val="000000" w:themeColor="text1"/>
+          <w:sz w:val="24"/>
+          <w:szCs w:val="24"/>
+        </w:rPr>
+        <w:t xml:space="preserve"> </w:t>
+      </w:r>
+    </w:p>
+    <w:p>
+      <w:pPr>
+        <w:pStyle w:val="ListParagraph"/>
         <w:numPr>
           <w:ilvl w:val="0"/>
-          <w:numId w:val="2"/>
+          <w:numId w:val="3"/>
         </w:numPr>
-        <w:rPr>
-          <w:rFonts w:ascii="Times New Roman" w:hAnsi="Times New Roman" w:cs="Times New Roman"/>
-        </w:rPr>
-      </w:pPr>
-      <w:r>
-        <w:rPr>
-          <w:rFonts w:ascii="Times New Roman" w:hAnsi="Times New Roman" w:cs="Times New Roman"/>
-        </w:rPr>
-        <w:t>ISO/IEC. (2022). ISO/IEC 27001:2022 Information security, cybersecurity and privacy protection Information security management systems Requirements. https://www.iso.org/standard/27001</w:t>
-      </w:r>
+        <w:spacing w:after="80"/>
+        <w:jc w:val="both"/>
+        <w:rPr>
+          <w:rFonts w:ascii="Times New Roman" w:hAnsi="Times New Roman" w:cs="Times New Roman"/>
+          <w:color w:val="000000" w:themeColor="text1"/>
+          <w:sz w:val="24"/>
+          <w:szCs w:val="24"/>
+        </w:rPr>
+      </w:pPr>
+      <w:r>
+        <w:rPr>
+          <w:rFonts w:ascii="Times New Roman" w:hAnsi="Times New Roman" w:cs="Times New Roman"/>
+          <w:color w:val="000000" w:themeColor="text1"/>
+          <w:sz w:val="24"/>
+          <w:szCs w:val="24"/>
+        </w:rPr>
+        <w:t xml:space="preserve">ISO/IEC. (2022). ISO/IEC 27001:2022 Information security, cybersecurity and privacy protection Information security management systems Requirements. </w:t>
+      </w:r>
+      <w:hyperlink r:id="rId9" w:history="1">
+        <w:r>
+          <w:rPr>
+            <w:rStyle w:val="Hyperlink"/>
+            <w:rFonts w:ascii="Times New Roman" w:hAnsi="Times New Roman" w:cs="Times New Roman"/>
+            <w:sz w:val="24"/>
+            <w:szCs w:val="24"/>
+          </w:rPr>
+          <w:t>https://www.iso.org/standard/27001</w:t>
+        </w:r>
+      </w:hyperlink>
+    </w:p>
+    <w:p>
+      <w:pPr>
+        <w:jc w:val="both"/>
+        <w:rPr>
+          <w:rFonts w:ascii="Times New Roman" w:hAnsi="Times New Roman" w:cs="Times New Roman"/>
+          <w:color w:val="000000" w:themeColor="text1"/>
+        </w:rPr>
+      </w:pPr>
     </w:p>
     <w:sectPr>
-      <w:pgSz w:w="11906" w:h="16838"/>
-      <w:pgMar w:top="1440" w:right="1440" w:bottom="1440" w:left="1440" w:header="708" w:footer="708" w:gutter="0"/>
-      <w:cols w:space="708"/>
+      <w:pgSz w:w="12240" w:h="15840"/>
+      <w:pgMar w:top="1037" w:right="1181" w:bottom="1037" w:left="1181" w:header="720" w:footer="720" w:gutter="0"/>
+      <w:cols w:space="720"/>
       <w:docGrid w:linePitch="360"/>
     </w:sectPr>
   </w:body>
@@ -2896,12 +4080,127 @@
       </w:rPr>
     </w:lvl>
   </w:abstractNum>
+  <w:abstractNum w:abstractNumId="1" w15:restartNumberingAfterBreak="0">
+    <w:nsid w:val="17B351F3"/>
+    <w:multiLevelType w:val="hybridMultilevel"/>
+    <w:tmpl w:val="1CEA8EDE"/>
+    <w:lvl w:ilvl="0" w:tplc="40090001">
+      <w:start w:val="1"/>
+      <w:numFmt w:val="bullet"/>
+      <w:lvlText w:val=""/>
+      <w:lvlJc w:val="left"/>
+      <w:pPr>
+        <w:ind w:left="720" w:hanging="360"/>
+      </w:pPr>
+      <w:rPr>
+        <w:rFonts w:ascii="Symbol" w:hAnsi="Symbol" w:hint="default"/>
+      </w:rPr>
+    </w:lvl>
+    <w:lvl w:ilvl="1" w:tplc="40090003" w:tentative="1">
+      <w:start w:val="1"/>
+      <w:numFmt w:val="bullet"/>
+      <w:lvlText w:val="o"/>
+      <w:lvlJc w:val="left"/>
+      <w:pPr>
+        <w:ind w:left="1440" w:hanging="360"/>
+      </w:pPr>
+      <w:rPr>
+        <w:rFonts w:ascii="Courier New" w:hAnsi="Courier New" w:cs="Courier New" w:hint="default"/>
+      </w:rPr>
+    </w:lvl>
+    <w:lvl w:ilvl="2" w:tplc="40090005" w:tentative="1">
+      <w:start w:val="1"/>
+      <w:numFmt w:val="bullet"/>
+      <w:lvlText w:val=""/>
+      <w:lvlJc w:val="left"/>
+      <w:pPr>
+        <w:ind w:left="2160" w:hanging="360"/>
+      </w:pPr>
+      <w:rPr>
+        <w:rFonts w:ascii="Wingdings" w:hAnsi="Wingdings" w:hint="default"/>
+      </w:rPr>
+    </w:lvl>
+    <w:lvl w:ilvl="3" w:tplc="40090001" w:tentative="1">
+      <w:start w:val="1"/>
+      <w:numFmt w:val="bullet"/>
+      <w:lvlText w:val=""/>
+      <w:lvlJc w:val="left"/>
+      <w:pPr>
+        <w:ind w:left="2880" w:hanging="360"/>
+      </w:pPr>
+      <w:rPr>
+        <w:rFonts w:ascii="Symbol" w:hAnsi="Symbol" w:hint="default"/>
+      </w:rPr>
+    </w:lvl>
+    <w:lvl w:ilvl="4" w:tplc="40090003" w:tentative="1">
+      <w:start w:val="1"/>
+      <w:numFmt w:val="bullet"/>
+      <w:lvlText w:val="o"/>
+      <w:lvlJc w:val="left"/>
+      <w:pPr>
+        <w:ind w:left="3600" w:hanging="360"/>
+      </w:pPr>
+      <w:rPr>
+        <w:rFonts w:ascii="Courier New" w:hAnsi="Courier New" w:cs="Courier New" w:hint="default"/>
+      </w:rPr>
+    </w:lvl>
+    <w:lvl w:ilvl="5" w:tplc="40090005" w:tentative="1">
+      <w:start w:val="1"/>
+      <w:numFmt w:val="bullet"/>
+      <w:lvlText w:val=""/>
+      <w:lvlJc w:val="left"/>
+      <w:pPr>
+        <w:ind w:left="4320" w:hanging="360"/>
+      </w:pPr>
+      <w:rPr>
+        <w:rFonts w:ascii="Wingdings" w:hAnsi="Wingdings" w:hint="default"/>
+      </w:rPr>
+    </w:lvl>
+    <w:lvl w:ilvl="6" w:tplc="40090001" w:tentative="1">
+      <w:start w:val="1"/>
+      <w:numFmt w:val="bullet"/>
+      <w:lvlText w:val=""/>
+      <w:lvlJc w:val="left"/>
+      <w:pPr>
+        <w:ind w:left="5040" w:hanging="360"/>
+      </w:pPr>
+      <w:rPr>
+        <w:rFonts w:ascii="Symbol" w:hAnsi="Symbol" w:hint="default"/>
+      </w:rPr>
+    </w:lvl>
+    <w:lvl w:ilvl="7" w:tplc="40090003" w:tentative="1">
+      <w:start w:val="1"/>
+      <w:numFmt w:val="bullet"/>
+      <w:lvlText w:val="o"/>
+      <w:lvlJc w:val="left"/>
+      <w:pPr>
+        <w:ind w:left="5760" w:hanging="360"/>
+      </w:pPr>
+      <w:rPr>
+        <w:rFonts w:ascii="Courier New" w:hAnsi="Courier New" w:cs="Courier New" w:hint="default"/>
+      </w:rPr>
+    </w:lvl>
+    <w:lvl w:ilvl="8" w:tplc="40090005" w:tentative="1">
+      <w:start w:val="1"/>
+      <w:numFmt w:val="bullet"/>
+      <w:lvlText w:val=""/>
+      <w:lvlJc w:val="left"/>
+      <w:pPr>
+        <w:ind w:left="6480" w:hanging="360"/>
+      </w:pPr>
+      <w:rPr>
+        <w:rFonts w:ascii="Wingdings" w:hAnsi="Wingdings" w:hint="default"/>
+      </w:rPr>
+    </w:lvl>
+  </w:abstractNum>
   <w:num w:numId="1" w16cid:durableId="377510665">
     <w:abstractNumId w:val="0"/>
   </w:num>
   <w:num w:numId="2" w16cid:durableId="1210848456">
     <w:abstractNumId w:val="0"/>
-    <w:lvlOverride w:ilvl="0"/>
+  </w:num>
+  <w:num w:numId="3" w16cid:durableId="792556038">
+    <w:abstractNumId w:val="1"/>
   </w:num>
 </w:numbering>
 </file>
@@ -3879,6 +5178,29 @@
       </w:tblBorders>
     </w:tblPr>
   </w:style>
+  <w:style w:type="character" w:styleId="Hyperlink">
+    <w:name w:val="Hyperlink"/>
+    <w:basedOn w:val="DefaultParagraphFont"/>
+    <w:uiPriority w:val="99"/>
+    <w:unhideWhenUsed/>
+    <w:rsid w:val="004A647A"/>
+    <w:rPr>
+      <w:color w:val="467886" w:themeColor="hyperlink"/>
+      <w:u w:val="single"/>
+    </w:rPr>
+  </w:style>
+  <w:style w:type="character" w:styleId="UnresolvedMention">
+    <w:name w:val="Unresolved Mention"/>
+    <w:basedOn w:val="DefaultParagraphFont"/>
+    <w:uiPriority w:val="99"/>
+    <w:semiHidden/>
+    <w:unhideWhenUsed/>
+    <w:rsid w:val="004A647A"/>
+    <w:rPr>
+      <w:color w:val="605E5C"/>
+      <w:shd w:val="clear" w:color="auto" w:fill="E1DFDD"/>
+    </w:rPr>
+  </w:style>
 </w:styles>
 </file>
 
